--- a/typeScriptPlaywright/docs/2. Playwright Basics.docx
+++ b/typeScriptPlaywright/docs/2. Playwright Basics.docx
@@ -2433,8 +2433,6 @@
         </w:rPr>
         <w:t xml:space="preserve"> </w:t>
       </w:r>
-      <w:bookmarkStart w:id="0" w:name="_GoBack"/>
-      <w:bookmarkEnd w:id="0"/>
       <w:r>
         <w:rPr>
           <w:sz w:val="40"/>
@@ -2916,20 +2914,702 @@
         </w:drawing>
       </w:r>
     </w:p>
-    <w:p/>
-    <w:p>
-      <w:pPr>
-        <w:rPr>
-          <w:lang w:val="en-GB"/>
-        </w:rPr>
-      </w:pPr>
-    </w:p>
-    <w:p>
-      <w:pPr>
-        <w:rPr>
-          <w:lang w:val="en-GB"/>
-        </w:rPr>
-      </w:pPr>
+    <w:p>
+      <w:r>
+        <w:rPr>
+          <w:sz w:val="40"/>
+          <w:szCs w:val="40"/>
+          <w:highlight w:val="yellow"/>
+        </w:rPr>
+        <w:lastRenderedPageBreak/>
+        <w:t>Handling web tables</w:t>
+      </w:r>
+      <w:r>
+        <w:t>:</w:t>
+      </w:r>
+    </w:p>
+    <w:p>
+      <w:r>
+        <w:rPr>
+          <w:noProof/>
+        </w:rPr>
+        <w:drawing>
+          <wp:inline distT="0" distB="0" distL="0" distR="0" wp14:anchorId="0D191648" wp14:editId="2953AEB2">
+            <wp:extent cx="5947258" cy="1506931"/>
+            <wp:effectExtent l="76200" t="76200" r="111125" b="112395"/>
+            <wp:docPr id="26" name="Picture 26"/>
+            <wp:cNvGraphicFramePr>
+              <a:graphicFrameLocks xmlns:a="http://schemas.openxmlformats.org/drawingml/2006/main" noChangeAspect="1"/>
+            </wp:cNvGraphicFramePr>
+            <a:graphic xmlns:a="http://schemas.openxmlformats.org/drawingml/2006/main">
+              <a:graphicData uri="http://schemas.openxmlformats.org/drawingml/2006/picture">
+                <pic:pic xmlns:pic="http://schemas.openxmlformats.org/drawingml/2006/picture">
+                  <pic:nvPicPr>
+                    <pic:cNvPr id="0" name=""/>
+                    <pic:cNvPicPr/>
+                  </pic:nvPicPr>
+                  <pic:blipFill rotWithShape="1">
+                    <a:blip r:embed="rId32"/>
+                    <a:srcRect b="46013"/>
+                    <a:stretch/>
+                  </pic:blipFill>
+                  <pic:spPr bwMode="auto">
+                    <a:xfrm>
+                      <a:off x="0" y="0"/>
+                      <a:ext cx="5943600" cy="1506004"/>
+                    </a:xfrm>
+                    <a:prstGeom prst="rect">
+                      <a:avLst/>
+                    </a:prstGeom>
+                    <a:ln w="38100" cap="sq" cmpd="sng" algn="ctr">
+                      <a:solidFill>
+                        <a:srgbClr val="000000"/>
+                      </a:solidFill>
+                      <a:prstDash val="solid"/>
+                      <a:miter lim="800000"/>
+                      <a:headEnd type="none" w="med" len="med"/>
+                      <a:tailEnd type="none" w="med" len="med"/>
+                    </a:ln>
+                    <a:effectLst>
+                      <a:outerShdw blurRad="50800" dist="38100" dir="2700000" algn="tl" rotWithShape="0">
+                        <a:srgbClr val="000000">
+                          <a:alpha val="43000"/>
+                        </a:srgbClr>
+                      </a:outerShdw>
+                    </a:effectLst>
+                    <a:extLst>
+                      <a:ext uri="{53640926-AAD7-44D8-BBD7-CCE9431645EC}">
+                        <a14:shadowObscured xmlns:a14="http://schemas.microsoft.com/office/drawing/2010/main"/>
+                      </a:ext>
+                    </a:extLst>
+                  </pic:spPr>
+                </pic:pic>
+              </a:graphicData>
+            </a:graphic>
+          </wp:inline>
+        </w:drawing>
+      </w:r>
+    </w:p>
+    <w:p>
+      <w:r>
+        <w:t>Here we will see how to handle web tables. We have taken the count of number of rows and number of columns.</w:t>
+      </w:r>
+      <w:r>
+        <w:t xml:space="preserve"> Then we have extracted the value of the cell corresponding to the first row and first column and verified whether the name is “Adani”. “</w:t>
+      </w:r>
+      <w:proofErr w:type="spellStart"/>
+      <w:proofErr w:type="gramStart"/>
+      <w:r>
+        <w:t>allInnerText</w:t>
+      </w:r>
+      <w:proofErr w:type="spellEnd"/>
+      <w:proofErr w:type="gramEnd"/>
+      <w:r>
+        <w:t>” function fetches all the text of the list of web elements and then we will loop around it and print the values of the table in the console.</w:t>
+      </w:r>
+    </w:p>
+    <w:p>
+      <w:pPr>
+        <w:rPr>
+          <w:lang w:val="en-GB"/>
+        </w:rPr>
+      </w:pPr>
+      <w:r>
+        <w:rPr>
+          <w:noProof/>
+        </w:rPr>
+        <w:drawing>
+          <wp:inline distT="0" distB="0" distL="0" distR="0" wp14:anchorId="60FC5EEF" wp14:editId="1EACB248">
+            <wp:extent cx="5943600" cy="3517900"/>
+            <wp:effectExtent l="76200" t="76200" r="114300" b="120650"/>
+            <wp:docPr id="27" name="Picture 27"/>
+            <wp:cNvGraphicFramePr>
+              <a:graphicFrameLocks xmlns:a="http://schemas.openxmlformats.org/drawingml/2006/main" noChangeAspect="1"/>
+            </wp:cNvGraphicFramePr>
+            <a:graphic xmlns:a="http://schemas.openxmlformats.org/drawingml/2006/main">
+              <a:graphicData uri="http://schemas.openxmlformats.org/drawingml/2006/picture">
+                <pic:pic xmlns:pic="http://schemas.openxmlformats.org/drawingml/2006/picture">
+                  <pic:nvPicPr>
+                    <pic:cNvPr id="0" name=""/>
+                    <pic:cNvPicPr/>
+                  </pic:nvPicPr>
+                  <pic:blipFill>
+                    <a:blip r:embed="rId33"/>
+                    <a:stretch>
+                      <a:fillRect/>
+                    </a:stretch>
+                  </pic:blipFill>
+                  <pic:spPr>
+                    <a:xfrm>
+                      <a:off x="0" y="0"/>
+                      <a:ext cx="5943600" cy="3517900"/>
+                    </a:xfrm>
+                    <a:prstGeom prst="rect">
+                      <a:avLst/>
+                    </a:prstGeom>
+                    <a:ln w="38100" cap="sq">
+                      <a:solidFill>
+                        <a:srgbClr val="000000"/>
+                      </a:solidFill>
+                      <a:prstDash val="solid"/>
+                      <a:miter lim="800000"/>
+                    </a:ln>
+                    <a:effectLst>
+                      <a:outerShdw blurRad="50800" dist="38100" dir="2700000" algn="tl" rotWithShape="0">
+                        <a:srgbClr val="000000">
+                          <a:alpha val="43000"/>
+                        </a:srgbClr>
+                      </a:outerShdw>
+                    </a:effectLst>
+                  </pic:spPr>
+                </pic:pic>
+              </a:graphicData>
+            </a:graphic>
+          </wp:inline>
+        </w:drawing>
+      </w:r>
+    </w:p>
+    <w:p>
+      <w:pPr>
+        <w:rPr>
+          <w:noProof/>
+        </w:rPr>
+      </w:pPr>
+    </w:p>
+    <w:p>
+      <w:pPr>
+        <w:rPr>
+          <w:noProof/>
+        </w:rPr>
+      </w:pPr>
+    </w:p>
+    <w:p>
+      <w:pPr>
+        <w:rPr>
+          <w:noProof/>
+        </w:rPr>
+      </w:pPr>
+    </w:p>
+    <w:p>
+      <w:pPr>
+        <w:rPr>
+          <w:noProof/>
+        </w:rPr>
+      </w:pPr>
+      <w:r>
+        <w:rPr>
+          <w:noProof/>
+          <w:sz w:val="40"/>
+          <w:szCs w:val="40"/>
+          <w:highlight w:val="yellow"/>
+        </w:rPr>
+        <w:lastRenderedPageBreak/>
+        <w:t>Handle shadow root element</w:t>
+      </w:r>
+      <w:r>
+        <w:rPr>
+          <w:noProof/>
+        </w:rPr>
+        <w:t>:</w:t>
+      </w:r>
+    </w:p>
+    <w:p>
+      <w:pPr>
+        <w:rPr>
+          <w:noProof/>
+        </w:rPr>
+      </w:pPr>
+      <w:r>
+        <w:rPr>
+          <w:noProof/>
+        </w:rPr>
+        <w:t>Handlind shadow root element is a complex task using selenium by framing the xpath but is easier to handle the same using playwright.</w:t>
+      </w:r>
+    </w:p>
+    <w:p>
+      <w:pPr>
+        <w:rPr>
+          <w:lang w:val="en-GB"/>
+        </w:rPr>
+      </w:pPr>
+      <w:r>
+        <w:rPr>
+          <w:noProof/>
+        </w:rPr>
+        <w:drawing>
+          <wp:inline distT="0" distB="0" distL="0" distR="0" wp14:anchorId="01627CED" wp14:editId="5F15E350">
+            <wp:extent cx="5943600" cy="2392045"/>
+            <wp:effectExtent l="76200" t="76200" r="114300" b="122555"/>
+            <wp:docPr id="28" name="Picture 28"/>
+            <wp:cNvGraphicFramePr>
+              <a:graphicFrameLocks xmlns:a="http://schemas.openxmlformats.org/drawingml/2006/main" noChangeAspect="1"/>
+            </wp:cNvGraphicFramePr>
+            <a:graphic xmlns:a="http://schemas.openxmlformats.org/drawingml/2006/main">
+              <a:graphicData uri="http://schemas.openxmlformats.org/drawingml/2006/picture">
+                <pic:pic xmlns:pic="http://schemas.openxmlformats.org/drawingml/2006/picture">
+                  <pic:nvPicPr>
+                    <pic:cNvPr id="0" name=""/>
+                    <pic:cNvPicPr/>
+                  </pic:nvPicPr>
+                  <pic:blipFill>
+                    <a:blip r:embed="rId34"/>
+                    <a:stretch>
+                      <a:fillRect/>
+                    </a:stretch>
+                  </pic:blipFill>
+                  <pic:spPr>
+                    <a:xfrm>
+                      <a:off x="0" y="0"/>
+                      <a:ext cx="5943600" cy="2392045"/>
+                    </a:xfrm>
+                    <a:prstGeom prst="rect">
+                      <a:avLst/>
+                    </a:prstGeom>
+                    <a:ln w="38100" cap="sq">
+                      <a:solidFill>
+                        <a:srgbClr val="000000"/>
+                      </a:solidFill>
+                      <a:prstDash val="solid"/>
+                      <a:miter lim="800000"/>
+                    </a:ln>
+                    <a:effectLst>
+                      <a:outerShdw blurRad="50800" dist="38100" dir="2700000" algn="tl" rotWithShape="0">
+                        <a:srgbClr val="000000">
+                          <a:alpha val="43000"/>
+                        </a:srgbClr>
+                      </a:outerShdw>
+                    </a:effectLst>
+                  </pic:spPr>
+                </pic:pic>
+              </a:graphicData>
+            </a:graphic>
+          </wp:inline>
+        </w:drawing>
+      </w:r>
+    </w:p>
+    <w:p>
+      <w:pPr>
+        <w:rPr>
+          <w:lang w:val="en-GB"/>
+        </w:rPr>
+      </w:pPr>
+      <w:r>
+        <w:rPr>
+          <w:noProof/>
+        </w:rPr>
+        <w:drawing>
+          <wp:inline distT="0" distB="0" distL="0" distR="0" wp14:anchorId="03636A0D" wp14:editId="3F04ED97">
+            <wp:extent cx="4781550" cy="2352675"/>
+            <wp:effectExtent l="76200" t="76200" r="114300" b="123825"/>
+            <wp:docPr id="29" name="Picture 29"/>
+            <wp:cNvGraphicFramePr>
+              <a:graphicFrameLocks xmlns:a="http://schemas.openxmlformats.org/drawingml/2006/main" noChangeAspect="1"/>
+            </wp:cNvGraphicFramePr>
+            <a:graphic xmlns:a="http://schemas.openxmlformats.org/drawingml/2006/main">
+              <a:graphicData uri="http://schemas.openxmlformats.org/drawingml/2006/picture">
+                <pic:pic xmlns:pic="http://schemas.openxmlformats.org/drawingml/2006/picture">
+                  <pic:nvPicPr>
+                    <pic:cNvPr id="0" name=""/>
+                    <pic:cNvPicPr/>
+                  </pic:nvPicPr>
+                  <pic:blipFill>
+                    <a:blip r:embed="rId35"/>
+                    <a:stretch>
+                      <a:fillRect/>
+                    </a:stretch>
+                  </pic:blipFill>
+                  <pic:spPr>
+                    <a:xfrm>
+                      <a:off x="0" y="0"/>
+                      <a:ext cx="4781550" cy="2352675"/>
+                    </a:xfrm>
+                    <a:prstGeom prst="rect">
+                      <a:avLst/>
+                    </a:prstGeom>
+                    <a:ln w="38100" cap="sq">
+                      <a:solidFill>
+                        <a:srgbClr val="000000"/>
+                      </a:solidFill>
+                      <a:prstDash val="solid"/>
+                      <a:miter lim="800000"/>
+                    </a:ln>
+                    <a:effectLst>
+                      <a:outerShdw blurRad="50800" dist="38100" dir="2700000" algn="tl" rotWithShape="0">
+                        <a:srgbClr val="000000">
+                          <a:alpha val="43000"/>
+                        </a:srgbClr>
+                      </a:outerShdw>
+                    </a:effectLst>
+                  </pic:spPr>
+                </pic:pic>
+              </a:graphicData>
+            </a:graphic>
+          </wp:inline>
+        </w:drawing>
+      </w:r>
+    </w:p>
+    <w:p>
+      <w:pPr>
+        <w:rPr>
+          <w:lang w:val="en-GB"/>
+        </w:rPr>
+      </w:pPr>
+    </w:p>
+    <w:p>
+      <w:pPr>
+        <w:rPr>
+          <w:lang w:val="en-GB"/>
+        </w:rPr>
+      </w:pPr>
+    </w:p>
+    <w:p>
+      <w:pPr>
+        <w:rPr>
+          <w:lang w:val="en-GB"/>
+        </w:rPr>
+      </w:pPr>
+    </w:p>
+    <w:p>
+      <w:pPr>
+        <w:rPr>
+          <w:lang w:val="en-GB"/>
+        </w:rPr>
+      </w:pPr>
+    </w:p>
+    <w:p>
+      <w:pPr>
+        <w:rPr>
+          <w:lang w:val="en-GB"/>
+        </w:rPr>
+      </w:pPr>
+    </w:p>
+    <w:p>
+      <w:pPr>
+        <w:rPr>
+          <w:lang w:val="en-GB"/>
+        </w:rPr>
+      </w:pPr>
+      <w:r>
+        <w:rPr>
+          <w:sz w:val="40"/>
+          <w:szCs w:val="40"/>
+          <w:highlight w:val="yellow"/>
+          <w:lang w:val="en-GB"/>
+        </w:rPr>
+        <w:lastRenderedPageBreak/>
+        <w:t>Mouse Hover element</w:t>
+      </w:r>
+      <w:r>
+        <w:rPr>
+          <w:lang w:val="en-GB"/>
+        </w:rPr>
+        <w:t>:</w:t>
+      </w:r>
+    </w:p>
+    <w:p>
+      <w:pPr>
+        <w:rPr>
+          <w:lang w:val="en-GB"/>
+        </w:rPr>
+      </w:pPr>
+      <w:r>
+        <w:rPr>
+          <w:lang w:val="en-GB"/>
+        </w:rPr>
+        <w:t>We will hover on All Courses and will click on the first element.</w:t>
+      </w:r>
+    </w:p>
+    <w:p>
+      <w:pPr>
+        <w:rPr>
+          <w:lang w:val="en-GB"/>
+        </w:rPr>
+      </w:pPr>
+      <w:r>
+        <w:rPr>
+          <w:noProof/>
+        </w:rPr>
+        <w:drawing>
+          <wp:inline distT="0" distB="0" distL="0" distR="0" wp14:anchorId="5CCC9C95" wp14:editId="6D33DB29">
+            <wp:extent cx="5943600" cy="1076325"/>
+            <wp:effectExtent l="0" t="0" r="0" b="0"/>
+            <wp:docPr id="30" name="Picture 30"/>
+            <wp:cNvGraphicFramePr>
+              <a:graphicFrameLocks xmlns:a="http://schemas.openxmlformats.org/drawingml/2006/main" noChangeAspect="1"/>
+            </wp:cNvGraphicFramePr>
+            <a:graphic xmlns:a="http://schemas.openxmlformats.org/drawingml/2006/main">
+              <a:graphicData uri="http://schemas.openxmlformats.org/drawingml/2006/picture">
+                <pic:pic xmlns:pic="http://schemas.openxmlformats.org/drawingml/2006/picture">
+                  <pic:nvPicPr>
+                    <pic:cNvPr id="0" name=""/>
+                    <pic:cNvPicPr/>
+                  </pic:nvPicPr>
+                  <pic:blipFill>
+                    <a:blip r:embed="rId36"/>
+                    <a:stretch>
+                      <a:fillRect/>
+                    </a:stretch>
+                  </pic:blipFill>
+                  <pic:spPr>
+                    <a:xfrm>
+                      <a:off x="0" y="0"/>
+                      <a:ext cx="5943600" cy="1076325"/>
+                    </a:xfrm>
+                    <a:prstGeom prst="rect">
+                      <a:avLst/>
+                    </a:prstGeom>
+                  </pic:spPr>
+                </pic:pic>
+              </a:graphicData>
+            </a:graphic>
+          </wp:inline>
+        </w:drawing>
+      </w:r>
+    </w:p>
+    <w:p>
+      <w:pPr>
+        <w:rPr>
+          <w:lang w:val="en-GB"/>
+        </w:rPr>
+      </w:pPr>
+      <w:r>
+        <w:rPr>
+          <w:lang w:val="en-GB"/>
+        </w:rPr>
+        <w:t>Hover function helps us to hover on menu items.</w:t>
+      </w:r>
+    </w:p>
+    <w:p>
+      <w:pPr>
+        <w:rPr>
+          <w:lang w:val="en-GB"/>
+        </w:rPr>
+      </w:pPr>
+      <w:r>
+        <w:rPr>
+          <w:noProof/>
+        </w:rPr>
+        <w:drawing>
+          <wp:inline distT="0" distB="0" distL="0" distR="0" wp14:anchorId="12FE35F0" wp14:editId="55A3779F">
+            <wp:extent cx="5457825" cy="2447925"/>
+            <wp:effectExtent l="76200" t="76200" r="123825" b="123825"/>
+            <wp:docPr id="31" name="Picture 31"/>
+            <wp:cNvGraphicFramePr>
+              <a:graphicFrameLocks xmlns:a="http://schemas.openxmlformats.org/drawingml/2006/main" noChangeAspect="1"/>
+            </wp:cNvGraphicFramePr>
+            <a:graphic xmlns:a="http://schemas.openxmlformats.org/drawingml/2006/main">
+              <a:graphicData uri="http://schemas.openxmlformats.org/drawingml/2006/picture">
+                <pic:pic xmlns:pic="http://schemas.openxmlformats.org/drawingml/2006/picture">
+                  <pic:nvPicPr>
+                    <pic:cNvPr id="0" name=""/>
+                    <pic:cNvPicPr/>
+                  </pic:nvPicPr>
+                  <pic:blipFill>
+                    <a:blip r:embed="rId37"/>
+                    <a:stretch>
+                      <a:fillRect/>
+                    </a:stretch>
+                  </pic:blipFill>
+                  <pic:spPr>
+                    <a:xfrm>
+                      <a:off x="0" y="0"/>
+                      <a:ext cx="5457825" cy="2447925"/>
+                    </a:xfrm>
+                    <a:prstGeom prst="rect">
+                      <a:avLst/>
+                    </a:prstGeom>
+                    <a:ln w="38100" cap="sq">
+                      <a:solidFill>
+                        <a:srgbClr val="000000"/>
+                      </a:solidFill>
+                      <a:prstDash val="solid"/>
+                      <a:miter lim="800000"/>
+                    </a:ln>
+                    <a:effectLst>
+                      <a:outerShdw blurRad="50800" dist="38100" dir="2700000" algn="tl" rotWithShape="0">
+                        <a:srgbClr val="000000">
+                          <a:alpha val="43000"/>
+                        </a:srgbClr>
+                      </a:outerShdw>
+                    </a:effectLst>
+                  </pic:spPr>
+                </pic:pic>
+              </a:graphicData>
+            </a:graphic>
+          </wp:inline>
+        </w:drawing>
+      </w:r>
+    </w:p>
+    <w:p>
+      <w:pPr>
+        <w:rPr>
+          <w:lang w:val="en-GB"/>
+        </w:rPr>
+      </w:pPr>
+      <w:r>
+        <w:rPr>
+          <w:sz w:val="40"/>
+          <w:szCs w:val="40"/>
+          <w:highlight w:val="yellow"/>
+          <w:lang w:val="en-GB"/>
+        </w:rPr>
+        <w:t>Right click</w:t>
+      </w:r>
+      <w:r>
+        <w:rPr>
+          <w:lang w:val="en-GB"/>
+        </w:rPr>
+        <w:t>:</w:t>
+      </w:r>
+    </w:p>
+    <w:p>
+      <w:pPr>
+        <w:rPr>
+          <w:lang w:val="en-GB"/>
+        </w:rPr>
+      </w:pPr>
+      <w:r>
+        <w:rPr>
+          <w:noProof/>
+        </w:rPr>
+        <w:drawing>
+          <wp:inline distT="0" distB="0" distL="0" distR="0" wp14:anchorId="2CBBABB5" wp14:editId="1EBB006D">
+            <wp:extent cx="4970036" cy="2011680"/>
+            <wp:effectExtent l="76200" t="76200" r="116840" b="121920"/>
+            <wp:docPr id="33" name="Picture 33"/>
+            <wp:cNvGraphicFramePr>
+              <a:graphicFrameLocks xmlns:a="http://schemas.openxmlformats.org/drawingml/2006/main" noChangeAspect="1"/>
+            </wp:cNvGraphicFramePr>
+            <a:graphic xmlns:a="http://schemas.openxmlformats.org/drawingml/2006/main">
+              <a:graphicData uri="http://schemas.openxmlformats.org/drawingml/2006/picture">
+                <pic:pic xmlns:pic="http://schemas.openxmlformats.org/drawingml/2006/picture">
+                  <pic:nvPicPr>
+                    <pic:cNvPr id="0" name=""/>
+                    <pic:cNvPicPr/>
+                  </pic:nvPicPr>
+                  <pic:blipFill rotWithShape="1">
+                    <a:blip r:embed="rId38"/>
+                    <a:srcRect l="37418" t="19475" r="16015" b="47016"/>
+                    <a:stretch/>
+                  </pic:blipFill>
+                  <pic:spPr bwMode="auto">
+                    <a:xfrm>
+                      <a:off x="0" y="0"/>
+                      <a:ext cx="4970036" cy="2011680"/>
+                    </a:xfrm>
+                    <a:prstGeom prst="rect">
+                      <a:avLst/>
+                    </a:prstGeom>
+                    <a:ln w="38100" cap="sq">
+                      <a:solidFill>
+                        <a:srgbClr val="000000"/>
+                      </a:solidFill>
+                      <a:prstDash val="solid"/>
+                      <a:miter lim="800000"/>
+                    </a:ln>
+                    <a:effectLst>
+                      <a:outerShdw blurRad="50800" dist="38100" dir="2700000" algn="tl" rotWithShape="0">
+                        <a:srgbClr val="000000">
+                          <a:alpha val="43000"/>
+                        </a:srgbClr>
+                      </a:outerShdw>
+                    </a:effectLst>
+                    <a:extLst>
+                      <a:ext uri="{53640926-AAD7-44D8-BBD7-CCE9431645EC}">
+                        <a14:shadowObscured xmlns:a14="http://schemas.microsoft.com/office/drawing/2010/main"/>
+                      </a:ext>
+                    </a:extLst>
+                  </pic:spPr>
+                </pic:pic>
+              </a:graphicData>
+            </a:graphic>
+          </wp:inline>
+        </w:drawing>
+      </w:r>
+    </w:p>
+    <w:p>
+      <w:pPr>
+        <w:rPr>
+          <w:lang w:val="en-GB"/>
+        </w:rPr>
+      </w:pPr>
+      <w:r>
+        <w:rPr>
+          <w:lang w:val="en-GB"/>
+        </w:rPr>
+        <w:t>For right click operation within the click function we will pass parameter as button: ‘right’.</w:t>
+      </w:r>
+    </w:p>
+    <w:p>
+      <w:pPr>
+        <w:rPr>
+          <w:lang w:val="en-GB"/>
+        </w:rPr>
+      </w:pPr>
+      <w:r>
+        <w:rPr>
+          <w:noProof/>
+        </w:rPr>
+        <w:lastRenderedPageBreak/>
+        <w:drawing>
+          <wp:inline distT="0" distB="0" distL="0" distR="0" wp14:anchorId="32D90FD8" wp14:editId="0CB4FA20">
+            <wp:extent cx="5943600" cy="1755140"/>
+            <wp:effectExtent l="76200" t="76200" r="114300" b="111760"/>
+            <wp:docPr id="32" name="Picture 32"/>
+            <wp:cNvGraphicFramePr>
+              <a:graphicFrameLocks xmlns:a="http://schemas.openxmlformats.org/drawingml/2006/main" noChangeAspect="1"/>
+            </wp:cNvGraphicFramePr>
+            <a:graphic xmlns:a="http://schemas.openxmlformats.org/drawingml/2006/main">
+              <a:graphicData uri="http://schemas.openxmlformats.org/drawingml/2006/picture">
+                <pic:pic xmlns:pic="http://schemas.openxmlformats.org/drawingml/2006/picture">
+                  <pic:nvPicPr>
+                    <pic:cNvPr id="0" name=""/>
+                    <pic:cNvPicPr/>
+                  </pic:nvPicPr>
+                  <pic:blipFill>
+                    <a:blip r:embed="rId39"/>
+                    <a:stretch>
+                      <a:fillRect/>
+                    </a:stretch>
+                  </pic:blipFill>
+                  <pic:spPr>
+                    <a:xfrm>
+                      <a:off x="0" y="0"/>
+                      <a:ext cx="5943600" cy="1755140"/>
+                    </a:xfrm>
+                    <a:prstGeom prst="rect">
+                      <a:avLst/>
+                    </a:prstGeom>
+                    <a:ln w="38100" cap="sq">
+                      <a:solidFill>
+                        <a:srgbClr val="000000"/>
+                      </a:solidFill>
+                      <a:prstDash val="solid"/>
+                      <a:miter lim="800000"/>
+                    </a:ln>
+                    <a:effectLst>
+                      <a:outerShdw blurRad="50800" dist="38100" dir="2700000" algn="tl" rotWithShape="0">
+                        <a:srgbClr val="000000">
+                          <a:alpha val="43000"/>
+                        </a:srgbClr>
+                      </a:outerShdw>
+                    </a:effectLst>
+                  </pic:spPr>
+                </pic:pic>
+              </a:graphicData>
+            </a:graphic>
+          </wp:inline>
+        </w:drawing>
+      </w:r>
+    </w:p>
+    <w:p>
+      <w:pPr>
+        <w:rPr>
+          <w:lang w:val="en-GB"/>
+        </w:rPr>
+      </w:pPr>
+      <w:bookmarkStart w:id="0" w:name="_GoBack"/>
+      <w:bookmarkEnd w:id="0"/>
     </w:p>
     <w:sectPr>
       <w:pgSz w:w="12240" w:h="15840"/>

--- a/typeScriptPlaywright/docs/2. Playwright Basics.docx
+++ b/typeScriptPlaywright/docs/2. Playwright Basics.docx
@@ -1,6 +1,6 @@
 
 <file path=word/document.xml><?xml version="1.0" encoding="utf-8"?>
-<w:document xmlns:wpc="http://schemas.microsoft.com/office/word/2010/wordprocessingCanvas" xmlns:mc="http://schemas.openxmlformats.org/markup-compatibility/2006" xmlns:o="urn:schemas-microsoft-com:office:office" xmlns:r="http://schemas.openxmlformats.org/officeDocument/2006/relationships" xmlns:m="http://schemas.openxmlformats.org/officeDocument/2006/math" xmlns:v="urn:schemas-microsoft-com:vml" xmlns:wp14="http://schemas.microsoft.com/office/word/2010/wordprocessingDrawing" xmlns:wp="http://schemas.openxmlformats.org/drawingml/2006/wordprocessingDrawing" xmlns:w10="urn:schemas-microsoft-com:office:word" xmlns:w="http://schemas.openxmlformats.org/wordprocessingml/2006/main" xmlns:w14="http://schemas.microsoft.com/office/word/2010/wordml" xmlns:wpg="http://schemas.microsoft.com/office/word/2010/wordprocessingGroup" xmlns:wpi="http://schemas.microsoft.com/office/word/2010/wordprocessingInk" xmlns:wne="http://schemas.microsoft.com/office/word/2006/wordml" xmlns:wps="http://schemas.microsoft.com/office/word/2010/wordprocessingShape" mc:Ignorable="w14 wp14">
+<w:document xmlns:ve="http://schemas.openxmlformats.org/markup-compatibility/2006" xmlns:o="urn:schemas-microsoft-com:office:office" xmlns:r="http://schemas.openxmlformats.org/officeDocument/2006/relationships" xmlns:m="http://schemas.openxmlformats.org/officeDocument/2006/math" xmlns:v="urn:schemas-microsoft-com:vml" xmlns:wp="http://schemas.openxmlformats.org/drawingml/2006/wordprocessingDrawing" xmlns:w10="urn:schemas-microsoft-com:office:word" xmlns:w="http://schemas.openxmlformats.org/wordprocessingml/2006/main" xmlns:wne="http://schemas.microsoft.com/office/word/2006/wordml">
   <w:body>
     <w:p>
       <w:pPr>
@@ -36,7 +36,7 @@
         </w:rPr>
         <w:t xml:space="preserve">We can find playwright documentation in: </w:t>
       </w:r>
-      <w:hyperlink r:id="rId6" w:history="1">
+      <w:hyperlink r:id="rId5" w:history="1">
         <w:r>
           <w:rPr>
             <w:rStyle w:val="Hyperlink"/>
@@ -79,35 +79,7 @@
         <w:rPr>
           <w:highlight w:val="yellow"/>
         </w:rPr>
-        <w:t>pm</w:t>
-      </w:r>
-      <w:proofErr w:type="spellEnd"/>
-      <w:r>
-        <w:rPr>
-          <w:highlight w:val="yellow"/>
-        </w:rPr>
-        <w:t xml:space="preserve"> </w:t>
-      </w:r>
-      <w:proofErr w:type="spellStart"/>
-      <w:r>
-        <w:rPr>
-          <w:highlight w:val="yellow"/>
-        </w:rPr>
-        <w:t>init</w:t>
-      </w:r>
-      <w:proofErr w:type="spellEnd"/>
-      <w:r>
-        <w:rPr>
-          <w:highlight w:val="yellow"/>
-        </w:rPr>
-        <w:t xml:space="preserve"> </w:t>
-      </w:r>
-      <w:proofErr w:type="spellStart"/>
-      <w:r>
-        <w:rPr>
-          <w:highlight w:val="yellow"/>
-        </w:rPr>
-        <w:t>playwright@latest</w:t>
+        <w:t>pminitplaywright@latest</w:t>
       </w:r>
       <w:proofErr w:type="spellEnd"/>
       <w:r>
@@ -135,7 +107,7 @@
                     <pic:cNvPicPr/>
                   </pic:nvPicPr>
                   <pic:blipFill>
-                    <a:blip r:embed="rId7"/>
+                    <a:blip r:embed="rId6"/>
                     <a:stretch>
                       <a:fillRect/>
                     </a:stretch>
@@ -227,7 +199,7 @@
                     <pic:cNvPicPr/>
                   </pic:nvPicPr>
                   <pic:blipFill>
-                    <a:blip r:embed="rId8"/>
+                    <a:blip r:embed="rId7"/>
                     <a:stretch>
                       <a:fillRect/>
                     </a:stretch>
@@ -393,7 +365,7 @@
                     <pic:cNvPicPr/>
                   </pic:nvPicPr>
                   <pic:blipFill>
-                    <a:blip r:embed="rId9"/>
+                    <a:blip r:embed="rId8"/>
                     <a:stretch>
                       <a:fillRect/>
                     </a:stretch>
@@ -449,7 +421,7 @@
                     <pic:cNvPicPr/>
                   </pic:nvPicPr>
                   <pic:blipFill rotWithShape="1">
-                    <a:blip r:embed="rId10"/>
+                    <a:blip r:embed="rId9"/>
                     <a:srcRect t="2529" b="5899"/>
                     <a:stretch/>
                   </pic:blipFill>
@@ -479,7 +451,7 @@
                     </a:effectLst>
                     <a:extLst>
                       <a:ext uri="{53640926-AAD7-44D8-BBD7-CCE9431645EC}">
-                        <a14:shadowObscured xmlns:a14="http://schemas.microsoft.com/office/drawing/2010/main"/>
+                        <a14:shadowObscured xmlns:a14="http://schemas.microsoft.com/office/drawing/2010/main" xmlns:wps="http://schemas.microsoft.com/office/word/2010/wordprocessingShape" xmlns:wpi="http://schemas.microsoft.com/office/word/2010/wordprocessingInk" xmlns:wpg="http://schemas.microsoft.com/office/word/2010/wordprocessingGroup" xmlns:w14="http://schemas.microsoft.com/office/word/2010/wordml" xmlns:w="http://schemas.openxmlformats.org/wordprocessingml/2006/main" xmlns:w10="urn:schemas-microsoft-com:office:word" xmlns:wp14="http://schemas.microsoft.com/office/word/2010/wordprocessingDrawing" xmlns:v="urn:schemas-microsoft-com:vml" xmlns:o="urn:schemas-microsoft-com:office:office" xmlns:mc="http://schemas.openxmlformats.org/markup-compatibility/2006" xmlns:wpc="http://schemas.microsoft.com/office/word/2010/wordprocessingCanvas" xmlns=""/>
                       </a:ext>
                     </a:extLst>
                   </pic:spPr>
@@ -531,7 +503,7 @@
                     <pic:cNvPicPr/>
                   </pic:nvPicPr>
                   <pic:blipFill rotWithShape="1">
-                    <a:blip r:embed="rId11"/>
+                    <a:blip r:embed="rId10"/>
                     <a:srcRect b="53927"/>
                     <a:stretch/>
                   </pic:blipFill>
@@ -559,7 +531,7 @@
                     </a:effectLst>
                     <a:extLst>
                       <a:ext uri="{53640926-AAD7-44D8-BBD7-CCE9431645EC}">
-                        <a14:shadowObscured xmlns:a14="http://schemas.microsoft.com/office/drawing/2010/main"/>
+                        <a14:shadowObscured xmlns:a14="http://schemas.microsoft.com/office/drawing/2010/main" xmlns:wps="http://schemas.microsoft.com/office/word/2010/wordprocessingShape" xmlns:wpi="http://schemas.microsoft.com/office/word/2010/wordprocessingInk" xmlns:wpg="http://schemas.microsoft.com/office/word/2010/wordprocessingGroup" xmlns:w14="http://schemas.microsoft.com/office/word/2010/wordml" xmlns:w="http://schemas.openxmlformats.org/wordprocessingml/2006/main" xmlns:w10="urn:schemas-microsoft-com:office:word" xmlns:wp14="http://schemas.microsoft.com/office/word/2010/wordprocessingDrawing" xmlns:v="urn:schemas-microsoft-com:vml" xmlns:o="urn:schemas-microsoft-com:office:office" xmlns:mc="http://schemas.openxmlformats.org/markup-compatibility/2006" xmlns:wpc="http://schemas.microsoft.com/office/word/2010/wordprocessingCanvas" xmlns=""/>
                       </a:ext>
                     </a:extLst>
                   </pic:spPr>
@@ -602,7 +574,7 @@
                     <pic:cNvPicPr/>
                   </pic:nvPicPr>
                   <pic:blipFill>
-                    <a:blip r:embed="rId12"/>
+                    <a:blip r:embed="rId11"/>
                     <a:stretch>
                       <a:fillRect/>
                     </a:stretch>
@@ -693,7 +665,7 @@
                     <pic:cNvPicPr/>
                   </pic:nvPicPr>
                   <pic:blipFill>
-                    <a:blip r:embed="rId13"/>
+                    <a:blip r:embed="rId12"/>
                     <a:stretch>
                       <a:fillRect/>
                     </a:stretch>
@@ -767,7 +739,7 @@
                     <pic:cNvPicPr/>
                   </pic:nvPicPr>
                   <pic:blipFill>
-                    <a:blip r:embed="rId14"/>
+                    <a:blip r:embed="rId13"/>
                     <a:stretch>
                       <a:fillRect/>
                     </a:stretch>
@@ -841,7 +813,7 @@
                     <pic:cNvPicPr/>
                   </pic:nvPicPr>
                   <pic:blipFill>
-                    <a:blip r:embed="rId15"/>
+                    <a:blip r:embed="rId14"/>
                     <a:stretch>
                       <a:fillRect/>
                     </a:stretch>
@@ -890,6 +862,81 @@
             <wp:extent cx="5791200" cy="1885950"/>
             <wp:effectExtent l="0" t="0" r="0" b="0"/>
             <wp:docPr id="13" name="Picture 13"/>
+            <wp:cNvGraphicFramePr>
+              <a:graphicFrameLocks xmlns:a="http://schemas.openxmlformats.org/drawingml/2006/main" noChangeAspect="1"/>
+            </wp:cNvGraphicFramePr>
+            <a:graphic xmlns:a="http://schemas.openxmlformats.org/drawingml/2006/main">
+              <a:graphicData uri="http://schemas.openxmlformats.org/drawingml/2006/picture">
+                <pic:pic xmlns:pic="http://schemas.openxmlformats.org/drawingml/2006/picture">
+                  <pic:nvPicPr>
+                    <pic:cNvPr id="0" name=""/>
+                    <pic:cNvPicPr/>
+                  </pic:nvPicPr>
+                  <pic:blipFill>
+                    <a:blip r:embed="rId15"/>
+                    <a:stretch>
+                      <a:fillRect/>
+                    </a:stretch>
+                  </pic:blipFill>
+                  <pic:spPr>
+                    <a:xfrm>
+                      <a:off x="0" y="0"/>
+                      <a:ext cx="5791200" cy="1885950"/>
+                    </a:xfrm>
+                    <a:prstGeom prst="rect">
+                      <a:avLst/>
+                    </a:prstGeom>
+                  </pic:spPr>
+                </pic:pic>
+              </a:graphicData>
+            </a:graphic>
+          </wp:inline>
+        </w:drawing>
+      </w:r>
+    </w:p>
+    <w:p>
+      <w:pPr>
+        <w:rPr>
+          <w:lang w:val="en-GB"/>
+        </w:rPr>
+      </w:pPr>
+      <w:r>
+        <w:rPr>
+          <w:lang w:val="en-GB"/>
+        </w:rPr>
+        <w:lastRenderedPageBreak/>
+        <w:t xml:space="preserve">Select only chromium and </w:t>
+      </w:r>
+      <w:proofErr w:type="spellStart"/>
+      <w:r>
+        <w:rPr>
+          <w:lang w:val="en-GB"/>
+        </w:rPr>
+        <w:t>firefox</w:t>
+      </w:r>
+      <w:proofErr w:type="spellEnd"/>
+      <w:r>
+        <w:rPr>
+          <w:lang w:val="en-GB"/>
+        </w:rPr>
+        <w:t>.</w:t>
+      </w:r>
+    </w:p>
+    <w:p>
+      <w:pPr>
+        <w:rPr>
+          <w:lang w:val="en-GB"/>
+        </w:rPr>
+      </w:pPr>
+      <w:r>
+        <w:rPr>
+          <w:noProof/>
+        </w:rPr>
+        <w:drawing>
+          <wp:inline distT="0" distB="0" distL="0" distR="0">
+            <wp:extent cx="5810250" cy="1743075"/>
+            <wp:effectExtent l="0" t="0" r="0" b="9525"/>
+            <wp:docPr id="14" name="Picture 14"/>
             <wp:cNvGraphicFramePr>
               <a:graphicFrameLocks xmlns:a="http://schemas.openxmlformats.org/drawingml/2006/main" noChangeAspect="1"/>
             </wp:cNvGraphicFramePr>
@@ -909,81 +956,6 @@
                   <pic:spPr>
                     <a:xfrm>
                       <a:off x="0" y="0"/>
-                      <a:ext cx="5791200" cy="1885950"/>
-                    </a:xfrm>
-                    <a:prstGeom prst="rect">
-                      <a:avLst/>
-                    </a:prstGeom>
-                  </pic:spPr>
-                </pic:pic>
-              </a:graphicData>
-            </a:graphic>
-          </wp:inline>
-        </w:drawing>
-      </w:r>
-    </w:p>
-    <w:p>
-      <w:pPr>
-        <w:rPr>
-          <w:lang w:val="en-GB"/>
-        </w:rPr>
-      </w:pPr>
-      <w:r>
-        <w:rPr>
-          <w:lang w:val="en-GB"/>
-        </w:rPr>
-        <w:lastRenderedPageBreak/>
-        <w:t xml:space="preserve">Select only chromium and </w:t>
-      </w:r>
-      <w:proofErr w:type="spellStart"/>
-      <w:r>
-        <w:rPr>
-          <w:lang w:val="en-GB"/>
-        </w:rPr>
-        <w:t>firefox</w:t>
-      </w:r>
-      <w:proofErr w:type="spellEnd"/>
-      <w:r>
-        <w:rPr>
-          <w:lang w:val="en-GB"/>
-        </w:rPr>
-        <w:t>.</w:t>
-      </w:r>
-    </w:p>
-    <w:p>
-      <w:pPr>
-        <w:rPr>
-          <w:lang w:val="en-GB"/>
-        </w:rPr>
-      </w:pPr>
-      <w:r>
-        <w:rPr>
-          <w:noProof/>
-        </w:rPr>
-        <w:drawing>
-          <wp:inline distT="0" distB="0" distL="0" distR="0">
-            <wp:extent cx="5810250" cy="1743075"/>
-            <wp:effectExtent l="0" t="0" r="0" b="9525"/>
-            <wp:docPr id="14" name="Picture 14"/>
-            <wp:cNvGraphicFramePr>
-              <a:graphicFrameLocks xmlns:a="http://schemas.openxmlformats.org/drawingml/2006/main" noChangeAspect="1"/>
-            </wp:cNvGraphicFramePr>
-            <a:graphic xmlns:a="http://schemas.openxmlformats.org/drawingml/2006/main">
-              <a:graphicData uri="http://schemas.openxmlformats.org/drawingml/2006/picture">
-                <pic:pic xmlns:pic="http://schemas.openxmlformats.org/drawingml/2006/picture">
-                  <pic:nvPicPr>
-                    <pic:cNvPr id="0" name=""/>
-                    <pic:cNvPicPr/>
-                  </pic:nvPicPr>
-                  <pic:blipFill>
-                    <a:blip r:embed="rId17"/>
-                    <a:stretch>
-                      <a:fillRect/>
-                    </a:stretch>
-                  </pic:blipFill>
-                  <pic:spPr>
-                    <a:xfrm>
-                      <a:off x="0" y="0"/>
                       <a:ext cx="5810250" cy="1743075"/>
                     </a:xfrm>
                     <a:prstGeom prst="rect">
@@ -1036,7 +1008,7 @@
                     <pic:cNvPicPr/>
                   </pic:nvPicPr>
                   <pic:blipFill>
-                    <a:blip r:embed="rId18"/>
+                    <a:blip r:embed="rId17"/>
                     <a:stretch>
                       <a:fillRect/>
                     </a:stretch>
@@ -1110,7 +1082,7 @@
                     <pic:cNvPicPr/>
                   </pic:nvPicPr>
                   <pic:blipFill>
-                    <a:blip r:embed="rId19"/>
+                    <a:blip r:embed="rId18"/>
                     <a:stretch>
                       <a:fillRect/>
                     </a:stretch>
@@ -1509,7 +1481,7 @@
                     </pic:cNvPicPr>
                   </pic:nvPicPr>
                   <pic:blipFill>
-                    <a:blip r:embed="rId20"/>
+                    <a:blip r:embed="rId19"/>
                     <a:srcRect/>
                     <a:stretch>
                       <a:fillRect/>
@@ -1626,7 +1598,7 @@
           <w:noProof/>
         </w:rPr>
         <w:drawing>
-          <wp:inline distT="0" distB="0" distL="0" distR="0" wp14:anchorId="5A9D8B5A" wp14:editId="0765D355">
+          <wp:inline distT="0" distB="0" distL="0" distR="0">
             <wp:extent cx="4086225" cy="5524500"/>
             <wp:effectExtent l="76200" t="76200" r="123825" b="114300"/>
             <wp:docPr id="7" name="Picture 7"/>
@@ -1641,7 +1613,7 @@
                     <pic:cNvPicPr/>
                   </pic:nvPicPr>
                   <pic:blipFill>
-                    <a:blip r:embed="rId21"/>
+                    <a:blip r:embed="rId20"/>
                     <a:stretch>
                       <a:fillRect/>
                     </a:stretch>
@@ -1688,7 +1660,7 @@
         </w:rPr>
         <w:lastRenderedPageBreak/>
         <w:drawing>
-          <wp:inline distT="0" distB="0" distL="0" distR="0" wp14:anchorId="0341460F" wp14:editId="22721F03">
+          <wp:inline distT="0" distB="0" distL="0" distR="0">
             <wp:extent cx="5943600" cy="2501265"/>
             <wp:effectExtent l="76200" t="76200" r="114300" b="108585"/>
             <wp:docPr id="6" name="Picture 6"/>
@@ -1703,7 +1675,7 @@
                     <pic:cNvPicPr/>
                   </pic:nvPicPr>
                   <pic:blipFill>
-                    <a:blip r:embed="rId22"/>
+                    <a:blip r:embed="rId21"/>
                     <a:stretch>
                       <a:fillRect/>
                     </a:stretch>
@@ -1880,7 +1852,7 @@
           <w:noProof/>
         </w:rPr>
         <w:drawing>
-          <wp:inline distT="0" distB="0" distL="0" distR="0" wp14:anchorId="1C521961" wp14:editId="225F0609">
+          <wp:inline distT="0" distB="0" distL="0" distR="0">
             <wp:extent cx="5943600" cy="2473960"/>
             <wp:effectExtent l="76200" t="76200" r="114300" b="116840"/>
             <wp:docPr id="18" name="Picture 18"/>
@@ -1895,7 +1867,7 @@
                     <pic:cNvPicPr/>
                   </pic:nvPicPr>
                   <pic:blipFill>
-                    <a:blip r:embed="rId23"/>
+                    <a:blip r:embed="rId22"/>
                     <a:stretch>
                       <a:fillRect/>
                     </a:stretch>
@@ -1955,7 +1927,7 @@
         </w:rPr>
         <w:lastRenderedPageBreak/>
         <w:drawing>
-          <wp:inline distT="0" distB="0" distL="0" distR="0" wp14:anchorId="299029E9" wp14:editId="356F209D">
+          <wp:inline distT="0" distB="0" distL="0" distR="0">
             <wp:extent cx="5943600" cy="4001135"/>
             <wp:effectExtent l="76200" t="76200" r="114300" b="113665"/>
             <wp:docPr id="19" name="Picture 19"/>
@@ -1970,7 +1942,7 @@
                     <pic:cNvPicPr/>
                   </pic:nvPicPr>
                   <pic:blipFill>
-                    <a:blip r:embed="rId24"/>
+                    <a:blip r:embed="rId23"/>
                     <a:stretch>
                       <a:fillRect/>
                     </a:stretch>
@@ -2039,19 +2011,7 @@
         <w:rPr>
           <w:lang w:val="en-GB"/>
         </w:rPr>
-        <w:t>filter</w:t>
-      </w:r>
-      <w:r>
-        <w:rPr>
-          <w:lang w:val="en-GB"/>
-        </w:rPr>
-        <w:t xml:space="preserve"> </w:t>
-      </w:r>
-      <w:r>
-        <w:rPr>
-          <w:lang w:val="en-GB"/>
-        </w:rPr>
-        <w:t>by text.</w:t>
+        <w:t>filterby text.</w:t>
       </w:r>
     </w:p>
     <w:p>
@@ -2065,7 +2025,7 @@
           <w:noProof/>
         </w:rPr>
         <w:drawing>
-          <wp:inline distT="0" distB="0" distL="0" distR="0" wp14:anchorId="1192DBAB" wp14:editId="455359C5">
+          <wp:inline distT="0" distB="0" distL="0" distR="0">
             <wp:extent cx="5943600" cy="2727960"/>
             <wp:effectExtent l="76200" t="76200" r="114300" b="110490"/>
             <wp:docPr id="20" name="Picture 20"/>
@@ -2080,7 +2040,7 @@
                     <pic:cNvPicPr/>
                   </pic:nvPicPr>
                   <pic:blipFill>
-                    <a:blip r:embed="rId25"/>
+                    <a:blip r:embed="rId24"/>
                     <a:stretch>
                       <a:fillRect/>
                     </a:stretch>
@@ -2170,7 +2130,7 @@
           <w:noProof/>
         </w:rPr>
         <w:drawing>
-          <wp:inline distT="0" distB="0" distL="0" distR="0" wp14:anchorId="3BF391D0" wp14:editId="0A2D9F13">
+          <wp:inline distT="0" distB="0" distL="0" distR="0">
             <wp:extent cx="5943600" cy="3312795"/>
             <wp:effectExtent l="76200" t="76200" r="133350" b="135255"/>
             <wp:docPr id="17" name="Picture 17"/>
@@ -2185,7 +2145,7 @@
                     <pic:cNvPicPr/>
                   </pic:nvPicPr>
                   <pic:blipFill>
-                    <a:blip r:embed="rId26"/>
+                    <a:blip r:embed="rId25"/>
                     <a:stretch>
                       <a:fillRect/>
                     </a:stretch>
@@ -2294,7 +2254,7 @@
         </w:rPr>
         <w:lastRenderedPageBreak/>
         <w:drawing>
-          <wp:inline distT="0" distB="0" distL="0" distR="0" wp14:anchorId="00B04DC4" wp14:editId="06A40EFB">
+          <wp:inline distT="0" distB="0" distL="0" distR="0">
             <wp:extent cx="4743450" cy="5010150"/>
             <wp:effectExtent l="76200" t="76200" r="133350" b="133350"/>
             <wp:docPr id="21" name="Picture 21"/>
@@ -2309,7 +2269,7 @@
                     <pic:cNvPicPr/>
                   </pic:nvPicPr>
                   <pic:blipFill>
-                    <a:blip r:embed="rId27"/>
+                    <a:blip r:embed="rId26"/>
                     <a:stretch>
                       <a:fillRect/>
                     </a:stretch>
@@ -2350,7 +2310,7 @@
           <w:noProof/>
         </w:rPr>
         <w:drawing>
-          <wp:inline distT="0" distB="0" distL="0" distR="0" wp14:anchorId="5EDF5E31" wp14:editId="3A2D6D2D">
+          <wp:inline distT="0" distB="0" distL="0" distR="0">
             <wp:extent cx="5800725" cy="2190750"/>
             <wp:effectExtent l="76200" t="76200" r="142875" b="133350"/>
             <wp:docPr id="22" name="Picture 22"/>
@@ -2365,7 +2325,7 @@
                     <pic:cNvPicPr/>
                   </pic:nvPicPr>
                   <pic:blipFill>
-                    <a:blip r:embed="rId28"/>
+                    <a:blip r:embed="rId27"/>
                     <a:stretch>
                       <a:fillRect/>
                     </a:stretch>
@@ -2431,40 +2391,32 @@
           <w:szCs w:val="40"/>
           <w:highlight w:val="yellow"/>
         </w:rPr>
-        <w:t xml:space="preserve"> </w:t>
+        <w:t>links</w:t>
       </w:r>
       <w:r>
         <w:rPr>
           <w:sz w:val="40"/>
           <w:szCs w:val="40"/>
+        </w:rPr>
+        <w:t>:</w:t>
+      </w:r>
+    </w:p>
+    <w:p>
+      <w:r>
+        <w:t xml:space="preserve">All the </w:t>
+      </w:r>
+      <w:r>
+        <w:t>links are in the anchor (a) tag.</w:t>
+      </w:r>
+    </w:p>
+    <w:p>
+      <w:r>
+        <w:t xml:space="preserve">Using </w:t>
+      </w:r>
+      <w:r>
+        <w:rPr>
           <w:highlight w:val="yellow"/>
         </w:rPr>
-        <w:t>links</w:t>
-      </w:r>
-      <w:r>
-        <w:rPr>
-          <w:sz w:val="40"/>
-          <w:szCs w:val="40"/>
-        </w:rPr>
-        <w:t>:</w:t>
-      </w:r>
-    </w:p>
-    <w:p>
-      <w:r>
-        <w:t xml:space="preserve">All the </w:t>
-      </w:r>
-      <w:r>
-        <w:t>links are in the anchor (a) tag.</w:t>
-      </w:r>
-    </w:p>
-    <w:p>
-      <w:r>
-        <w:t xml:space="preserve">Using </w:t>
-      </w:r>
-      <w:r>
-        <w:rPr>
-          <w:highlight w:val="yellow"/>
-        </w:rPr>
         <w:t>nth</w:t>
       </w:r>
       <w:r>
@@ -2490,7 +2442,7 @@
           <w:noProof/>
         </w:rPr>
         <w:drawing>
-          <wp:inline distT="0" distB="0" distL="0" distR="0" wp14:anchorId="7BC23D19" wp14:editId="65AEDB8B">
+          <wp:inline distT="0" distB="0" distL="0" distR="0">
             <wp:extent cx="5943600" cy="4355465"/>
             <wp:effectExtent l="76200" t="76200" r="133350" b="140335"/>
             <wp:docPr id="23" name="Picture 23"/>
@@ -2505,7 +2457,7 @@
                     <pic:cNvPicPr/>
                   </pic:nvPicPr>
                   <pic:blipFill>
-                    <a:blip r:embed="rId29"/>
+                    <a:blip r:embed="rId28"/>
                     <a:stretch>
                       <a:fillRect/>
                     </a:stretch>
@@ -2571,7 +2523,7 @@
           <w:noProof/>
         </w:rPr>
         <w:drawing>
-          <wp:inline distT="0" distB="0" distL="0" distR="0" wp14:anchorId="00296042" wp14:editId="4E5E61A6">
+          <wp:inline distT="0" distB="0" distL="0" distR="0">
             <wp:extent cx="5943600" cy="2001520"/>
             <wp:effectExtent l="76200" t="76200" r="133350" b="132080"/>
             <wp:docPr id="24" name="Picture 24"/>
@@ -2586,7 +2538,7 @@
                     <pic:cNvPicPr/>
                   </pic:nvPicPr>
                   <pic:blipFill>
-                    <a:blip r:embed="rId30"/>
+                    <a:blip r:embed="rId29"/>
                     <a:stretch>
                       <a:fillRect/>
                     </a:stretch>
@@ -2864,7 +2816,7 @@
           <w:noProof/>
         </w:rPr>
         <w:drawing>
-          <wp:inline distT="0" distB="0" distL="0" distR="0" wp14:anchorId="486E5B4C" wp14:editId="4CB15896">
+          <wp:inline distT="0" distB="0" distL="0" distR="0">
             <wp:extent cx="5936404" cy="2943225"/>
             <wp:effectExtent l="76200" t="76200" r="140970" b="123825"/>
             <wp:docPr id="25" name="Picture 25"/>
@@ -2879,7 +2831,7 @@
                     <pic:cNvPicPr/>
                   </pic:nvPicPr>
                   <pic:blipFill>
-                    <a:blip r:embed="rId31"/>
+                    <a:blip r:embed="rId30"/>
                     <a:stretch>
                       <a:fillRect/>
                     </a:stretch>
@@ -2934,7 +2886,7 @@
           <w:noProof/>
         </w:rPr>
         <w:drawing>
-          <wp:inline distT="0" distB="0" distL="0" distR="0" wp14:anchorId="0D191648" wp14:editId="2953AEB2">
+          <wp:inline distT="0" distB="0" distL="0" distR="0">
             <wp:extent cx="5947258" cy="1506931"/>
             <wp:effectExtent l="76200" t="76200" r="111125" b="112395"/>
             <wp:docPr id="26" name="Picture 26"/>
@@ -2949,7 +2901,7 @@
                     <pic:cNvPicPr/>
                   </pic:nvPicPr>
                   <pic:blipFill rotWithShape="1">
-                    <a:blip r:embed="rId32"/>
+                    <a:blip r:embed="rId31"/>
                     <a:srcRect b="46013"/>
                     <a:stretch/>
                   </pic:blipFill>
@@ -2979,7 +2931,7 @@
                     </a:effectLst>
                     <a:extLst>
                       <a:ext uri="{53640926-AAD7-44D8-BBD7-CCE9431645EC}">
-                        <a14:shadowObscured xmlns:a14="http://schemas.microsoft.com/office/drawing/2010/main"/>
+                        <a14:shadowObscured xmlns:a14="http://schemas.microsoft.com/office/drawing/2010/main" xmlns:wps="http://schemas.microsoft.com/office/word/2010/wordprocessingShape" xmlns:wpi="http://schemas.microsoft.com/office/word/2010/wordprocessingInk" xmlns:wpg="http://schemas.microsoft.com/office/word/2010/wordprocessingGroup" xmlns:w14="http://schemas.microsoft.com/office/word/2010/wordml" xmlns:w="http://schemas.openxmlformats.org/wordprocessingml/2006/main" xmlns:w10="urn:schemas-microsoft-com:office:word" xmlns:wp14="http://schemas.microsoft.com/office/word/2010/wordprocessingDrawing" xmlns:v="urn:schemas-microsoft-com:vml" xmlns:o="urn:schemas-microsoft-com:office:office" xmlns:mc="http://schemas.openxmlformats.org/markup-compatibility/2006" xmlns:wpc="http://schemas.microsoft.com/office/word/2010/wordprocessingCanvas" xmlns=""/>
                       </a:ext>
                     </a:extLst>
                   </pic:spPr>
@@ -3019,7 +2971,7 @@
           <w:noProof/>
         </w:rPr>
         <w:drawing>
-          <wp:inline distT="0" distB="0" distL="0" distR="0" wp14:anchorId="60FC5EEF" wp14:editId="1EACB248">
+          <wp:inline distT="0" distB="0" distL="0" distR="0">
             <wp:extent cx="5943600" cy="3517900"/>
             <wp:effectExtent l="76200" t="76200" r="114300" b="120650"/>
             <wp:docPr id="27" name="Picture 27"/>
@@ -3034,7 +2986,7 @@
                     <pic:cNvPicPr/>
                   </pic:nvPicPr>
                   <pic:blipFill>
-                    <a:blip r:embed="rId33"/>
+                    <a:blip r:embed="rId32"/>
                     <a:stretch>
                       <a:fillRect/>
                     </a:stretch>
@@ -3137,7 +3089,7 @@
           <w:noProof/>
         </w:rPr>
         <w:drawing>
-          <wp:inline distT="0" distB="0" distL="0" distR="0" wp14:anchorId="01627CED" wp14:editId="5F15E350">
+          <wp:inline distT="0" distB="0" distL="0" distR="0">
             <wp:extent cx="5943600" cy="2392045"/>
             <wp:effectExtent l="76200" t="76200" r="114300" b="122555"/>
             <wp:docPr id="28" name="Picture 28"/>
@@ -3152,7 +3104,7 @@
                     <pic:cNvPicPr/>
                   </pic:nvPicPr>
                   <pic:blipFill>
-                    <a:blip r:embed="rId34"/>
+                    <a:blip r:embed="rId33"/>
                     <a:stretch>
                       <a:fillRect/>
                     </a:stretch>
@@ -3198,7 +3150,7 @@
           <w:noProof/>
         </w:rPr>
         <w:drawing>
-          <wp:inline distT="0" distB="0" distL="0" distR="0" wp14:anchorId="03636A0D" wp14:editId="3F04ED97">
+          <wp:inline distT="0" distB="0" distL="0" distR="0">
             <wp:extent cx="4781550" cy="2352675"/>
             <wp:effectExtent l="76200" t="76200" r="114300" b="123825"/>
             <wp:docPr id="29" name="Picture 29"/>
@@ -3213,7 +3165,7 @@
                     <pic:cNvPicPr/>
                   </pic:nvPicPr>
                   <pic:blipFill>
-                    <a:blip r:embed="rId35"/>
+                    <a:blip r:embed="rId34"/>
                     <a:stretch>
                       <a:fillRect/>
                     </a:stretch>
@@ -3330,7 +3282,7 @@
           <w:noProof/>
         </w:rPr>
         <w:drawing>
-          <wp:inline distT="0" distB="0" distL="0" distR="0" wp14:anchorId="5CCC9C95" wp14:editId="6D33DB29">
+          <wp:inline distT="0" distB="0" distL="0" distR="0">
             <wp:extent cx="5943600" cy="1076325"/>
             <wp:effectExtent l="0" t="0" r="0" b="0"/>
             <wp:docPr id="30" name="Picture 30"/>
@@ -3345,7 +3297,7 @@
                     <pic:cNvPicPr/>
                   </pic:nvPicPr>
                   <pic:blipFill>
-                    <a:blip r:embed="rId36"/>
+                    <a:blip r:embed="rId35"/>
                     <a:stretch>
                       <a:fillRect/>
                     </a:stretch>
@@ -3390,7 +3342,7 @@
           <w:noProof/>
         </w:rPr>
         <w:drawing>
-          <wp:inline distT="0" distB="0" distL="0" distR="0" wp14:anchorId="12FE35F0" wp14:editId="55A3779F">
+          <wp:inline distT="0" distB="0" distL="0" distR="0">
             <wp:extent cx="5457825" cy="2447925"/>
             <wp:effectExtent l="76200" t="76200" r="123825" b="123825"/>
             <wp:docPr id="31" name="Picture 31"/>
@@ -3405,7 +3357,7 @@
                     <pic:cNvPicPr/>
                   </pic:nvPicPr>
                   <pic:blipFill>
-                    <a:blip r:embed="rId37"/>
+                    <a:blip r:embed="rId36"/>
                     <a:stretch>
                       <a:fillRect/>
                     </a:stretch>
@@ -3473,7 +3425,7 @@
           <w:noProof/>
         </w:rPr>
         <w:drawing>
-          <wp:inline distT="0" distB="0" distL="0" distR="0" wp14:anchorId="2CBBABB5" wp14:editId="1EBB006D">
+          <wp:inline distT="0" distB="0" distL="0" distR="0">
             <wp:extent cx="4970036" cy="2011680"/>
             <wp:effectExtent l="76200" t="76200" r="116840" b="121920"/>
             <wp:docPr id="33" name="Picture 33"/>
@@ -3488,7 +3440,7 @@
                     <pic:cNvPicPr/>
                   </pic:nvPicPr>
                   <pic:blipFill rotWithShape="1">
-                    <a:blip r:embed="rId38"/>
+                    <a:blip r:embed="rId37"/>
                     <a:srcRect l="37418" t="19475" r="16015" b="47016"/>
                     <a:stretch/>
                   </pic:blipFill>
@@ -3516,7 +3468,7 @@
                     </a:effectLst>
                     <a:extLst>
                       <a:ext uri="{53640926-AAD7-44D8-BBD7-CCE9431645EC}">
-                        <a14:shadowObscured xmlns:a14="http://schemas.microsoft.com/office/drawing/2010/main"/>
+                        <a14:shadowObscured xmlns:a14="http://schemas.microsoft.com/office/drawing/2010/main" xmlns:wps="http://schemas.microsoft.com/office/word/2010/wordprocessingShape" xmlns:wpi="http://schemas.microsoft.com/office/word/2010/wordprocessingInk" xmlns:wpg="http://schemas.microsoft.com/office/word/2010/wordprocessingGroup" xmlns:w14="http://schemas.microsoft.com/office/word/2010/wordml" xmlns:w="http://schemas.openxmlformats.org/wordprocessingml/2006/main" xmlns:w10="urn:schemas-microsoft-com:office:word" xmlns:wp14="http://schemas.microsoft.com/office/word/2010/wordprocessingDrawing" xmlns:v="urn:schemas-microsoft-com:vml" xmlns:o="urn:schemas-microsoft-com:office:office" xmlns:mc="http://schemas.openxmlformats.org/markup-compatibility/2006" xmlns:wpc="http://schemas.microsoft.com/office/word/2010/wordprocessingCanvas" xmlns=""/>
                       </a:ext>
                     </a:extLst>
                   </pic:spPr>
@@ -3552,9 +3504,9 @@
         </w:rPr>
         <w:lastRenderedPageBreak/>
         <w:drawing>
-          <wp:inline distT="0" distB="0" distL="0" distR="0" wp14:anchorId="32D90FD8" wp14:editId="0CB4FA20">
-            <wp:extent cx="5943600" cy="1755140"/>
-            <wp:effectExtent l="76200" t="76200" r="114300" b="111760"/>
+          <wp:inline distT="0" distB="0" distL="0" distR="0">
+            <wp:extent cx="5941359" cy="1506777"/>
+            <wp:effectExtent l="38100" t="57150" r="116541" b="93423"/>
             <wp:docPr id="32" name="Picture 32"/>
             <wp:cNvGraphicFramePr>
               <a:graphicFrameLocks xmlns:a="http://schemas.openxmlformats.org/drawingml/2006/main" noChangeAspect="1"/>
@@ -3567,7 +3519,8 @@
                     <pic:cNvPicPr/>
                   </pic:nvPicPr>
                   <pic:blipFill>
-                    <a:blip r:embed="rId39"/>
+                    <a:blip r:embed="rId38"/>
+                    <a:srcRect t="14061"/>
                     <a:stretch>
                       <a:fillRect/>
                     </a:stretch>
@@ -3575,7 +3528,7 @@
                   <pic:spPr>
                     <a:xfrm>
                       <a:off x="0" y="0"/>
-                      <a:ext cx="5943600" cy="1755140"/>
+                      <a:ext cx="5941359" cy="1506777"/>
                     </a:xfrm>
                     <a:prstGeom prst="rect">
                       <a:avLst/>
@@ -3610,6 +3563,511 @@
       </w:pPr>
       <w:bookmarkStart w:id="0" w:name="_GoBack"/>
       <w:bookmarkEnd w:id="0"/>
+      <w:r>
+        <w:rPr>
+          <w:sz w:val="40"/>
+          <w:szCs w:val="40"/>
+          <w:highlight w:val="yellow"/>
+          <w:lang w:val="en-GB"/>
+        </w:rPr>
+        <w:t>Handling Alerts</w:t>
+      </w:r>
+      <w:r>
+        <w:rPr>
+          <w:lang w:val="en-GB"/>
+        </w:rPr>
+        <w:t>:</w:t>
+      </w:r>
+    </w:p>
+    <w:p>
+      <w:pPr>
+        <w:rPr>
+          <w:lang w:val="en-GB"/>
+        </w:rPr>
+      </w:pPr>
+      <w:r>
+        <w:rPr>
+          <w:lang w:val="en-GB"/>
+        </w:rPr>
+        <w:t xml:space="preserve">We can go to </w:t>
+      </w:r>
+      <w:proofErr w:type="spellStart"/>
+      <w:r>
+        <w:rPr>
+          <w:lang w:val="en-GB"/>
+        </w:rPr>
+        <w:t>rediff</w:t>
+      </w:r>
+      <w:proofErr w:type="spellEnd"/>
+      <w:r>
+        <w:rPr>
+          <w:lang w:val="en-GB"/>
+        </w:rPr>
+        <w:t xml:space="preserve"> mail and click on Sign in button and we can see the alert popup.</w:t>
+      </w:r>
+      <w:r>
+        <w:rPr>
+          <w:lang w:val="en-GB"/>
+        </w:rPr>
+        <w:t xml:space="preserve"> When we click on sign in button then an event is being triggered. </w:t>
+      </w:r>
+      <w:r>
+        <w:rPr>
+          <w:lang w:val="en-GB"/>
+        </w:rPr>
+        <w:t>“</w:t>
+      </w:r>
+      <w:proofErr w:type="spellStart"/>
+      <w:r>
+        <w:rPr>
+          <w:lang w:val="en-GB"/>
+        </w:rPr>
+        <w:t>Page.on</w:t>
+      </w:r>
+      <w:proofErr w:type="spellEnd"/>
+      <w:r>
+        <w:rPr>
+          <w:lang w:val="en-GB"/>
+        </w:rPr>
+        <w:t xml:space="preserve">” is going to listen to the event. </w:t>
+      </w:r>
+      <w:r>
+        <w:rPr>
+          <w:lang w:val="en-GB"/>
+        </w:rPr>
+        <w:t>Here event is a dialog. Finally we accept the alert.</w:t>
+      </w:r>
+      <w:r>
+        <w:rPr>
+          <w:lang w:val="en-GB"/>
+        </w:rPr>
+        <w:t xml:space="preserve"> Using </w:t>
+      </w:r>
+      <w:proofErr w:type="spellStart"/>
+      <w:r>
+        <w:rPr>
+          <w:lang w:val="en-GB"/>
+        </w:rPr>
+        <w:t>dialog.message</w:t>
+      </w:r>
+      <w:proofErr w:type="spellEnd"/>
+      <w:r>
+        <w:rPr>
+          <w:lang w:val="en-GB"/>
+        </w:rPr>
+        <w:t xml:space="preserve"> we print the message displayed in the alert.</w:t>
+      </w:r>
+    </w:p>
+    <w:p>
+      <w:pPr>
+        <w:rPr>
+          <w:lang w:val="en-GB"/>
+        </w:rPr>
+      </w:pPr>
+      <w:r>
+        <w:rPr>
+          <w:noProof/>
+        </w:rPr>
+        <w:drawing>
+          <wp:inline distT="0" distB="0" distL="0" distR="0">
+            <wp:extent cx="5943600" cy="3551072"/>
+            <wp:effectExtent l="38100" t="57150" r="114300" b="87478"/>
+            <wp:docPr id="34" name="Picture 1"/>
+            <wp:cNvGraphicFramePr>
+              <a:graphicFrameLocks xmlns:a="http://schemas.openxmlformats.org/drawingml/2006/main" noChangeAspect="1"/>
+            </wp:cNvGraphicFramePr>
+            <a:graphic xmlns:a="http://schemas.openxmlformats.org/drawingml/2006/main">
+              <a:graphicData uri="http://schemas.openxmlformats.org/drawingml/2006/picture">
+                <pic:pic xmlns:pic="http://schemas.openxmlformats.org/drawingml/2006/picture">
+                  <pic:nvPicPr>
+                    <pic:cNvPr id="0" name="Picture 1"/>
+                    <pic:cNvPicPr>
+                      <a:picLocks noChangeAspect="1" noChangeArrowheads="1"/>
+                    </pic:cNvPicPr>
+                  </pic:nvPicPr>
+                  <pic:blipFill>
+                    <a:blip r:embed="rId39"/>
+                    <a:srcRect/>
+                    <a:stretch>
+                      <a:fillRect/>
+                    </a:stretch>
+                  </pic:blipFill>
+                  <pic:spPr bwMode="auto">
+                    <a:xfrm>
+                      <a:off x="0" y="0"/>
+                      <a:ext cx="5943600" cy="3551072"/>
+                    </a:xfrm>
+                    <a:prstGeom prst="rect">
+                      <a:avLst/>
+                    </a:prstGeom>
+                    <a:ln w="38100" cap="sq">
+                      <a:solidFill>
+                        <a:srgbClr val="000000"/>
+                      </a:solidFill>
+                      <a:prstDash val="solid"/>
+                      <a:miter lim="800000"/>
+                    </a:ln>
+                    <a:effectLst>
+                      <a:outerShdw blurRad="50800" dist="38100" dir="2700000" algn="tl" rotWithShape="0">
+                        <a:srgbClr val="000000">
+                          <a:alpha val="43000"/>
+                        </a:srgbClr>
+                      </a:outerShdw>
+                    </a:effectLst>
+                  </pic:spPr>
+                </pic:pic>
+              </a:graphicData>
+            </a:graphic>
+          </wp:inline>
+        </w:drawing>
+      </w:r>
+    </w:p>
+    <w:p>
+      <w:pPr>
+        <w:rPr>
+          <w:lang w:val="en-GB"/>
+        </w:rPr>
+      </w:pPr>
+      <w:r>
+        <w:rPr>
+          <w:lang w:val="en-GB"/>
+        </w:rPr>
+        <w:lastRenderedPageBreak/>
+        <w:drawing>
+          <wp:inline distT="0" distB="0" distL="0" distR="0">
+            <wp:extent cx="5943600" cy="1321422"/>
+            <wp:effectExtent l="38100" t="57150" r="114300" b="88278"/>
+            <wp:docPr id="36" name="Picture 4"/>
+            <wp:cNvGraphicFramePr>
+              <a:graphicFrameLocks xmlns:a="http://schemas.openxmlformats.org/drawingml/2006/main" noChangeAspect="1"/>
+            </wp:cNvGraphicFramePr>
+            <a:graphic xmlns:a="http://schemas.openxmlformats.org/drawingml/2006/main">
+              <a:graphicData uri="http://schemas.openxmlformats.org/drawingml/2006/picture">
+                <pic:pic xmlns:pic="http://schemas.openxmlformats.org/drawingml/2006/picture">
+                  <pic:nvPicPr>
+                    <pic:cNvPr id="0" name="Picture 4"/>
+                    <pic:cNvPicPr>
+                      <a:picLocks noChangeAspect="1" noChangeArrowheads="1"/>
+                    </pic:cNvPicPr>
+                  </pic:nvPicPr>
+                  <pic:blipFill>
+                    <a:blip r:embed="rId40"/>
+                    <a:srcRect b="9145"/>
+                    <a:stretch>
+                      <a:fillRect/>
+                    </a:stretch>
+                  </pic:blipFill>
+                  <pic:spPr bwMode="auto">
+                    <a:xfrm>
+                      <a:off x="0" y="0"/>
+                      <a:ext cx="5943600" cy="1321422"/>
+                    </a:xfrm>
+                    <a:prstGeom prst="rect">
+                      <a:avLst/>
+                    </a:prstGeom>
+                    <a:ln w="38100" cap="sq">
+                      <a:solidFill>
+                        <a:srgbClr val="000000"/>
+                      </a:solidFill>
+                      <a:prstDash val="solid"/>
+                      <a:miter lim="800000"/>
+                    </a:ln>
+                    <a:effectLst>
+                      <a:outerShdw blurRad="50800" dist="38100" dir="2700000" algn="tl" rotWithShape="0">
+                        <a:srgbClr val="000000">
+                          <a:alpha val="43000"/>
+                        </a:srgbClr>
+                      </a:outerShdw>
+                    </a:effectLst>
+                  </pic:spPr>
+                </pic:pic>
+              </a:graphicData>
+            </a:graphic>
+          </wp:inline>
+        </w:drawing>
+      </w:r>
+    </w:p>
+    <w:p>
+      <w:pPr>
+        <w:rPr>
+          <w:lang w:val="en-GB"/>
+        </w:rPr>
+      </w:pPr>
+      <w:r>
+        <w:rPr>
+          <w:sz w:val="40"/>
+          <w:szCs w:val="40"/>
+          <w:highlight w:val="yellow"/>
+          <w:lang w:val="en-GB"/>
+        </w:rPr>
+        <w:t>Handle Frames</w:t>
+      </w:r>
+      <w:r>
+        <w:rPr>
+          <w:lang w:val="en-GB"/>
+        </w:rPr>
+        <w:t>:</w:t>
+      </w:r>
+    </w:p>
+    <w:p>
+      <w:pPr>
+        <w:rPr>
+          <w:lang w:val="en-GB"/>
+        </w:rPr>
+      </w:pPr>
+      <w:r>
+        <w:rPr>
+          <w:noProof/>
+        </w:rPr>
+        <w:drawing>
+          <wp:inline distT="0" distB="0" distL="0" distR="0">
+            <wp:extent cx="6149236" cy="1908000"/>
+            <wp:effectExtent l="38100" t="57150" r="118214" b="92250"/>
+            <wp:docPr id="37" name="Picture 2"/>
+            <wp:cNvGraphicFramePr>
+              <a:graphicFrameLocks xmlns:a="http://schemas.openxmlformats.org/drawingml/2006/main" noChangeAspect="1"/>
+            </wp:cNvGraphicFramePr>
+            <a:graphic xmlns:a="http://schemas.openxmlformats.org/drawingml/2006/main">
+              <a:graphicData uri="http://schemas.openxmlformats.org/drawingml/2006/picture">
+                <pic:pic xmlns:pic="http://schemas.openxmlformats.org/drawingml/2006/picture">
+                  <pic:nvPicPr>
+                    <pic:cNvPr id="0" name="Picture 2"/>
+                    <pic:cNvPicPr>
+                      <a:picLocks noChangeAspect="1" noChangeArrowheads="1"/>
+                    </pic:cNvPicPr>
+                  </pic:nvPicPr>
+                  <pic:blipFill>
+                    <a:blip r:embed="rId41"/>
+                    <a:srcRect/>
+                    <a:stretch>
+                      <a:fillRect/>
+                    </a:stretch>
+                  </pic:blipFill>
+                  <pic:spPr bwMode="auto">
+                    <a:xfrm>
+                      <a:off x="0" y="0"/>
+                      <a:ext cx="6149236" cy="1908000"/>
+                    </a:xfrm>
+                    <a:prstGeom prst="rect">
+                      <a:avLst/>
+                    </a:prstGeom>
+                    <a:ln w="38100" cap="sq">
+                      <a:solidFill>
+                        <a:srgbClr val="000000"/>
+                      </a:solidFill>
+                      <a:prstDash val="solid"/>
+                      <a:miter lim="800000"/>
+                    </a:ln>
+                    <a:effectLst>
+                      <a:outerShdw blurRad="50800" dist="38100" dir="2700000" algn="tl" rotWithShape="0">
+                        <a:srgbClr val="000000">
+                          <a:alpha val="43000"/>
+                        </a:srgbClr>
+                      </a:outerShdw>
+                    </a:effectLst>
+                  </pic:spPr>
+                </pic:pic>
+              </a:graphicData>
+            </a:graphic>
+          </wp:inline>
+        </w:drawing>
+      </w:r>
+    </w:p>
+    <w:p>
+      <w:pPr>
+        <w:rPr>
+          <w:lang w:val="en-GB"/>
+        </w:rPr>
+      </w:pPr>
+      <w:r>
+        <w:rPr>
+          <w:lang w:val="en-GB"/>
+        </w:rPr>
+        <w:t>Here we see that the HTML form is embedded in a frame. First we need to identify the frame and navigate to it using the “</w:t>
+      </w:r>
+      <w:proofErr w:type="spellStart"/>
+      <w:r>
+        <w:rPr>
+          <w:lang w:val="en-GB"/>
+        </w:rPr>
+        <w:t>frameLocator</w:t>
+      </w:r>
+      <w:proofErr w:type="spellEnd"/>
+      <w:r>
+        <w:rPr>
+          <w:lang w:val="en-GB"/>
+        </w:rPr>
+        <w:t>” and then we will perform operation within it.</w:t>
+      </w:r>
+    </w:p>
+    <w:p>
+      <w:pPr>
+        <w:rPr>
+          <w:lang w:val="en-GB"/>
+        </w:rPr>
+      </w:pPr>
+      <w:r>
+        <w:rPr>
+          <w:noProof/>
+        </w:rPr>
+        <w:drawing>
+          <wp:inline distT="0" distB="0" distL="0" distR="0">
+            <wp:extent cx="5943600" cy="2734220"/>
+            <wp:effectExtent l="38100" t="57150" r="114300" b="104230"/>
+            <wp:docPr id="38" name="Picture 8"/>
+            <wp:cNvGraphicFramePr>
+              <a:graphicFrameLocks xmlns:a="http://schemas.openxmlformats.org/drawingml/2006/main" noChangeAspect="1"/>
+            </wp:cNvGraphicFramePr>
+            <a:graphic xmlns:a="http://schemas.openxmlformats.org/drawingml/2006/main">
+              <a:graphicData uri="http://schemas.openxmlformats.org/drawingml/2006/picture">
+                <pic:pic xmlns:pic="http://schemas.openxmlformats.org/drawingml/2006/picture">
+                  <pic:nvPicPr>
+                    <pic:cNvPr id="0" name="Picture 8"/>
+                    <pic:cNvPicPr>
+                      <a:picLocks noChangeAspect="1" noChangeArrowheads="1"/>
+                    </pic:cNvPicPr>
+                  </pic:nvPicPr>
+                  <pic:blipFill>
+                    <a:blip r:embed="rId42"/>
+                    <a:srcRect/>
+                    <a:stretch>
+                      <a:fillRect/>
+                    </a:stretch>
+                  </pic:blipFill>
+                  <pic:spPr bwMode="auto">
+                    <a:xfrm>
+                      <a:off x="0" y="0"/>
+                      <a:ext cx="5943600" cy="2734220"/>
+                    </a:xfrm>
+                    <a:prstGeom prst="rect">
+                      <a:avLst/>
+                    </a:prstGeom>
+                    <a:ln w="38100" cap="sq">
+                      <a:solidFill>
+                        <a:srgbClr val="000000"/>
+                      </a:solidFill>
+                      <a:prstDash val="solid"/>
+                      <a:miter lim="800000"/>
+                    </a:ln>
+                    <a:effectLst>
+                      <a:outerShdw blurRad="50800" dist="38100" dir="2700000" algn="tl" rotWithShape="0">
+                        <a:srgbClr val="000000">
+                          <a:alpha val="43000"/>
+                        </a:srgbClr>
+                      </a:outerShdw>
+                    </a:effectLst>
+                  </pic:spPr>
+                </pic:pic>
+              </a:graphicData>
+            </a:graphic>
+          </wp:inline>
+        </w:drawing>
+      </w:r>
+    </w:p>
+    <w:p>
+      <w:pPr>
+        <w:rPr>
+          <w:lang w:val="en-GB"/>
+        </w:rPr>
+      </w:pPr>
+    </w:p>
+    <w:p>
+      <w:pPr>
+        <w:rPr>
+          <w:lang w:val="en-GB"/>
+        </w:rPr>
+      </w:pPr>
+      <w:r>
+        <w:rPr>
+          <w:sz w:val="40"/>
+          <w:szCs w:val="40"/>
+          <w:highlight w:val="yellow"/>
+          <w:lang w:val="en-GB"/>
+        </w:rPr>
+        <w:lastRenderedPageBreak/>
+        <w:t xml:space="preserve">Handling tabs and </w:t>
+      </w:r>
+      <w:proofErr w:type="spellStart"/>
+      <w:r>
+        <w:rPr>
+          <w:sz w:val="40"/>
+          <w:szCs w:val="40"/>
+          <w:highlight w:val="yellow"/>
+          <w:lang w:val="en-GB"/>
+        </w:rPr>
+        <w:t>popups</w:t>
+      </w:r>
+      <w:proofErr w:type="spellEnd"/>
+      <w:r>
+        <w:rPr>
+          <w:lang w:val="en-GB"/>
+        </w:rPr>
+        <w:t>:</w:t>
+      </w:r>
+    </w:p>
+    <w:p>
+      <w:pPr>
+        <w:rPr>
+          <w:lang w:val="en-GB"/>
+        </w:rPr>
+      </w:pPr>
+      <w:r>
+        <w:rPr>
+          <w:noProof/>
+        </w:rPr>
+        <w:drawing>
+          <wp:inline distT="0" distB="0" distL="0" distR="0">
+            <wp:extent cx="5943600" cy="4304735"/>
+            <wp:effectExtent l="38100" t="57150" r="114300" b="95815"/>
+            <wp:docPr id="39" name="Picture 11"/>
+            <wp:cNvGraphicFramePr>
+              <a:graphicFrameLocks xmlns:a="http://schemas.openxmlformats.org/drawingml/2006/main" noChangeAspect="1"/>
+            </wp:cNvGraphicFramePr>
+            <a:graphic xmlns:a="http://schemas.openxmlformats.org/drawingml/2006/main">
+              <a:graphicData uri="http://schemas.openxmlformats.org/drawingml/2006/picture">
+                <pic:pic xmlns:pic="http://schemas.openxmlformats.org/drawingml/2006/picture">
+                  <pic:nvPicPr>
+                    <pic:cNvPr id="0" name="Picture 11"/>
+                    <pic:cNvPicPr>
+                      <a:picLocks noChangeAspect="1" noChangeArrowheads="1"/>
+                    </pic:cNvPicPr>
+                  </pic:nvPicPr>
+                  <pic:blipFill>
+                    <a:blip r:embed="rId43"/>
+                    <a:srcRect/>
+                    <a:stretch>
+                      <a:fillRect/>
+                    </a:stretch>
+                  </pic:blipFill>
+                  <pic:spPr bwMode="auto">
+                    <a:xfrm>
+                      <a:off x="0" y="0"/>
+                      <a:ext cx="5943600" cy="4304735"/>
+                    </a:xfrm>
+                    <a:prstGeom prst="rect">
+                      <a:avLst/>
+                    </a:prstGeom>
+                    <a:ln w="38100" cap="sq">
+                      <a:solidFill>
+                        <a:srgbClr val="000000"/>
+                      </a:solidFill>
+                      <a:prstDash val="solid"/>
+                      <a:miter lim="800000"/>
+                    </a:ln>
+                    <a:effectLst>
+                      <a:outerShdw blurRad="50800" dist="38100" dir="2700000" algn="tl" rotWithShape="0">
+                        <a:srgbClr val="000000">
+                          <a:alpha val="43000"/>
+                        </a:srgbClr>
+                      </a:outerShdw>
+                    </a:effectLst>
+                  </pic:spPr>
+                </pic:pic>
+              </a:graphicData>
+            </a:graphic>
+          </wp:inline>
+        </w:drawing>
+      </w:r>
     </w:p>
     <w:sectPr>
       <w:pgSz w:w="12240" w:h="15840"/>
@@ -3622,7 +4080,7 @@
 </file>
 
 <file path=word/numbering.xml><?xml version="1.0" encoding="utf-8"?>
-<w:numbering xmlns:wpc="http://schemas.microsoft.com/office/word/2010/wordprocessingCanvas" xmlns:mc="http://schemas.openxmlformats.org/markup-compatibility/2006" xmlns:o="urn:schemas-microsoft-com:office:office" xmlns:r="http://schemas.openxmlformats.org/officeDocument/2006/relationships" xmlns:m="http://schemas.openxmlformats.org/officeDocument/2006/math" xmlns:v="urn:schemas-microsoft-com:vml" xmlns:wp14="http://schemas.microsoft.com/office/word/2010/wordprocessingDrawing" xmlns:wp="http://schemas.openxmlformats.org/drawingml/2006/wordprocessingDrawing" xmlns:w10="urn:schemas-microsoft-com:office:word" xmlns:w="http://schemas.openxmlformats.org/wordprocessingml/2006/main" xmlns:w14="http://schemas.microsoft.com/office/word/2010/wordml" xmlns:wpg="http://schemas.microsoft.com/office/word/2010/wordprocessingGroup" xmlns:wpi="http://schemas.microsoft.com/office/word/2010/wordprocessingInk" xmlns:wne="http://schemas.microsoft.com/office/word/2006/wordml" xmlns:wps="http://schemas.microsoft.com/office/word/2010/wordprocessingShape" mc:Ignorable="w14 wp14">
+<w:numbering xmlns:ve="http://schemas.openxmlformats.org/markup-compatibility/2006" xmlns:o="urn:schemas-microsoft-com:office:office" xmlns:r="http://schemas.openxmlformats.org/officeDocument/2006/relationships" xmlns:m="http://schemas.openxmlformats.org/officeDocument/2006/math" xmlns:v="urn:schemas-microsoft-com:vml" xmlns:wp="http://schemas.openxmlformats.org/drawingml/2006/wordprocessingDrawing" xmlns:w10="urn:schemas-microsoft-com:office:word" xmlns:w="http://schemas.openxmlformats.org/wordprocessingml/2006/main" xmlns:wne="http://schemas.microsoft.com/office/word/2006/wordml">
   <w:abstractNum w:abstractNumId="0">
     <w:nsid w:val="0B184DF6"/>
     <w:multiLevelType w:val="hybridMultilevel"/>
@@ -3995,7 +4453,7 @@
 </file>
 
 <file path=word/styles.xml><?xml version="1.0" encoding="utf-8"?>
-<w:styles xmlns:mc="http://schemas.openxmlformats.org/markup-compatibility/2006" xmlns:r="http://schemas.openxmlformats.org/officeDocument/2006/relationships" xmlns:w="http://schemas.openxmlformats.org/wordprocessingml/2006/main" xmlns:w14="http://schemas.microsoft.com/office/word/2010/wordml" mc:Ignorable="w14">
+<w:styles xmlns:r="http://schemas.openxmlformats.org/officeDocument/2006/relationships" xmlns:w="http://schemas.openxmlformats.org/wordprocessingml/2006/main">
   <w:docDefaults>
     <w:rPrDefault>
       <w:rPr>
@@ -4166,6 +4624,7 @@
     <w:uiPriority w:val="99"/>
     <w:semiHidden/>
     <w:unhideWhenUsed/>
+    <w:qFormat/>
     <w:tblPr>
       <w:tblInd w:w="0" w:type="dxa"/>
       <w:tblCellMar>

--- a/typeScriptPlaywright/docs/2. Playwright Basics.docx
+++ b/typeScriptPlaywright/docs/2. Playwright Basics.docx
@@ -451,7 +451,7 @@
                     </a:effectLst>
                     <a:extLst>
                       <a:ext uri="{53640926-AAD7-44D8-BBD7-CCE9431645EC}">
-                        <a14:shadowObscured xmlns:a14="http://schemas.microsoft.com/office/drawing/2010/main" xmlns:wps="http://schemas.microsoft.com/office/word/2010/wordprocessingShape" xmlns:wpi="http://schemas.microsoft.com/office/word/2010/wordprocessingInk" xmlns:wpg="http://schemas.microsoft.com/office/word/2010/wordprocessingGroup" xmlns:w14="http://schemas.microsoft.com/office/word/2010/wordml" xmlns:w="http://schemas.openxmlformats.org/wordprocessingml/2006/main" xmlns:w10="urn:schemas-microsoft-com:office:word" xmlns:wp14="http://schemas.microsoft.com/office/word/2010/wordprocessingDrawing" xmlns:v="urn:schemas-microsoft-com:vml" xmlns:o="urn:schemas-microsoft-com:office:office" xmlns:mc="http://schemas.openxmlformats.org/markup-compatibility/2006" xmlns:wpc="http://schemas.microsoft.com/office/word/2010/wordprocessingCanvas" xmlns=""/>
+                        <a14:shadowObscured xmlns="" xmlns:wpc="http://schemas.microsoft.com/office/word/2010/wordprocessingCanvas" xmlns:mc="http://schemas.openxmlformats.org/markup-compatibility/2006" xmlns:o="urn:schemas-microsoft-com:office:office" xmlns:v="urn:schemas-microsoft-com:vml" xmlns:wp14="http://schemas.microsoft.com/office/word/2010/wordprocessingDrawing" xmlns:w10="urn:schemas-microsoft-com:office:word" xmlns:w="http://schemas.openxmlformats.org/wordprocessingml/2006/main" xmlns:w14="http://schemas.microsoft.com/office/word/2010/wordml" xmlns:wpg="http://schemas.microsoft.com/office/word/2010/wordprocessingGroup" xmlns:wpi="http://schemas.microsoft.com/office/word/2010/wordprocessingInk" xmlns:wps="http://schemas.microsoft.com/office/word/2010/wordprocessingShape" xmlns:a14="http://schemas.microsoft.com/office/drawing/2010/main"/>
                       </a:ext>
                     </a:extLst>
                   </pic:spPr>
@@ -531,7 +531,7 @@
                     </a:effectLst>
                     <a:extLst>
                       <a:ext uri="{53640926-AAD7-44D8-BBD7-CCE9431645EC}">
-                        <a14:shadowObscured xmlns:a14="http://schemas.microsoft.com/office/drawing/2010/main" xmlns:wps="http://schemas.microsoft.com/office/word/2010/wordprocessingShape" xmlns:wpi="http://schemas.microsoft.com/office/word/2010/wordprocessingInk" xmlns:wpg="http://schemas.microsoft.com/office/word/2010/wordprocessingGroup" xmlns:w14="http://schemas.microsoft.com/office/word/2010/wordml" xmlns:w="http://schemas.openxmlformats.org/wordprocessingml/2006/main" xmlns:w10="urn:schemas-microsoft-com:office:word" xmlns:wp14="http://schemas.microsoft.com/office/word/2010/wordprocessingDrawing" xmlns:v="urn:schemas-microsoft-com:vml" xmlns:o="urn:schemas-microsoft-com:office:office" xmlns:mc="http://schemas.openxmlformats.org/markup-compatibility/2006" xmlns:wpc="http://schemas.microsoft.com/office/word/2010/wordprocessingCanvas" xmlns=""/>
+                        <a14:shadowObscured xmlns="" xmlns:wpc="http://schemas.microsoft.com/office/word/2010/wordprocessingCanvas" xmlns:mc="http://schemas.openxmlformats.org/markup-compatibility/2006" xmlns:o="urn:schemas-microsoft-com:office:office" xmlns:v="urn:schemas-microsoft-com:vml" xmlns:wp14="http://schemas.microsoft.com/office/word/2010/wordprocessingDrawing" xmlns:w10="urn:schemas-microsoft-com:office:word" xmlns:w="http://schemas.openxmlformats.org/wordprocessingml/2006/main" xmlns:w14="http://schemas.microsoft.com/office/word/2010/wordml" xmlns:wpg="http://schemas.microsoft.com/office/word/2010/wordprocessingGroup" xmlns:wpi="http://schemas.microsoft.com/office/word/2010/wordprocessingInk" xmlns:wps="http://schemas.microsoft.com/office/word/2010/wordprocessingShape" xmlns:a14="http://schemas.microsoft.com/office/drawing/2010/main"/>
                       </a:ext>
                     </a:extLst>
                   </pic:spPr>
@@ -2931,7 +2931,7 @@
                     </a:effectLst>
                     <a:extLst>
                       <a:ext uri="{53640926-AAD7-44D8-BBD7-CCE9431645EC}">
-                        <a14:shadowObscured xmlns:a14="http://schemas.microsoft.com/office/drawing/2010/main" xmlns:wps="http://schemas.microsoft.com/office/word/2010/wordprocessingShape" xmlns:wpi="http://schemas.microsoft.com/office/word/2010/wordprocessingInk" xmlns:wpg="http://schemas.microsoft.com/office/word/2010/wordprocessingGroup" xmlns:w14="http://schemas.microsoft.com/office/word/2010/wordml" xmlns:w="http://schemas.openxmlformats.org/wordprocessingml/2006/main" xmlns:w10="urn:schemas-microsoft-com:office:word" xmlns:wp14="http://schemas.microsoft.com/office/word/2010/wordprocessingDrawing" xmlns:v="urn:schemas-microsoft-com:vml" xmlns:o="urn:schemas-microsoft-com:office:office" xmlns:mc="http://schemas.openxmlformats.org/markup-compatibility/2006" xmlns:wpc="http://schemas.microsoft.com/office/word/2010/wordprocessingCanvas" xmlns=""/>
+                        <a14:shadowObscured xmlns="" xmlns:wpc="http://schemas.microsoft.com/office/word/2010/wordprocessingCanvas" xmlns:mc="http://schemas.openxmlformats.org/markup-compatibility/2006" xmlns:o="urn:schemas-microsoft-com:office:office" xmlns:v="urn:schemas-microsoft-com:vml" xmlns:wp14="http://schemas.microsoft.com/office/word/2010/wordprocessingDrawing" xmlns:w10="urn:schemas-microsoft-com:office:word" xmlns:w="http://schemas.openxmlformats.org/wordprocessingml/2006/main" xmlns:w14="http://schemas.microsoft.com/office/word/2010/wordml" xmlns:wpg="http://schemas.microsoft.com/office/word/2010/wordprocessingGroup" xmlns:wpi="http://schemas.microsoft.com/office/word/2010/wordprocessingInk" xmlns:wps="http://schemas.microsoft.com/office/word/2010/wordprocessingShape" xmlns:a14="http://schemas.microsoft.com/office/drawing/2010/main"/>
                       </a:ext>
                     </a:extLst>
                   </pic:spPr>
@@ -3468,7 +3468,7 @@
                     </a:effectLst>
                     <a:extLst>
                       <a:ext uri="{53640926-AAD7-44D8-BBD7-CCE9431645EC}">
-                        <a14:shadowObscured xmlns:a14="http://schemas.microsoft.com/office/drawing/2010/main" xmlns:wps="http://schemas.microsoft.com/office/word/2010/wordprocessingShape" xmlns:wpi="http://schemas.microsoft.com/office/word/2010/wordprocessingInk" xmlns:wpg="http://schemas.microsoft.com/office/word/2010/wordprocessingGroup" xmlns:w14="http://schemas.microsoft.com/office/word/2010/wordml" xmlns:w="http://schemas.openxmlformats.org/wordprocessingml/2006/main" xmlns:w10="urn:schemas-microsoft-com:office:word" xmlns:wp14="http://schemas.microsoft.com/office/word/2010/wordprocessingDrawing" xmlns:v="urn:schemas-microsoft-com:vml" xmlns:o="urn:schemas-microsoft-com:office:office" xmlns:mc="http://schemas.openxmlformats.org/markup-compatibility/2006" xmlns:wpc="http://schemas.microsoft.com/office/word/2010/wordprocessingCanvas" xmlns=""/>
+                        <a14:shadowObscured xmlns="" xmlns:wpc="http://schemas.microsoft.com/office/word/2010/wordprocessingCanvas" xmlns:mc="http://schemas.openxmlformats.org/markup-compatibility/2006" xmlns:o="urn:schemas-microsoft-com:office:office" xmlns:v="urn:schemas-microsoft-com:vml" xmlns:wp14="http://schemas.microsoft.com/office/word/2010/wordprocessingDrawing" xmlns:w10="urn:schemas-microsoft-com:office:word" xmlns:w="http://schemas.openxmlformats.org/wordprocessingml/2006/main" xmlns:w14="http://schemas.microsoft.com/office/word/2010/wordml" xmlns:wpg="http://schemas.microsoft.com/office/word/2010/wordprocessingGroup" xmlns:wpi="http://schemas.microsoft.com/office/word/2010/wordprocessingInk" xmlns:wps="http://schemas.microsoft.com/office/word/2010/wordprocessingShape" xmlns:a14="http://schemas.microsoft.com/office/drawing/2010/main"/>
                       </a:ext>
                     </a:extLst>
                   </pic:spPr>
@@ -3730,7 +3730,7 @@
       </w:pPr>
       <w:r>
         <w:rPr>
-          <w:lang w:val="en-GB"/>
+          <w:noProof/>
         </w:rPr>
         <w:lastRenderedPageBreak/>
         <w:drawing>
@@ -4013,6 +4013,58 @@
       </w:pPr>
       <w:r>
         <w:rPr>
+          <w:lang w:val="en-GB"/>
+        </w:rPr>
+        <w:t>To handle new page we will use promise which will contain an array of functions. First is the event that will be triggered which is a popup. And the second is the click operation which triggered that event or the popup.</w:t>
+      </w:r>
+      <w:r>
+        <w:rPr>
+          <w:lang w:val="en-GB"/>
+        </w:rPr>
+        <w:t xml:space="preserve"> </w:t>
+      </w:r>
+      <w:proofErr w:type="spellStart"/>
+      <w:r>
+        <w:rPr>
+          <w:lang w:val="en-GB"/>
+        </w:rPr>
+        <w:t>WaitForLoadState</w:t>
+      </w:r>
+      <w:proofErr w:type="spellEnd"/>
+      <w:r>
+        <w:rPr>
+          <w:lang w:val="en-GB"/>
+        </w:rPr>
+        <w:t xml:space="preserve"> will wait for that popup to load fully.</w:t>
+      </w:r>
+    </w:p>
+    <w:p>
+      <w:pPr>
+        <w:rPr>
+          <w:lang w:val="en-GB"/>
+        </w:rPr>
+      </w:pPr>
+      <w:r>
+        <w:rPr>
+          <w:lang w:val="en-GB"/>
+        </w:rPr>
+        <w:t>Here also we have selected the first frame by passing the index.</w:t>
+      </w:r>
+      <w:r>
+        <w:rPr>
+          <w:lang w:val="en-GB"/>
+        </w:rPr>
+        <w:t xml:space="preserve"> </w:t>
+      </w:r>
+    </w:p>
+    <w:p>
+      <w:pPr>
+        <w:rPr>
+          <w:lang w:val="en-GB"/>
+        </w:rPr>
+      </w:pPr>
+      <w:r>
+        <w:rPr>
           <w:noProof/>
         </w:rPr>
         <w:drawing>
@@ -4043,6 +4095,266 @@
                     <a:xfrm>
                       <a:off x="0" y="0"/>
                       <a:ext cx="5943600" cy="4304735"/>
+                    </a:xfrm>
+                    <a:prstGeom prst="rect">
+                      <a:avLst/>
+                    </a:prstGeom>
+                    <a:ln w="38100" cap="sq">
+                      <a:solidFill>
+                        <a:srgbClr val="000000"/>
+                      </a:solidFill>
+                      <a:prstDash val="solid"/>
+                      <a:miter lim="800000"/>
+                    </a:ln>
+                    <a:effectLst>
+                      <a:outerShdw blurRad="50800" dist="38100" dir="2700000" algn="tl" rotWithShape="0">
+                        <a:srgbClr val="000000">
+                          <a:alpha val="43000"/>
+                        </a:srgbClr>
+                      </a:outerShdw>
+                    </a:effectLst>
+                  </pic:spPr>
+                </pic:pic>
+              </a:graphicData>
+            </a:graphic>
+          </wp:inline>
+        </w:drawing>
+      </w:r>
+    </w:p>
+    <w:p>
+      <w:pPr>
+        <w:rPr>
+          <w:sz w:val="40"/>
+          <w:szCs w:val="40"/>
+          <w:highlight w:val="yellow"/>
+          <w:lang w:val="en-GB"/>
+        </w:rPr>
+      </w:pPr>
+    </w:p>
+    <w:p>
+      <w:pPr>
+        <w:rPr>
+          <w:sz w:val="40"/>
+          <w:szCs w:val="40"/>
+          <w:highlight w:val="yellow"/>
+          <w:lang w:val="en-GB"/>
+        </w:rPr>
+      </w:pPr>
+    </w:p>
+    <w:p>
+      <w:pPr>
+        <w:rPr>
+          <w:sz w:val="40"/>
+          <w:szCs w:val="40"/>
+          <w:highlight w:val="yellow"/>
+          <w:lang w:val="en-GB"/>
+        </w:rPr>
+      </w:pPr>
+    </w:p>
+    <w:p>
+      <w:pPr>
+        <w:rPr>
+          <w:sz w:val="40"/>
+          <w:szCs w:val="40"/>
+          <w:highlight w:val="yellow"/>
+          <w:lang w:val="en-GB"/>
+        </w:rPr>
+      </w:pPr>
+    </w:p>
+    <w:p>
+      <w:pPr>
+        <w:rPr>
+          <w:lang w:val="en-GB"/>
+        </w:rPr>
+      </w:pPr>
+      <w:r>
+        <w:rPr>
+          <w:sz w:val="40"/>
+          <w:szCs w:val="40"/>
+          <w:highlight w:val="yellow"/>
+          <w:lang w:val="en-GB"/>
+        </w:rPr>
+        <w:lastRenderedPageBreak/>
+        <w:t xml:space="preserve">Executing </w:t>
+      </w:r>
+      <w:proofErr w:type="spellStart"/>
+      <w:r>
+        <w:rPr>
+          <w:sz w:val="40"/>
+          <w:szCs w:val="40"/>
+          <w:highlight w:val="yellow"/>
+          <w:lang w:val="en-GB"/>
+        </w:rPr>
+        <w:t>Javascript</w:t>
+      </w:r>
+      <w:proofErr w:type="spellEnd"/>
+      <w:r>
+        <w:rPr>
+          <w:lang w:val="en-GB"/>
+        </w:rPr>
+        <w:t>:</w:t>
+      </w:r>
+    </w:p>
+    <w:p>
+      <w:pPr>
+        <w:rPr>
+          <w:lang w:val="en-GB"/>
+        </w:rPr>
+      </w:pPr>
+      <w:r>
+        <w:rPr>
+          <w:lang w:val="en-GB"/>
+        </w:rPr>
+        <w:t xml:space="preserve">We can use </w:t>
+      </w:r>
+      <w:r>
+        <w:rPr>
+          <w:lang w:val="en-GB"/>
+        </w:rPr>
+        <w:t>JavaScript</w:t>
+      </w:r>
+      <w:r>
+        <w:rPr>
+          <w:lang w:val="en-GB"/>
+        </w:rPr>
+        <w:t xml:space="preserve"> </w:t>
+      </w:r>
+      <w:r>
+        <w:rPr>
+          <w:lang w:val="en-GB"/>
+        </w:rPr>
+        <w:t>in our automation script by using the “evaluate” function.</w:t>
+      </w:r>
+    </w:p>
+    <w:p>
+      <w:pPr>
+        <w:rPr>
+          <w:lang w:val="en-GB"/>
+        </w:rPr>
+      </w:pPr>
+      <w:r>
+        <w:rPr>
+          <w:noProof/>
+        </w:rPr>
+        <w:drawing>
+          <wp:inline distT="0" distB="0" distL="0" distR="0">
+            <wp:extent cx="5943600" cy="2653291"/>
+            <wp:effectExtent l="38100" t="57150" r="114300" b="89909"/>
+            <wp:docPr id="35" name="Picture 1"/>
+            <wp:cNvGraphicFramePr>
+              <a:graphicFrameLocks xmlns:a="http://schemas.openxmlformats.org/drawingml/2006/main" noChangeAspect="1"/>
+            </wp:cNvGraphicFramePr>
+            <a:graphic xmlns:a="http://schemas.openxmlformats.org/drawingml/2006/main">
+              <a:graphicData uri="http://schemas.openxmlformats.org/drawingml/2006/picture">
+                <pic:pic xmlns:pic="http://schemas.openxmlformats.org/drawingml/2006/picture">
+                  <pic:nvPicPr>
+                    <pic:cNvPr id="0" name="Picture 1"/>
+                    <pic:cNvPicPr>
+                      <a:picLocks noChangeAspect="1" noChangeArrowheads="1"/>
+                    </pic:cNvPicPr>
+                  </pic:nvPicPr>
+                  <pic:blipFill>
+                    <a:blip r:embed="rId44"/>
+                    <a:srcRect/>
+                    <a:stretch>
+                      <a:fillRect/>
+                    </a:stretch>
+                  </pic:blipFill>
+                  <pic:spPr bwMode="auto">
+                    <a:xfrm>
+                      <a:off x="0" y="0"/>
+                      <a:ext cx="5943600" cy="2653291"/>
+                    </a:xfrm>
+                    <a:prstGeom prst="rect">
+                      <a:avLst/>
+                    </a:prstGeom>
+                    <a:ln w="38100" cap="sq">
+                      <a:solidFill>
+                        <a:srgbClr val="000000"/>
+                      </a:solidFill>
+                      <a:prstDash val="solid"/>
+                      <a:miter lim="800000"/>
+                    </a:ln>
+                    <a:effectLst>
+                      <a:outerShdw blurRad="50800" dist="38100" dir="2700000" algn="tl" rotWithShape="0">
+                        <a:srgbClr val="000000">
+                          <a:alpha val="43000"/>
+                        </a:srgbClr>
+                      </a:outerShdw>
+                    </a:effectLst>
+                  </pic:spPr>
+                </pic:pic>
+              </a:graphicData>
+            </a:graphic>
+          </wp:inline>
+        </w:drawing>
+      </w:r>
+    </w:p>
+    <w:p>
+      <w:pPr>
+        <w:rPr>
+          <w:lang w:val="en-GB"/>
+        </w:rPr>
+      </w:pPr>
+      <w:r>
+        <w:rPr>
+          <w:lang w:val="en-GB"/>
+        </w:rPr>
+        <w:t xml:space="preserve">In the example we have styled the border of the submit button with solid red </w:t>
+      </w:r>
+      <w:proofErr w:type="spellStart"/>
+      <w:r>
+        <w:rPr>
+          <w:lang w:val="en-GB"/>
+        </w:rPr>
+        <w:t>color</w:t>
+      </w:r>
+      <w:proofErr w:type="spellEnd"/>
+      <w:r>
+        <w:rPr>
+          <w:lang w:val="en-GB"/>
+        </w:rPr>
+        <w:t>.</w:t>
+      </w:r>
+    </w:p>
+    <w:p>
+      <w:pPr>
+        <w:rPr>
+          <w:lang w:val="en-GB"/>
+        </w:rPr>
+      </w:pPr>
+      <w:r>
+        <w:rPr>
+          <w:noProof/>
+        </w:rPr>
+        <w:drawing>
+          <wp:inline distT="0" distB="0" distL="0" distR="0">
+            <wp:extent cx="5943600" cy="3069005"/>
+            <wp:effectExtent l="38100" t="57150" r="114300" b="93295"/>
+            <wp:docPr id="40" name="Picture 4"/>
+            <wp:cNvGraphicFramePr>
+              <a:graphicFrameLocks xmlns:a="http://schemas.openxmlformats.org/drawingml/2006/main" noChangeAspect="1"/>
+            </wp:cNvGraphicFramePr>
+            <a:graphic xmlns:a="http://schemas.openxmlformats.org/drawingml/2006/main">
+              <a:graphicData uri="http://schemas.openxmlformats.org/drawingml/2006/picture">
+                <pic:pic xmlns:pic="http://schemas.openxmlformats.org/drawingml/2006/picture">
+                  <pic:nvPicPr>
+                    <pic:cNvPr id="0" name="Picture 4"/>
+                    <pic:cNvPicPr>
+                      <a:picLocks noChangeAspect="1" noChangeArrowheads="1"/>
+                    </pic:cNvPicPr>
+                  </pic:nvPicPr>
+                  <pic:blipFill>
+                    <a:blip r:embed="rId45"/>
+                    <a:srcRect/>
+                    <a:stretch>
+                      <a:fillRect/>
+                    </a:stretch>
+                  </pic:blipFill>
+                  <pic:spPr bwMode="auto">
+                    <a:xfrm>
+                      <a:off x="0" y="0"/>
+                      <a:ext cx="5943600" cy="3069005"/>
                     </a:xfrm>
                     <a:prstGeom prst="rect">
                       <a:avLst/>

--- a/typeScriptPlaywright/docs/2. Playwright Basics.docx
+++ b/typeScriptPlaywright/docs/2. Playwright Basics.docx
@@ -1,6 +1,6 @@
 
 <file path=word/document.xml><?xml version="1.0" encoding="utf-8"?>
-<w:document xmlns:ve="http://schemas.openxmlformats.org/markup-compatibility/2006" xmlns:o="urn:schemas-microsoft-com:office:office" xmlns:r="http://schemas.openxmlformats.org/officeDocument/2006/relationships" xmlns:m="http://schemas.openxmlformats.org/officeDocument/2006/math" xmlns:v="urn:schemas-microsoft-com:vml" xmlns:wp="http://schemas.openxmlformats.org/drawingml/2006/wordprocessingDrawing" xmlns:w10="urn:schemas-microsoft-com:office:word" xmlns:w="http://schemas.openxmlformats.org/wordprocessingml/2006/main" xmlns:wne="http://schemas.microsoft.com/office/word/2006/wordml">
+<w:document xmlns:wpc="http://schemas.microsoft.com/office/word/2010/wordprocessingCanvas" xmlns:mc="http://schemas.openxmlformats.org/markup-compatibility/2006" xmlns:o="urn:schemas-microsoft-com:office:office" xmlns:r="http://schemas.openxmlformats.org/officeDocument/2006/relationships" xmlns:m="http://schemas.openxmlformats.org/officeDocument/2006/math" xmlns:v="urn:schemas-microsoft-com:vml" xmlns:wp14="http://schemas.microsoft.com/office/word/2010/wordprocessingDrawing" xmlns:wp="http://schemas.openxmlformats.org/drawingml/2006/wordprocessingDrawing" xmlns:w10="urn:schemas-microsoft-com:office:word" xmlns:w="http://schemas.openxmlformats.org/wordprocessingml/2006/main" xmlns:w14="http://schemas.microsoft.com/office/word/2010/wordml" xmlns:wpg="http://schemas.microsoft.com/office/word/2010/wordprocessingGroup" xmlns:wpi="http://schemas.microsoft.com/office/word/2010/wordprocessingInk" xmlns:wne="http://schemas.microsoft.com/office/word/2006/wordml" xmlns:wps="http://schemas.microsoft.com/office/word/2010/wordprocessingShape" mc:Ignorable="w14 wp14">
   <w:body>
     <w:p>
       <w:pPr>
@@ -36,7 +36,7 @@
         </w:rPr>
         <w:t xml:space="preserve">We can find playwright documentation in: </w:t>
       </w:r>
-      <w:hyperlink r:id="rId5" w:history="1">
+      <w:hyperlink r:id="rId6" w:history="1">
         <w:r>
           <w:rPr>
             <w:rStyle w:val="Hyperlink"/>
@@ -107,7 +107,7 @@
                     <pic:cNvPicPr/>
                   </pic:nvPicPr>
                   <pic:blipFill>
-                    <a:blip r:embed="rId6"/>
+                    <a:blip r:embed="rId7"/>
                     <a:stretch>
                       <a:fillRect/>
                     </a:stretch>
@@ -199,7 +199,7 @@
                     <pic:cNvPicPr/>
                   </pic:nvPicPr>
                   <pic:blipFill>
-                    <a:blip r:embed="rId7"/>
+                    <a:blip r:embed="rId8"/>
                     <a:stretch>
                       <a:fillRect/>
                     </a:stretch>
@@ -365,7 +365,7 @@
                     <pic:cNvPicPr/>
                   </pic:nvPicPr>
                   <pic:blipFill>
-                    <a:blip r:embed="rId8"/>
+                    <a:blip r:embed="rId9"/>
                     <a:stretch>
                       <a:fillRect/>
                     </a:stretch>
@@ -421,7 +421,7 @@
                     <pic:cNvPicPr/>
                   </pic:nvPicPr>
                   <pic:blipFill rotWithShape="1">
-                    <a:blip r:embed="rId9"/>
+                    <a:blip r:embed="rId10"/>
                     <a:srcRect t="2529" b="5899"/>
                     <a:stretch/>
                   </pic:blipFill>
@@ -451,7 +451,7 @@
                     </a:effectLst>
                     <a:extLst>
                       <a:ext uri="{53640926-AAD7-44D8-BBD7-CCE9431645EC}">
-                        <a14:shadowObscured xmlns="" xmlns:wpc="http://schemas.microsoft.com/office/word/2010/wordprocessingCanvas" xmlns:mc="http://schemas.openxmlformats.org/markup-compatibility/2006" xmlns:o="urn:schemas-microsoft-com:office:office" xmlns:v="urn:schemas-microsoft-com:vml" xmlns:wp14="http://schemas.microsoft.com/office/word/2010/wordprocessingDrawing" xmlns:w10="urn:schemas-microsoft-com:office:word" xmlns:w="http://schemas.openxmlformats.org/wordprocessingml/2006/main" xmlns:w14="http://schemas.microsoft.com/office/word/2010/wordml" xmlns:wpg="http://schemas.microsoft.com/office/word/2010/wordprocessingGroup" xmlns:wpi="http://schemas.microsoft.com/office/word/2010/wordprocessingInk" xmlns:wps="http://schemas.microsoft.com/office/word/2010/wordprocessingShape" xmlns:a14="http://schemas.microsoft.com/office/drawing/2010/main"/>
+                        <a14:shadowObscured xmlns:a14="http://schemas.microsoft.com/office/drawing/2010/main"/>
                       </a:ext>
                     </a:extLst>
                   </pic:spPr>
@@ -503,7 +503,7 @@
                     <pic:cNvPicPr/>
                   </pic:nvPicPr>
                   <pic:blipFill rotWithShape="1">
-                    <a:blip r:embed="rId10"/>
+                    <a:blip r:embed="rId11"/>
                     <a:srcRect b="53927"/>
                     <a:stretch/>
                   </pic:blipFill>
@@ -531,7 +531,7 @@
                     </a:effectLst>
                     <a:extLst>
                       <a:ext uri="{53640926-AAD7-44D8-BBD7-CCE9431645EC}">
-                        <a14:shadowObscured xmlns="" xmlns:wpc="http://schemas.microsoft.com/office/word/2010/wordprocessingCanvas" xmlns:mc="http://schemas.openxmlformats.org/markup-compatibility/2006" xmlns:o="urn:schemas-microsoft-com:office:office" xmlns:v="urn:schemas-microsoft-com:vml" xmlns:wp14="http://schemas.microsoft.com/office/word/2010/wordprocessingDrawing" xmlns:w10="urn:schemas-microsoft-com:office:word" xmlns:w="http://schemas.openxmlformats.org/wordprocessingml/2006/main" xmlns:w14="http://schemas.microsoft.com/office/word/2010/wordml" xmlns:wpg="http://schemas.microsoft.com/office/word/2010/wordprocessingGroup" xmlns:wpi="http://schemas.microsoft.com/office/word/2010/wordprocessingInk" xmlns:wps="http://schemas.microsoft.com/office/word/2010/wordprocessingShape" xmlns:a14="http://schemas.microsoft.com/office/drawing/2010/main"/>
+                        <a14:shadowObscured xmlns:a14="http://schemas.microsoft.com/office/drawing/2010/main"/>
                       </a:ext>
                     </a:extLst>
                   </pic:spPr>
@@ -574,7 +574,7 @@
                     <pic:cNvPicPr/>
                   </pic:nvPicPr>
                   <pic:blipFill>
-                    <a:blip r:embed="rId11"/>
+                    <a:blip r:embed="rId12"/>
                     <a:stretch>
                       <a:fillRect/>
                     </a:stretch>
@@ -665,7 +665,7 @@
                     <pic:cNvPicPr/>
                   </pic:nvPicPr>
                   <pic:blipFill>
-                    <a:blip r:embed="rId12"/>
+                    <a:blip r:embed="rId13"/>
                     <a:stretch>
                       <a:fillRect/>
                     </a:stretch>
@@ -739,7 +739,7 @@
                     <pic:cNvPicPr/>
                   </pic:nvPicPr>
                   <pic:blipFill>
-                    <a:blip r:embed="rId13"/>
+                    <a:blip r:embed="rId14"/>
                     <a:stretch>
                       <a:fillRect/>
                     </a:stretch>
@@ -813,7 +813,7 @@
                     <pic:cNvPicPr/>
                   </pic:nvPicPr>
                   <pic:blipFill>
-                    <a:blip r:embed="rId14"/>
+                    <a:blip r:embed="rId15"/>
                     <a:stretch>
                       <a:fillRect/>
                     </a:stretch>
@@ -862,81 +862,6 @@
             <wp:extent cx="5791200" cy="1885950"/>
             <wp:effectExtent l="0" t="0" r="0" b="0"/>
             <wp:docPr id="13" name="Picture 13"/>
-            <wp:cNvGraphicFramePr>
-              <a:graphicFrameLocks xmlns:a="http://schemas.openxmlformats.org/drawingml/2006/main" noChangeAspect="1"/>
-            </wp:cNvGraphicFramePr>
-            <a:graphic xmlns:a="http://schemas.openxmlformats.org/drawingml/2006/main">
-              <a:graphicData uri="http://schemas.openxmlformats.org/drawingml/2006/picture">
-                <pic:pic xmlns:pic="http://schemas.openxmlformats.org/drawingml/2006/picture">
-                  <pic:nvPicPr>
-                    <pic:cNvPr id="0" name=""/>
-                    <pic:cNvPicPr/>
-                  </pic:nvPicPr>
-                  <pic:blipFill>
-                    <a:blip r:embed="rId15"/>
-                    <a:stretch>
-                      <a:fillRect/>
-                    </a:stretch>
-                  </pic:blipFill>
-                  <pic:spPr>
-                    <a:xfrm>
-                      <a:off x="0" y="0"/>
-                      <a:ext cx="5791200" cy="1885950"/>
-                    </a:xfrm>
-                    <a:prstGeom prst="rect">
-                      <a:avLst/>
-                    </a:prstGeom>
-                  </pic:spPr>
-                </pic:pic>
-              </a:graphicData>
-            </a:graphic>
-          </wp:inline>
-        </w:drawing>
-      </w:r>
-    </w:p>
-    <w:p>
-      <w:pPr>
-        <w:rPr>
-          <w:lang w:val="en-GB"/>
-        </w:rPr>
-      </w:pPr>
-      <w:r>
-        <w:rPr>
-          <w:lang w:val="en-GB"/>
-        </w:rPr>
-        <w:lastRenderedPageBreak/>
-        <w:t xml:space="preserve">Select only chromium and </w:t>
-      </w:r>
-      <w:proofErr w:type="spellStart"/>
-      <w:r>
-        <w:rPr>
-          <w:lang w:val="en-GB"/>
-        </w:rPr>
-        <w:t>firefox</w:t>
-      </w:r>
-      <w:proofErr w:type="spellEnd"/>
-      <w:r>
-        <w:rPr>
-          <w:lang w:val="en-GB"/>
-        </w:rPr>
-        <w:t>.</w:t>
-      </w:r>
-    </w:p>
-    <w:p>
-      <w:pPr>
-        <w:rPr>
-          <w:lang w:val="en-GB"/>
-        </w:rPr>
-      </w:pPr>
-      <w:r>
-        <w:rPr>
-          <w:noProof/>
-        </w:rPr>
-        <w:drawing>
-          <wp:inline distT="0" distB="0" distL="0" distR="0">
-            <wp:extent cx="5810250" cy="1743075"/>
-            <wp:effectExtent l="0" t="0" r="0" b="9525"/>
-            <wp:docPr id="14" name="Picture 14"/>
             <wp:cNvGraphicFramePr>
               <a:graphicFrameLocks xmlns:a="http://schemas.openxmlformats.org/drawingml/2006/main" noChangeAspect="1"/>
             </wp:cNvGraphicFramePr>
@@ -956,6 +881,81 @@
                   <pic:spPr>
                     <a:xfrm>
                       <a:off x="0" y="0"/>
+                      <a:ext cx="5791200" cy="1885950"/>
+                    </a:xfrm>
+                    <a:prstGeom prst="rect">
+                      <a:avLst/>
+                    </a:prstGeom>
+                  </pic:spPr>
+                </pic:pic>
+              </a:graphicData>
+            </a:graphic>
+          </wp:inline>
+        </w:drawing>
+      </w:r>
+    </w:p>
+    <w:p>
+      <w:pPr>
+        <w:rPr>
+          <w:lang w:val="en-GB"/>
+        </w:rPr>
+      </w:pPr>
+      <w:r>
+        <w:rPr>
+          <w:lang w:val="en-GB"/>
+        </w:rPr>
+        <w:lastRenderedPageBreak/>
+        <w:t xml:space="preserve">Select only chromium and </w:t>
+      </w:r>
+      <w:proofErr w:type="spellStart"/>
+      <w:r>
+        <w:rPr>
+          <w:lang w:val="en-GB"/>
+        </w:rPr>
+        <w:t>firefox</w:t>
+      </w:r>
+      <w:proofErr w:type="spellEnd"/>
+      <w:r>
+        <w:rPr>
+          <w:lang w:val="en-GB"/>
+        </w:rPr>
+        <w:t>.</w:t>
+      </w:r>
+    </w:p>
+    <w:p>
+      <w:pPr>
+        <w:rPr>
+          <w:lang w:val="en-GB"/>
+        </w:rPr>
+      </w:pPr>
+      <w:r>
+        <w:rPr>
+          <w:noProof/>
+        </w:rPr>
+        <w:drawing>
+          <wp:inline distT="0" distB="0" distL="0" distR="0">
+            <wp:extent cx="5810250" cy="1743075"/>
+            <wp:effectExtent l="0" t="0" r="0" b="9525"/>
+            <wp:docPr id="14" name="Picture 14"/>
+            <wp:cNvGraphicFramePr>
+              <a:graphicFrameLocks xmlns:a="http://schemas.openxmlformats.org/drawingml/2006/main" noChangeAspect="1"/>
+            </wp:cNvGraphicFramePr>
+            <a:graphic xmlns:a="http://schemas.openxmlformats.org/drawingml/2006/main">
+              <a:graphicData uri="http://schemas.openxmlformats.org/drawingml/2006/picture">
+                <pic:pic xmlns:pic="http://schemas.openxmlformats.org/drawingml/2006/picture">
+                  <pic:nvPicPr>
+                    <pic:cNvPr id="0" name=""/>
+                    <pic:cNvPicPr/>
+                  </pic:nvPicPr>
+                  <pic:blipFill>
+                    <a:blip r:embed="rId17"/>
+                    <a:stretch>
+                      <a:fillRect/>
+                    </a:stretch>
+                  </pic:blipFill>
+                  <pic:spPr>
+                    <a:xfrm>
+                      <a:off x="0" y="0"/>
                       <a:ext cx="5810250" cy="1743075"/>
                     </a:xfrm>
                     <a:prstGeom prst="rect">
@@ -1008,7 +1008,7 @@
                     <pic:cNvPicPr/>
                   </pic:nvPicPr>
                   <pic:blipFill>
-                    <a:blip r:embed="rId17"/>
+                    <a:blip r:embed="rId18"/>
                     <a:stretch>
                       <a:fillRect/>
                     </a:stretch>
@@ -1082,7 +1082,7 @@
                     <pic:cNvPicPr/>
                   </pic:nvPicPr>
                   <pic:blipFill>
-                    <a:blip r:embed="rId18"/>
+                    <a:blip r:embed="rId19"/>
                     <a:stretch>
                       <a:fillRect/>
                     </a:stretch>
@@ -1481,7 +1481,7 @@
                     </pic:cNvPicPr>
                   </pic:nvPicPr>
                   <pic:blipFill>
-                    <a:blip r:embed="rId19"/>
+                    <a:blip r:embed="rId20"/>
                     <a:srcRect/>
                     <a:stretch>
                       <a:fillRect/>
@@ -1613,7 +1613,7 @@
                     <pic:cNvPicPr/>
                   </pic:nvPicPr>
                   <pic:blipFill>
-                    <a:blip r:embed="rId20"/>
+                    <a:blip r:embed="rId21"/>
                     <a:stretch>
                       <a:fillRect/>
                     </a:stretch>
@@ -1675,7 +1675,7 @@
                     <pic:cNvPicPr/>
                   </pic:nvPicPr>
                   <pic:blipFill>
-                    <a:blip r:embed="rId21"/>
+                    <a:blip r:embed="rId22"/>
                     <a:stretch>
                       <a:fillRect/>
                     </a:stretch>
@@ -1867,7 +1867,7 @@
                     <pic:cNvPicPr/>
                   </pic:nvPicPr>
                   <pic:blipFill>
-                    <a:blip r:embed="rId22"/>
+                    <a:blip r:embed="rId23"/>
                     <a:stretch>
                       <a:fillRect/>
                     </a:stretch>
@@ -1942,7 +1942,7 @@
                     <pic:cNvPicPr/>
                   </pic:nvPicPr>
                   <pic:blipFill>
-                    <a:blip r:embed="rId23"/>
+                    <a:blip r:embed="rId24"/>
                     <a:stretch>
                       <a:fillRect/>
                     </a:stretch>
@@ -2040,7 +2040,7 @@
                     <pic:cNvPicPr/>
                   </pic:nvPicPr>
                   <pic:blipFill>
-                    <a:blip r:embed="rId24"/>
+                    <a:blip r:embed="rId25"/>
                     <a:stretch>
                       <a:fillRect/>
                     </a:stretch>
@@ -2145,7 +2145,7 @@
                     <pic:cNvPicPr/>
                   </pic:nvPicPr>
                   <pic:blipFill>
-                    <a:blip r:embed="rId25"/>
+                    <a:blip r:embed="rId26"/>
                     <a:stretch>
                       <a:fillRect/>
                     </a:stretch>
@@ -2269,7 +2269,7 @@
                     <pic:cNvPicPr/>
                   </pic:nvPicPr>
                   <pic:blipFill>
-                    <a:blip r:embed="rId26"/>
+                    <a:blip r:embed="rId27"/>
                     <a:stretch>
                       <a:fillRect/>
                     </a:stretch>
@@ -2325,7 +2325,7 @@
                     <pic:cNvPicPr/>
                   </pic:nvPicPr>
                   <pic:blipFill>
-                    <a:blip r:embed="rId27"/>
+                    <a:blip r:embed="rId28"/>
                     <a:stretch>
                       <a:fillRect/>
                     </a:stretch>
@@ -2457,7 +2457,7 @@
                     <pic:cNvPicPr/>
                   </pic:nvPicPr>
                   <pic:blipFill>
-                    <a:blip r:embed="rId28"/>
+                    <a:blip r:embed="rId29"/>
                     <a:stretch>
                       <a:fillRect/>
                     </a:stretch>
@@ -2538,7 +2538,7 @@
                     <pic:cNvPicPr/>
                   </pic:nvPicPr>
                   <pic:blipFill>
-                    <a:blip r:embed="rId29"/>
+                    <a:blip r:embed="rId30"/>
                     <a:stretch>
                       <a:fillRect/>
                     </a:stretch>
@@ -2831,7 +2831,7 @@
                     <pic:cNvPicPr/>
                   </pic:nvPicPr>
                   <pic:blipFill>
-                    <a:blip r:embed="rId30"/>
+                    <a:blip r:embed="rId31"/>
                     <a:stretch>
                       <a:fillRect/>
                     </a:stretch>
@@ -2901,7 +2901,7 @@
                     <pic:cNvPicPr/>
                   </pic:nvPicPr>
                   <pic:blipFill rotWithShape="1">
-                    <a:blip r:embed="rId31"/>
+                    <a:blip r:embed="rId32"/>
                     <a:srcRect b="46013"/>
                     <a:stretch/>
                   </pic:blipFill>
@@ -2931,7 +2931,7 @@
                     </a:effectLst>
                     <a:extLst>
                       <a:ext uri="{53640926-AAD7-44D8-BBD7-CCE9431645EC}">
-                        <a14:shadowObscured xmlns="" xmlns:wpc="http://schemas.microsoft.com/office/word/2010/wordprocessingCanvas" xmlns:mc="http://schemas.openxmlformats.org/markup-compatibility/2006" xmlns:o="urn:schemas-microsoft-com:office:office" xmlns:v="urn:schemas-microsoft-com:vml" xmlns:wp14="http://schemas.microsoft.com/office/word/2010/wordprocessingDrawing" xmlns:w10="urn:schemas-microsoft-com:office:word" xmlns:w="http://schemas.openxmlformats.org/wordprocessingml/2006/main" xmlns:w14="http://schemas.microsoft.com/office/word/2010/wordml" xmlns:wpg="http://schemas.microsoft.com/office/word/2010/wordprocessingGroup" xmlns:wpi="http://schemas.microsoft.com/office/word/2010/wordprocessingInk" xmlns:wps="http://schemas.microsoft.com/office/word/2010/wordprocessingShape" xmlns:a14="http://schemas.microsoft.com/office/drawing/2010/main"/>
+                        <a14:shadowObscured xmlns:a14="http://schemas.microsoft.com/office/drawing/2010/main"/>
                       </a:ext>
                     </a:extLst>
                   </pic:spPr>
@@ -2986,7 +2986,7 @@
                     <pic:cNvPicPr/>
                   </pic:nvPicPr>
                   <pic:blipFill>
-                    <a:blip r:embed="rId32"/>
+                    <a:blip r:embed="rId33"/>
                     <a:stretch>
                       <a:fillRect/>
                     </a:stretch>
@@ -3104,7 +3104,7 @@
                     <pic:cNvPicPr/>
                   </pic:nvPicPr>
                   <pic:blipFill>
-                    <a:blip r:embed="rId33"/>
+                    <a:blip r:embed="rId34"/>
                     <a:stretch>
                       <a:fillRect/>
                     </a:stretch>
@@ -3165,7 +3165,7 @@
                     <pic:cNvPicPr/>
                   </pic:nvPicPr>
                   <pic:blipFill>
-                    <a:blip r:embed="rId34"/>
+                    <a:blip r:embed="rId35"/>
                     <a:stretch>
                       <a:fillRect/>
                     </a:stretch>
@@ -3297,7 +3297,7 @@
                     <pic:cNvPicPr/>
                   </pic:nvPicPr>
                   <pic:blipFill>
-                    <a:blip r:embed="rId35"/>
+                    <a:blip r:embed="rId36"/>
                     <a:stretch>
                       <a:fillRect/>
                     </a:stretch>
@@ -3357,7 +3357,7 @@
                     <pic:cNvPicPr/>
                   </pic:nvPicPr>
                   <pic:blipFill>
-                    <a:blip r:embed="rId36"/>
+                    <a:blip r:embed="rId37"/>
                     <a:stretch>
                       <a:fillRect/>
                     </a:stretch>
@@ -3440,7 +3440,7 @@
                     <pic:cNvPicPr/>
                   </pic:nvPicPr>
                   <pic:blipFill rotWithShape="1">
-                    <a:blip r:embed="rId37"/>
+                    <a:blip r:embed="rId38"/>
                     <a:srcRect l="37418" t="19475" r="16015" b="47016"/>
                     <a:stretch/>
                   </pic:blipFill>
@@ -3468,7 +3468,7 @@
                     </a:effectLst>
                     <a:extLst>
                       <a:ext uri="{53640926-AAD7-44D8-BBD7-CCE9431645EC}">
-                        <a14:shadowObscured xmlns="" xmlns:wpc="http://schemas.microsoft.com/office/word/2010/wordprocessingCanvas" xmlns:mc="http://schemas.openxmlformats.org/markup-compatibility/2006" xmlns:o="urn:schemas-microsoft-com:office:office" xmlns:v="urn:schemas-microsoft-com:vml" xmlns:wp14="http://schemas.microsoft.com/office/word/2010/wordprocessingDrawing" xmlns:w10="urn:schemas-microsoft-com:office:word" xmlns:w="http://schemas.openxmlformats.org/wordprocessingml/2006/main" xmlns:w14="http://schemas.microsoft.com/office/word/2010/wordml" xmlns:wpg="http://schemas.microsoft.com/office/word/2010/wordprocessingGroup" xmlns:wpi="http://schemas.microsoft.com/office/word/2010/wordprocessingInk" xmlns:wps="http://schemas.microsoft.com/office/word/2010/wordprocessingShape" xmlns:a14="http://schemas.microsoft.com/office/drawing/2010/main"/>
+                        <a14:shadowObscured xmlns:a14="http://schemas.microsoft.com/office/drawing/2010/main"/>
                       </a:ext>
                     </a:extLst>
                   </pic:spPr>
@@ -3519,7 +3519,7 @@
                     <pic:cNvPicPr/>
                   </pic:nvPicPr>
                   <pic:blipFill>
-                    <a:blip r:embed="rId38"/>
+                    <a:blip r:embed="rId39"/>
                     <a:srcRect t="14061"/>
                     <a:stretch>
                       <a:fillRect/>
@@ -3561,8 +3561,6 @@
           <w:lang w:val="en-GB"/>
         </w:rPr>
       </w:pPr>
-      <w:bookmarkStart w:id="0" w:name="_GoBack"/>
-      <w:bookmarkEnd w:id="0"/>
       <w:r>
         <w:rPr>
           <w:sz w:val="40"/>
@@ -3686,7 +3684,7 @@
                     </pic:cNvPicPr>
                   </pic:nvPicPr>
                   <pic:blipFill>
-                    <a:blip r:embed="rId39"/>
+                    <a:blip r:embed="rId40"/>
                     <a:srcRect/>
                     <a:stretch>
                       <a:fillRect/>
@@ -3751,7 +3749,7 @@
                     </pic:cNvPicPr>
                   </pic:nvPicPr>
                   <pic:blipFill>
-                    <a:blip r:embed="rId40"/>
+                    <a:blip r:embed="rId41"/>
                     <a:srcRect b="9145"/>
                     <a:stretch>
                       <a:fillRect/>
@@ -3837,7 +3835,7 @@
                     </pic:cNvPicPr>
                   </pic:nvPicPr>
                   <pic:blipFill>
-                    <a:blip r:embed="rId41"/>
+                    <a:blip r:embed="rId42"/>
                     <a:srcRect/>
                     <a:stretch>
                       <a:fillRect/>
@@ -3928,7 +3926,7 @@
                     </pic:cNvPicPr>
                   </pic:nvPicPr>
                   <pic:blipFill>
-                    <a:blip r:embed="rId42"/>
+                    <a:blip r:embed="rId43"/>
                     <a:srcRect/>
                     <a:stretch>
                       <a:fillRect/>
@@ -3985,19 +3983,8 @@
           <w:lang w:val="en-GB"/>
         </w:rPr>
         <w:lastRenderedPageBreak/>
-        <w:t xml:space="preserve">Handling tabs and </w:t>
-      </w:r>
-      <w:proofErr w:type="spellStart"/>
-      <w:r>
-        <w:rPr>
-          <w:sz w:val="40"/>
-          <w:szCs w:val="40"/>
-          <w:highlight w:val="yellow"/>
-          <w:lang w:val="en-GB"/>
-        </w:rPr>
-        <w:t>popups</w:t>
-      </w:r>
-      <w:proofErr w:type="spellEnd"/>
+        <w:t>Handling tabs and popups</w:t>
+      </w:r>
       <w:r>
         <w:rPr>
           <w:lang w:val="en-GB"/>
@@ -4085,7 +4072,7 @@
                     </pic:cNvPicPr>
                   </pic:nvPicPr>
                   <pic:blipFill>
-                    <a:blip r:embed="rId43"/>
+                    <a:blip r:embed="rId44"/>
                     <a:srcRect/>
                     <a:stretch>
                       <a:fillRect/>
@@ -4254,7 +4241,7 @@
                     </pic:cNvPicPr>
                   </pic:nvPicPr>
                   <pic:blipFill>
-                    <a:blip r:embed="rId44"/>
+                    <a:blip r:embed="rId45"/>
                     <a:srcRect/>
                     <a:stretch>
                       <a:fillRect/>
@@ -4345,7 +4332,7 @@
                     </pic:cNvPicPr>
                   </pic:nvPicPr>
                   <pic:blipFill>
-                    <a:blip r:embed="rId45"/>
+                    <a:blip r:embed="rId46"/>
                     <a:srcRect/>
                     <a:stretch>
                       <a:fillRect/>
@@ -4381,6 +4368,788 @@
         </w:drawing>
       </w:r>
     </w:p>
+    <w:p>
+      <w:pPr>
+        <w:rPr>
+          <w:lang w:val="en-GB"/>
+        </w:rPr>
+      </w:pPr>
+    </w:p>
+    <w:p>
+      <w:pPr>
+        <w:rPr>
+          <w:lang w:val="en-GB"/>
+        </w:rPr>
+      </w:pPr>
+    </w:p>
+    <w:p>
+      <w:pPr>
+        <w:rPr>
+          <w:lang w:val="en-GB"/>
+        </w:rPr>
+      </w:pPr>
+      <w:r>
+        <w:rPr>
+          <w:sz w:val="40"/>
+          <w:szCs w:val="40"/>
+          <w:highlight w:val="yellow"/>
+          <w:lang w:val="en-GB"/>
+        </w:rPr>
+        <w:lastRenderedPageBreak/>
+        <w:t>Screenshot</w:t>
+      </w:r>
+      <w:r>
+        <w:rPr>
+          <w:lang w:val="en-GB"/>
+        </w:rPr>
+        <w:t>:</w:t>
+      </w:r>
+    </w:p>
+    <w:p>
+      <w:pPr>
+        <w:rPr>
+          <w:lang w:val="en-GB"/>
+        </w:rPr>
+      </w:pPr>
+      <w:r>
+        <w:rPr>
+          <w:lang w:val="en-GB"/>
+        </w:rPr>
+        <w:t>We have option to take both screenshot of the element as well as screenshot of the entire page.</w:t>
+      </w:r>
+      <w:r>
+        <w:rPr>
+          <w:lang w:val="en-GB"/>
+        </w:rPr>
+        <w:t xml:space="preserve"> We can take screenshot by calling the screenshot function and we need to pass the location as a parameter.</w:t>
+      </w:r>
+    </w:p>
+    <w:p>
+      <w:pPr>
+        <w:rPr>
+          <w:lang w:val="en-GB"/>
+        </w:rPr>
+      </w:pPr>
+      <w:r>
+        <w:rPr>
+          <w:noProof/>
+        </w:rPr>
+        <w:drawing>
+          <wp:inline distT="0" distB="0" distL="0" distR="0" wp14:anchorId="6322F87C" wp14:editId="5299A02F">
+            <wp:extent cx="5943600" cy="1811655"/>
+            <wp:effectExtent l="76200" t="76200" r="114300" b="112395"/>
+            <wp:docPr id="41" name="Picture 41"/>
+            <wp:cNvGraphicFramePr>
+              <a:graphicFrameLocks xmlns:a="http://schemas.openxmlformats.org/drawingml/2006/main" noChangeAspect="1"/>
+            </wp:cNvGraphicFramePr>
+            <a:graphic xmlns:a="http://schemas.openxmlformats.org/drawingml/2006/main">
+              <a:graphicData uri="http://schemas.openxmlformats.org/drawingml/2006/picture">
+                <pic:pic xmlns:pic="http://schemas.openxmlformats.org/drawingml/2006/picture">
+                  <pic:nvPicPr>
+                    <pic:cNvPr id="0" name=""/>
+                    <pic:cNvPicPr/>
+                  </pic:nvPicPr>
+                  <pic:blipFill>
+                    <a:blip r:embed="rId47"/>
+                    <a:stretch>
+                      <a:fillRect/>
+                    </a:stretch>
+                  </pic:blipFill>
+                  <pic:spPr>
+                    <a:xfrm>
+                      <a:off x="0" y="0"/>
+                      <a:ext cx="5943600" cy="1811655"/>
+                    </a:xfrm>
+                    <a:prstGeom prst="rect">
+                      <a:avLst/>
+                    </a:prstGeom>
+                    <a:ln w="38100" cap="sq">
+                      <a:solidFill>
+                        <a:srgbClr val="000000"/>
+                      </a:solidFill>
+                      <a:prstDash val="solid"/>
+                      <a:miter lim="800000"/>
+                    </a:ln>
+                    <a:effectLst>
+                      <a:outerShdw blurRad="50800" dist="38100" dir="2700000" algn="tl" rotWithShape="0">
+                        <a:srgbClr val="000000">
+                          <a:alpha val="43000"/>
+                        </a:srgbClr>
+                      </a:outerShdw>
+                    </a:effectLst>
+                  </pic:spPr>
+                </pic:pic>
+              </a:graphicData>
+            </a:graphic>
+          </wp:inline>
+        </w:drawing>
+      </w:r>
+    </w:p>
+    <w:p>
+      <w:pPr>
+        <w:rPr>
+          <w:lang w:val="en-GB"/>
+        </w:rPr>
+      </w:pPr>
+      <w:r>
+        <w:rPr>
+          <w:sz w:val="40"/>
+          <w:szCs w:val="40"/>
+          <w:highlight w:val="yellow"/>
+          <w:lang w:val="en-GB"/>
+        </w:rPr>
+        <w:t>HTTP authentication</w:t>
+      </w:r>
+      <w:r>
+        <w:rPr>
+          <w:lang w:val="en-GB"/>
+        </w:rPr>
+        <w:t>:</w:t>
+      </w:r>
+    </w:p>
+    <w:p>
+      <w:pPr>
+        <w:rPr>
+          <w:lang w:val="en-GB"/>
+        </w:rPr>
+      </w:pPr>
+      <w:r>
+        <w:rPr>
+          <w:lang w:val="en-GB"/>
+        </w:rPr>
+        <w:t>Now we will see how we need to handle HTTP authentication request.</w:t>
+      </w:r>
+      <w:r>
+        <w:rPr>
+          <w:lang w:val="en-GB"/>
+        </w:rPr>
+        <w:t xml:space="preserve"> Here instead of page object</w:t>
+      </w:r>
+      <w:r>
+        <w:rPr>
+          <w:lang w:val="en-GB"/>
+        </w:rPr>
+        <w:t xml:space="preserve"> we will use the browser object.</w:t>
+      </w:r>
+      <w:r>
+        <w:rPr>
+          <w:lang w:val="en-GB"/>
+        </w:rPr>
+        <w:t xml:space="preserve"> We will get the page from the browser object. </w:t>
+      </w:r>
+      <w:r>
+        <w:rPr>
+          <w:lang w:val="en-GB"/>
+        </w:rPr>
+        <w:t>We need create a browser context object with the http credentials and will use the same to create a new page.</w:t>
+      </w:r>
+    </w:p>
+    <w:p>
+      <w:pPr>
+        <w:rPr>
+          <w:lang w:val="en-GB"/>
+        </w:rPr>
+      </w:pPr>
+      <w:r>
+        <w:rPr>
+          <w:noProof/>
+        </w:rPr>
+        <w:drawing>
+          <wp:inline distT="0" distB="0" distL="0" distR="0" wp14:anchorId="0FBFC033" wp14:editId="23A0DD9E">
+            <wp:extent cx="4085930" cy="1207008"/>
+            <wp:effectExtent l="0" t="0" r="0" b="0"/>
+            <wp:docPr id="42" name="Picture 42"/>
+            <wp:cNvGraphicFramePr>
+              <a:graphicFrameLocks xmlns:a="http://schemas.openxmlformats.org/drawingml/2006/main" noChangeAspect="1"/>
+            </wp:cNvGraphicFramePr>
+            <a:graphic xmlns:a="http://schemas.openxmlformats.org/drawingml/2006/main">
+              <a:graphicData uri="http://schemas.openxmlformats.org/drawingml/2006/picture">
+                <pic:pic xmlns:pic="http://schemas.openxmlformats.org/drawingml/2006/picture">
+                  <pic:nvPicPr>
+                    <pic:cNvPr id="0" name=""/>
+                    <pic:cNvPicPr/>
+                  </pic:nvPicPr>
+                  <pic:blipFill>
+                    <a:blip r:embed="rId48"/>
+                    <a:stretch>
+                      <a:fillRect/>
+                    </a:stretch>
+                  </pic:blipFill>
+                  <pic:spPr>
+                    <a:xfrm>
+                      <a:off x="0" y="0"/>
+                      <a:ext cx="4090709" cy="1208420"/>
+                    </a:xfrm>
+                    <a:prstGeom prst="rect">
+                      <a:avLst/>
+                    </a:prstGeom>
+                  </pic:spPr>
+                </pic:pic>
+              </a:graphicData>
+            </a:graphic>
+          </wp:inline>
+        </w:drawing>
+      </w:r>
+    </w:p>
+    <w:p>
+      <w:pPr>
+        <w:rPr>
+          <w:lang w:val="en-GB"/>
+        </w:rPr>
+      </w:pPr>
+      <w:r>
+        <w:rPr>
+          <w:noProof/>
+        </w:rPr>
+        <w:drawing>
+          <wp:inline distT="0" distB="0" distL="0" distR="0" wp14:anchorId="6FA85262" wp14:editId="276D7922">
+            <wp:extent cx="4849978" cy="2247984"/>
+            <wp:effectExtent l="76200" t="76200" r="122555" b="114300"/>
+            <wp:docPr id="43" name="Picture 43"/>
+            <wp:cNvGraphicFramePr>
+              <a:graphicFrameLocks xmlns:a="http://schemas.openxmlformats.org/drawingml/2006/main" noChangeAspect="1"/>
+            </wp:cNvGraphicFramePr>
+            <a:graphic xmlns:a="http://schemas.openxmlformats.org/drawingml/2006/main">
+              <a:graphicData uri="http://schemas.openxmlformats.org/drawingml/2006/picture">
+                <pic:pic xmlns:pic="http://schemas.openxmlformats.org/drawingml/2006/picture">
+                  <pic:nvPicPr>
+                    <pic:cNvPr id="0" name=""/>
+                    <pic:cNvPicPr/>
+                  </pic:nvPicPr>
+                  <pic:blipFill rotWithShape="1">
+                    <a:blip r:embed="rId49"/>
+                    <a:srcRect t="6963"/>
+                    <a:stretch/>
+                  </pic:blipFill>
+                  <pic:spPr bwMode="auto">
+                    <a:xfrm>
+                      <a:off x="0" y="0"/>
+                      <a:ext cx="4850586" cy="2248266"/>
+                    </a:xfrm>
+                    <a:prstGeom prst="rect">
+                      <a:avLst/>
+                    </a:prstGeom>
+                    <a:ln w="38100" cap="sq" cmpd="sng" algn="ctr">
+                      <a:solidFill>
+                        <a:srgbClr val="000000"/>
+                      </a:solidFill>
+                      <a:prstDash val="solid"/>
+                      <a:miter lim="800000"/>
+                      <a:headEnd type="none" w="med" len="med"/>
+                      <a:tailEnd type="none" w="med" len="med"/>
+                    </a:ln>
+                    <a:effectLst>
+                      <a:outerShdw blurRad="50800" dist="38100" dir="2700000" algn="tl" rotWithShape="0">
+                        <a:srgbClr val="000000">
+                          <a:alpha val="43000"/>
+                        </a:srgbClr>
+                      </a:outerShdw>
+                    </a:effectLst>
+                    <a:extLst>
+                      <a:ext uri="{53640926-AAD7-44D8-BBD7-CCE9431645EC}">
+                        <a14:shadowObscured xmlns:a14="http://schemas.microsoft.com/office/drawing/2010/main"/>
+                      </a:ext>
+                    </a:extLst>
+                  </pic:spPr>
+                </pic:pic>
+              </a:graphicData>
+            </a:graphic>
+          </wp:inline>
+        </w:drawing>
+      </w:r>
+    </w:p>
+    <w:p>
+      <w:pPr>
+        <w:rPr>
+          <w:lang w:val="en-GB"/>
+        </w:rPr>
+      </w:pPr>
+      <w:r>
+        <w:rPr>
+          <w:sz w:val="40"/>
+          <w:szCs w:val="40"/>
+          <w:highlight w:val="yellow"/>
+          <w:lang w:val="en-GB"/>
+        </w:rPr>
+        <w:lastRenderedPageBreak/>
+        <w:t>Upload file</w:t>
+      </w:r>
+      <w:r>
+        <w:rPr>
+          <w:sz w:val="40"/>
+          <w:szCs w:val="40"/>
+          <w:highlight w:val="yellow"/>
+          <w:lang w:val="en-GB"/>
+        </w:rPr>
+        <w:t>/ files</w:t>
+      </w:r>
+      <w:r>
+        <w:rPr>
+          <w:lang w:val="en-GB"/>
+        </w:rPr>
+        <w:t>:</w:t>
+      </w:r>
+    </w:p>
+    <w:p>
+      <w:pPr>
+        <w:rPr>
+          <w:lang w:val="en-GB"/>
+        </w:rPr>
+      </w:pPr>
+      <w:r>
+        <w:rPr>
+          <w:lang w:val="en-GB"/>
+        </w:rPr>
+        <w:t xml:space="preserve">We can upload file in an application using </w:t>
+      </w:r>
+      <w:r>
+        <w:rPr>
+          <w:lang w:val="en-GB"/>
+        </w:rPr>
+        <w:t>“</w:t>
+      </w:r>
+      <w:proofErr w:type="spellStart"/>
+      <w:r>
+        <w:rPr>
+          <w:lang w:val="en-GB"/>
+        </w:rPr>
+        <w:t>setInputFiles</w:t>
+      </w:r>
+      <w:proofErr w:type="spellEnd"/>
+      <w:r>
+        <w:rPr>
+          <w:lang w:val="en-GB"/>
+        </w:rPr>
+        <w:t>”</w:t>
+      </w:r>
+      <w:r>
+        <w:rPr>
+          <w:lang w:val="en-GB"/>
+        </w:rPr>
+        <w:t xml:space="preserve"> function where we will provide the file path as a parameter. If the file path does not exist we will create the file path.</w:t>
+      </w:r>
+    </w:p>
+    <w:p>
+      <w:pPr>
+        <w:rPr>
+          <w:lang w:val="en-GB"/>
+        </w:rPr>
+      </w:pPr>
+      <w:r>
+        <w:rPr>
+          <w:noProof/>
+        </w:rPr>
+        <w:drawing>
+          <wp:inline distT="0" distB="0" distL="0" distR="0" wp14:anchorId="479ADA07" wp14:editId="32433FB9">
+            <wp:extent cx="5943600" cy="3032760"/>
+            <wp:effectExtent l="76200" t="76200" r="114300" b="110490"/>
+            <wp:docPr id="45" name="Picture 45"/>
+            <wp:cNvGraphicFramePr>
+              <a:graphicFrameLocks xmlns:a="http://schemas.openxmlformats.org/drawingml/2006/main" noChangeAspect="1"/>
+            </wp:cNvGraphicFramePr>
+            <a:graphic xmlns:a="http://schemas.openxmlformats.org/drawingml/2006/main">
+              <a:graphicData uri="http://schemas.openxmlformats.org/drawingml/2006/picture">
+                <pic:pic xmlns:pic="http://schemas.openxmlformats.org/drawingml/2006/picture">
+                  <pic:nvPicPr>
+                    <pic:cNvPr id="0" name=""/>
+                    <pic:cNvPicPr/>
+                  </pic:nvPicPr>
+                  <pic:blipFill>
+                    <a:blip r:embed="rId50"/>
+                    <a:stretch>
+                      <a:fillRect/>
+                    </a:stretch>
+                  </pic:blipFill>
+                  <pic:spPr>
+                    <a:xfrm>
+                      <a:off x="0" y="0"/>
+                      <a:ext cx="5943600" cy="3032760"/>
+                    </a:xfrm>
+                    <a:prstGeom prst="rect">
+                      <a:avLst/>
+                    </a:prstGeom>
+                    <a:ln w="38100" cap="sq">
+                      <a:solidFill>
+                        <a:srgbClr val="000000"/>
+                      </a:solidFill>
+                      <a:prstDash val="solid"/>
+                      <a:miter lim="800000"/>
+                    </a:ln>
+                    <a:effectLst>
+                      <a:outerShdw blurRad="50800" dist="38100" dir="2700000" algn="tl" rotWithShape="0">
+                        <a:srgbClr val="000000">
+                          <a:alpha val="43000"/>
+                        </a:srgbClr>
+                      </a:outerShdw>
+                    </a:effectLst>
+                  </pic:spPr>
+                </pic:pic>
+              </a:graphicData>
+            </a:graphic>
+          </wp:inline>
+        </w:drawing>
+      </w:r>
+    </w:p>
+    <w:p>
+      <w:pPr>
+        <w:rPr>
+          <w:lang w:val="en-GB"/>
+        </w:rPr>
+      </w:pPr>
+      <w:r>
+        <w:rPr>
+          <w:noProof/>
+        </w:rPr>
+        <w:drawing>
+          <wp:inline distT="0" distB="0" distL="0" distR="0" wp14:anchorId="5E08DF23" wp14:editId="64B932EB">
+            <wp:extent cx="5943600" cy="1434465"/>
+            <wp:effectExtent l="76200" t="76200" r="114300" b="108585"/>
+            <wp:docPr id="46" name="Picture 46"/>
+            <wp:cNvGraphicFramePr>
+              <a:graphicFrameLocks xmlns:a="http://schemas.openxmlformats.org/drawingml/2006/main" noChangeAspect="1"/>
+            </wp:cNvGraphicFramePr>
+            <a:graphic xmlns:a="http://schemas.openxmlformats.org/drawingml/2006/main">
+              <a:graphicData uri="http://schemas.openxmlformats.org/drawingml/2006/picture">
+                <pic:pic xmlns:pic="http://schemas.openxmlformats.org/drawingml/2006/picture">
+                  <pic:nvPicPr>
+                    <pic:cNvPr id="0" name=""/>
+                    <pic:cNvPicPr/>
+                  </pic:nvPicPr>
+                  <pic:blipFill>
+                    <a:blip r:embed="rId51"/>
+                    <a:stretch>
+                      <a:fillRect/>
+                    </a:stretch>
+                  </pic:blipFill>
+                  <pic:spPr>
+                    <a:xfrm>
+                      <a:off x="0" y="0"/>
+                      <a:ext cx="5943600" cy="1434465"/>
+                    </a:xfrm>
+                    <a:prstGeom prst="rect">
+                      <a:avLst/>
+                    </a:prstGeom>
+                    <a:ln w="38100" cap="sq">
+                      <a:solidFill>
+                        <a:srgbClr val="000000"/>
+                      </a:solidFill>
+                      <a:prstDash val="solid"/>
+                      <a:miter lim="800000"/>
+                    </a:ln>
+                    <a:effectLst>
+                      <a:outerShdw blurRad="50800" dist="38100" dir="2700000" algn="tl" rotWithShape="0">
+                        <a:srgbClr val="000000">
+                          <a:alpha val="43000"/>
+                        </a:srgbClr>
+                      </a:outerShdw>
+                    </a:effectLst>
+                  </pic:spPr>
+                </pic:pic>
+              </a:graphicData>
+            </a:graphic>
+          </wp:inline>
+        </w:drawing>
+      </w:r>
+    </w:p>
+    <w:p>
+      <w:pPr>
+        <w:rPr>
+          <w:lang w:val="en-GB"/>
+        </w:rPr>
+      </w:pPr>
+      <w:r>
+        <w:rPr>
+          <w:lang w:val="en-GB"/>
+        </w:rPr>
+        <w:t>Same way we can upload multiple files. In this case we need to provide multiple file paths in the function – “</w:t>
+      </w:r>
+      <w:proofErr w:type="spellStart"/>
+      <w:r>
+        <w:rPr>
+          <w:lang w:val="en-GB"/>
+        </w:rPr>
+        <w:t>setInputFiles</w:t>
+      </w:r>
+      <w:proofErr w:type="spellEnd"/>
+      <w:r>
+        <w:rPr>
+          <w:lang w:val="en-GB"/>
+        </w:rPr>
+        <w:t>”.</w:t>
+      </w:r>
+    </w:p>
+    <w:p>
+      <w:pPr>
+        <w:rPr>
+          <w:lang w:val="en-GB"/>
+        </w:rPr>
+      </w:pPr>
+      <w:r>
+        <w:rPr>
+          <w:noProof/>
+        </w:rPr>
+        <w:lastRenderedPageBreak/>
+        <w:drawing>
+          <wp:inline distT="0" distB="0" distL="0" distR="0" wp14:anchorId="7A788689" wp14:editId="785F16B2">
+            <wp:extent cx="5943600" cy="3426460"/>
+            <wp:effectExtent l="76200" t="76200" r="114300" b="116840"/>
+            <wp:docPr id="47" name="Picture 47"/>
+            <wp:cNvGraphicFramePr>
+              <a:graphicFrameLocks xmlns:a="http://schemas.openxmlformats.org/drawingml/2006/main" noChangeAspect="1"/>
+            </wp:cNvGraphicFramePr>
+            <a:graphic xmlns:a="http://schemas.openxmlformats.org/drawingml/2006/main">
+              <a:graphicData uri="http://schemas.openxmlformats.org/drawingml/2006/picture">
+                <pic:pic xmlns:pic="http://schemas.openxmlformats.org/drawingml/2006/picture">
+                  <pic:nvPicPr>
+                    <pic:cNvPr id="0" name=""/>
+                    <pic:cNvPicPr/>
+                  </pic:nvPicPr>
+                  <pic:blipFill>
+                    <a:blip r:embed="rId52"/>
+                    <a:stretch>
+                      <a:fillRect/>
+                    </a:stretch>
+                  </pic:blipFill>
+                  <pic:spPr>
+                    <a:xfrm>
+                      <a:off x="0" y="0"/>
+                      <a:ext cx="5943600" cy="3426460"/>
+                    </a:xfrm>
+                    <a:prstGeom prst="rect">
+                      <a:avLst/>
+                    </a:prstGeom>
+                    <a:ln w="38100" cap="sq">
+                      <a:solidFill>
+                        <a:srgbClr val="000000"/>
+                      </a:solidFill>
+                      <a:prstDash val="solid"/>
+                      <a:miter lim="800000"/>
+                    </a:ln>
+                    <a:effectLst>
+                      <a:outerShdw blurRad="50800" dist="38100" dir="2700000" algn="tl" rotWithShape="0">
+                        <a:srgbClr val="000000">
+                          <a:alpha val="43000"/>
+                        </a:srgbClr>
+                      </a:outerShdw>
+                    </a:effectLst>
+                  </pic:spPr>
+                </pic:pic>
+              </a:graphicData>
+            </a:graphic>
+          </wp:inline>
+        </w:drawing>
+      </w:r>
+    </w:p>
+    <w:p>
+      <w:pPr>
+        <w:rPr>
+          <w:sz w:val="40"/>
+          <w:szCs w:val="40"/>
+          <w:highlight w:val="yellow"/>
+          <w:lang w:val="en-GB"/>
+        </w:rPr>
+      </w:pPr>
+    </w:p>
+    <w:p>
+      <w:pPr>
+        <w:rPr>
+          <w:sz w:val="40"/>
+          <w:szCs w:val="40"/>
+          <w:highlight w:val="yellow"/>
+          <w:lang w:val="en-GB"/>
+        </w:rPr>
+      </w:pPr>
+    </w:p>
+    <w:p>
+      <w:pPr>
+        <w:rPr>
+          <w:sz w:val="40"/>
+          <w:szCs w:val="40"/>
+          <w:highlight w:val="yellow"/>
+          <w:lang w:val="en-GB"/>
+        </w:rPr>
+      </w:pPr>
+    </w:p>
+    <w:p>
+      <w:pPr>
+        <w:rPr>
+          <w:sz w:val="40"/>
+          <w:szCs w:val="40"/>
+          <w:highlight w:val="yellow"/>
+          <w:lang w:val="en-GB"/>
+        </w:rPr>
+      </w:pPr>
+    </w:p>
+    <w:p>
+      <w:pPr>
+        <w:rPr>
+          <w:sz w:val="40"/>
+          <w:szCs w:val="40"/>
+          <w:highlight w:val="yellow"/>
+          <w:lang w:val="en-GB"/>
+        </w:rPr>
+      </w:pPr>
+    </w:p>
+    <w:p>
+      <w:pPr>
+        <w:rPr>
+          <w:sz w:val="40"/>
+          <w:szCs w:val="40"/>
+          <w:highlight w:val="yellow"/>
+          <w:lang w:val="en-GB"/>
+        </w:rPr>
+      </w:pPr>
+    </w:p>
+    <w:p>
+      <w:pPr>
+        <w:rPr>
+          <w:sz w:val="40"/>
+          <w:szCs w:val="40"/>
+          <w:highlight w:val="yellow"/>
+          <w:lang w:val="en-GB"/>
+        </w:rPr>
+      </w:pPr>
+    </w:p>
+    <w:p>
+      <w:pPr>
+        <w:rPr>
+          <w:sz w:val="40"/>
+          <w:szCs w:val="40"/>
+          <w:highlight w:val="yellow"/>
+          <w:lang w:val="en-GB"/>
+        </w:rPr>
+      </w:pPr>
+    </w:p>
+    <w:p>
+      <w:pPr>
+        <w:rPr>
+          <w:sz w:val="40"/>
+          <w:szCs w:val="40"/>
+          <w:highlight w:val="yellow"/>
+          <w:lang w:val="en-GB"/>
+        </w:rPr>
+      </w:pPr>
+    </w:p>
+    <w:p>
+      <w:pPr>
+        <w:rPr>
+          <w:lang w:val="en-GB"/>
+        </w:rPr>
+      </w:pPr>
+      <w:r>
+        <w:rPr>
+          <w:sz w:val="40"/>
+          <w:szCs w:val="40"/>
+          <w:highlight w:val="yellow"/>
+          <w:lang w:val="en-GB"/>
+        </w:rPr>
+        <w:lastRenderedPageBreak/>
+        <w:t>File downloading</w:t>
+      </w:r>
+      <w:r>
+        <w:rPr>
+          <w:lang w:val="en-GB"/>
+        </w:rPr>
+        <w:t>:</w:t>
+      </w:r>
+    </w:p>
+    <w:p>
+      <w:pPr>
+        <w:rPr>
+          <w:lang w:val="en-GB"/>
+        </w:rPr>
+      </w:pPr>
+      <w:r>
+        <w:rPr>
+          <w:lang w:val="en-GB"/>
+        </w:rPr>
+        <w:t>Here we will create a download listener which will be get triggered when we try to download a file from the internet. We will also write the code inside the block which will trigger the download event. Within the “</w:t>
+      </w:r>
+      <w:proofErr w:type="spellStart"/>
+      <w:r>
+        <w:rPr>
+          <w:lang w:val="en-GB"/>
+        </w:rPr>
+        <w:t>saveas</w:t>
+      </w:r>
+      <w:proofErr w:type="spellEnd"/>
+      <w:r>
+        <w:rPr>
+          <w:lang w:val="en-GB"/>
+        </w:rPr>
+        <w:t>” function we will provide the file path which will help to store the file in the specified location.</w:t>
+      </w:r>
+      <w:bookmarkStart w:id="0" w:name="_GoBack"/>
+      <w:bookmarkEnd w:id="0"/>
+    </w:p>
+    <w:p>
+      <w:pPr>
+        <w:rPr>
+          <w:lang w:val="en-GB"/>
+        </w:rPr>
+      </w:pPr>
+      <w:r>
+        <w:rPr>
+          <w:noProof/>
+        </w:rPr>
+        <w:drawing>
+          <wp:inline distT="0" distB="0" distL="0" distR="0" wp14:anchorId="478D7D37" wp14:editId="7C65CA04">
+            <wp:extent cx="5943600" cy="4483100"/>
+            <wp:effectExtent l="76200" t="76200" r="114300" b="107950"/>
+            <wp:docPr id="48" name="Picture 48"/>
+            <wp:cNvGraphicFramePr>
+              <a:graphicFrameLocks xmlns:a="http://schemas.openxmlformats.org/drawingml/2006/main" noChangeAspect="1"/>
+            </wp:cNvGraphicFramePr>
+            <a:graphic xmlns:a="http://schemas.openxmlformats.org/drawingml/2006/main">
+              <a:graphicData uri="http://schemas.openxmlformats.org/drawingml/2006/picture">
+                <pic:pic xmlns:pic="http://schemas.openxmlformats.org/drawingml/2006/picture">
+                  <pic:nvPicPr>
+                    <pic:cNvPr id="0" name=""/>
+                    <pic:cNvPicPr/>
+                  </pic:nvPicPr>
+                  <pic:blipFill>
+                    <a:blip r:embed="rId53"/>
+                    <a:stretch>
+                      <a:fillRect/>
+                    </a:stretch>
+                  </pic:blipFill>
+                  <pic:spPr>
+                    <a:xfrm>
+                      <a:off x="0" y="0"/>
+                      <a:ext cx="5943600" cy="4483100"/>
+                    </a:xfrm>
+                    <a:prstGeom prst="rect">
+                      <a:avLst/>
+                    </a:prstGeom>
+                    <a:ln w="38100" cap="sq">
+                      <a:solidFill>
+                        <a:srgbClr val="000000"/>
+                      </a:solidFill>
+                      <a:prstDash val="solid"/>
+                      <a:miter lim="800000"/>
+                    </a:ln>
+                    <a:effectLst>
+                      <a:outerShdw blurRad="50800" dist="38100" dir="2700000" algn="tl" rotWithShape="0">
+                        <a:srgbClr val="000000">
+                          <a:alpha val="43000"/>
+                        </a:srgbClr>
+                      </a:outerShdw>
+                    </a:effectLst>
+                  </pic:spPr>
+                </pic:pic>
+              </a:graphicData>
+            </a:graphic>
+          </wp:inline>
+        </w:drawing>
+      </w:r>
+    </w:p>
+    <w:p>
+      <w:pPr>
+        <w:rPr>
+          <w:lang w:val="en-GB"/>
+        </w:rPr>
+      </w:pPr>
+    </w:p>
     <w:sectPr>
       <w:pgSz w:w="12240" w:h="15840"/>
       <w:pgMar w:top="1440" w:right="1440" w:bottom="1440" w:left="1440" w:header="708" w:footer="708" w:gutter="0"/>
@@ -4392,7 +5161,7 @@
 </file>
 
 <file path=word/numbering.xml><?xml version="1.0" encoding="utf-8"?>
-<w:numbering xmlns:ve="http://schemas.openxmlformats.org/markup-compatibility/2006" xmlns:o="urn:schemas-microsoft-com:office:office" xmlns:r="http://schemas.openxmlformats.org/officeDocument/2006/relationships" xmlns:m="http://schemas.openxmlformats.org/officeDocument/2006/math" xmlns:v="urn:schemas-microsoft-com:vml" xmlns:wp="http://schemas.openxmlformats.org/drawingml/2006/wordprocessingDrawing" xmlns:w10="urn:schemas-microsoft-com:office:word" xmlns:w="http://schemas.openxmlformats.org/wordprocessingml/2006/main" xmlns:wne="http://schemas.microsoft.com/office/word/2006/wordml">
+<w:numbering xmlns:wpc="http://schemas.microsoft.com/office/word/2010/wordprocessingCanvas" xmlns:mc="http://schemas.openxmlformats.org/markup-compatibility/2006" xmlns:o="urn:schemas-microsoft-com:office:office" xmlns:r="http://schemas.openxmlformats.org/officeDocument/2006/relationships" xmlns:m="http://schemas.openxmlformats.org/officeDocument/2006/math" xmlns:v="urn:schemas-microsoft-com:vml" xmlns:wp14="http://schemas.microsoft.com/office/word/2010/wordprocessingDrawing" xmlns:wp="http://schemas.openxmlformats.org/drawingml/2006/wordprocessingDrawing" xmlns:w10="urn:schemas-microsoft-com:office:word" xmlns:w="http://schemas.openxmlformats.org/wordprocessingml/2006/main" xmlns:w14="http://schemas.microsoft.com/office/word/2010/wordml" xmlns:wpg="http://schemas.microsoft.com/office/word/2010/wordprocessingGroup" xmlns:wpi="http://schemas.microsoft.com/office/word/2010/wordprocessingInk" xmlns:wne="http://schemas.microsoft.com/office/word/2006/wordml" xmlns:wps="http://schemas.microsoft.com/office/word/2010/wordprocessingShape" mc:Ignorable="w14 wp14">
   <w:abstractNum w:abstractNumId="0">
     <w:nsid w:val="0B184DF6"/>
     <w:multiLevelType w:val="hybridMultilevel"/>
@@ -4765,7 +5534,7 @@
 </file>
 
 <file path=word/styles.xml><?xml version="1.0" encoding="utf-8"?>
-<w:styles xmlns:r="http://schemas.openxmlformats.org/officeDocument/2006/relationships" xmlns:w="http://schemas.openxmlformats.org/wordprocessingml/2006/main">
+<w:styles xmlns:mc="http://schemas.openxmlformats.org/markup-compatibility/2006" xmlns:r="http://schemas.openxmlformats.org/officeDocument/2006/relationships" xmlns:w="http://schemas.openxmlformats.org/wordprocessingml/2006/main" xmlns:w14="http://schemas.microsoft.com/office/word/2010/wordml" mc:Ignorable="w14">
   <w:docDefaults>
     <w:rPrDefault>
       <w:rPr>
@@ -4936,7 +5705,6 @@
     <w:uiPriority w:val="99"/>
     <w:semiHidden/>
     <w:unhideWhenUsed/>
-    <w:qFormat/>
     <w:tblPr>
       <w:tblInd w:w="0" w:type="dxa"/>
       <w:tblCellMar>

--- a/typeScriptPlaywright/docs/2. Playwright Basics.docx
+++ b/typeScriptPlaywright/docs/2. Playwright Basics.docx
@@ -5079,8 +5079,6 @@
         </w:rPr>
         <w:t>” function we will provide the file path which will help to store the file in the specified location.</w:t>
       </w:r>
-      <w:bookmarkStart w:id="0" w:name="_GoBack"/>
-      <w:bookmarkEnd w:id="0"/>
     </w:p>
     <w:p>
       <w:pPr>
@@ -5142,6 +5140,548 @@
           </wp:inline>
         </w:drawing>
       </w:r>
+    </w:p>
+    <w:p>
+      <w:pPr>
+        <w:rPr>
+          <w:sz w:val="40"/>
+          <w:szCs w:val="40"/>
+          <w:highlight w:val="yellow"/>
+          <w:lang w:val="en-GB"/>
+        </w:rPr>
+      </w:pPr>
+    </w:p>
+    <w:p>
+      <w:pPr>
+        <w:rPr>
+          <w:sz w:val="40"/>
+          <w:szCs w:val="40"/>
+          <w:highlight w:val="yellow"/>
+          <w:lang w:val="en-GB"/>
+        </w:rPr>
+      </w:pPr>
+    </w:p>
+    <w:p>
+      <w:pPr>
+        <w:rPr>
+          <w:sz w:val="40"/>
+          <w:szCs w:val="40"/>
+          <w:highlight w:val="yellow"/>
+          <w:lang w:val="en-GB"/>
+        </w:rPr>
+      </w:pPr>
+    </w:p>
+    <w:p>
+      <w:pPr>
+        <w:rPr>
+          <w:sz w:val="40"/>
+          <w:szCs w:val="40"/>
+          <w:highlight w:val="yellow"/>
+          <w:lang w:val="en-GB"/>
+        </w:rPr>
+      </w:pPr>
+    </w:p>
+    <w:p>
+      <w:pPr>
+        <w:rPr>
+          <w:lang w:val="en-GB"/>
+        </w:rPr>
+      </w:pPr>
+      <w:r>
+        <w:rPr>
+          <w:sz w:val="40"/>
+          <w:szCs w:val="40"/>
+          <w:highlight w:val="yellow"/>
+          <w:lang w:val="en-GB"/>
+        </w:rPr>
+        <w:lastRenderedPageBreak/>
+        <w:t>Video recording</w:t>
+      </w:r>
+      <w:r>
+        <w:rPr>
+          <w:lang w:val="en-GB"/>
+        </w:rPr>
+        <w:t>:</w:t>
+      </w:r>
+    </w:p>
+    <w:p>
+      <w:pPr>
+        <w:rPr>
+          <w:lang w:val="en-GB"/>
+        </w:rPr>
+      </w:pPr>
+      <w:r>
+        <w:rPr>
+          <w:lang w:val="en-GB"/>
+        </w:rPr>
+        <w:t xml:space="preserve">In </w:t>
+      </w:r>
+      <w:proofErr w:type="spellStart"/>
+      <w:r>
+        <w:rPr>
+          <w:lang w:val="en-GB"/>
+        </w:rPr>
+        <w:t>playright</w:t>
+      </w:r>
+      <w:proofErr w:type="spellEnd"/>
+      <w:r>
+        <w:rPr>
+          <w:lang w:val="en-GB"/>
+        </w:rPr>
+        <w:t xml:space="preserve"> </w:t>
+      </w:r>
+      <w:proofErr w:type="spellStart"/>
+      <w:r>
+        <w:rPr>
+          <w:lang w:val="en-GB"/>
+        </w:rPr>
+        <w:t>config</w:t>
+      </w:r>
+      <w:proofErr w:type="spellEnd"/>
+      <w:r>
+        <w:rPr>
+          <w:lang w:val="en-GB"/>
+        </w:rPr>
+        <w:t xml:space="preserve"> </w:t>
+      </w:r>
+      <w:proofErr w:type="spellStart"/>
+      <w:r>
+        <w:rPr>
+          <w:lang w:val="en-GB"/>
+        </w:rPr>
+        <w:t>json</w:t>
+      </w:r>
+      <w:proofErr w:type="spellEnd"/>
+      <w:r>
+        <w:rPr>
+          <w:lang w:val="en-GB"/>
+        </w:rPr>
+        <w:t xml:space="preserve"> file we need to set video to on state to record the video. We see report is stored under: </w:t>
+      </w:r>
+      <w:r>
+        <w:rPr>
+          <w:lang w:val="en-GB"/>
+        </w:rPr>
+        <w:t>D:\workspacePlayWright\typeScriptPlaywright\learn_playwright\playwright-report\data</w:t>
+      </w:r>
+    </w:p>
+    <w:p>
+      <w:pPr>
+        <w:rPr>
+          <w:lang w:val="en-GB"/>
+        </w:rPr>
+      </w:pPr>
+      <w:r>
+        <w:rPr>
+          <w:noProof/>
+        </w:rPr>
+        <w:drawing>
+          <wp:inline distT="0" distB="0" distL="0" distR="0" wp14:anchorId="0E4C1F4D" wp14:editId="7D87E7C9">
+            <wp:extent cx="5943600" cy="1731645"/>
+            <wp:effectExtent l="76200" t="76200" r="114300" b="116205"/>
+            <wp:docPr id="44" name="Picture 44"/>
+            <wp:cNvGraphicFramePr>
+              <a:graphicFrameLocks xmlns:a="http://schemas.openxmlformats.org/drawingml/2006/main" noChangeAspect="1"/>
+            </wp:cNvGraphicFramePr>
+            <a:graphic xmlns:a="http://schemas.openxmlformats.org/drawingml/2006/main">
+              <a:graphicData uri="http://schemas.openxmlformats.org/drawingml/2006/picture">
+                <pic:pic xmlns:pic="http://schemas.openxmlformats.org/drawingml/2006/picture">
+                  <pic:nvPicPr>
+                    <pic:cNvPr id="0" name=""/>
+                    <pic:cNvPicPr/>
+                  </pic:nvPicPr>
+                  <pic:blipFill>
+                    <a:blip r:embed="rId54"/>
+                    <a:stretch>
+                      <a:fillRect/>
+                    </a:stretch>
+                  </pic:blipFill>
+                  <pic:spPr>
+                    <a:xfrm>
+                      <a:off x="0" y="0"/>
+                      <a:ext cx="5943600" cy="1731645"/>
+                    </a:xfrm>
+                    <a:prstGeom prst="rect">
+                      <a:avLst/>
+                    </a:prstGeom>
+                    <a:ln w="38100" cap="sq">
+                      <a:solidFill>
+                        <a:srgbClr val="000000"/>
+                      </a:solidFill>
+                      <a:prstDash val="solid"/>
+                      <a:miter lim="800000"/>
+                    </a:ln>
+                    <a:effectLst>
+                      <a:outerShdw blurRad="50800" dist="38100" dir="2700000" algn="tl" rotWithShape="0">
+                        <a:srgbClr val="000000">
+                          <a:alpha val="43000"/>
+                        </a:srgbClr>
+                      </a:outerShdw>
+                    </a:effectLst>
+                  </pic:spPr>
+                </pic:pic>
+              </a:graphicData>
+            </a:graphic>
+          </wp:inline>
+        </w:drawing>
+      </w:r>
+    </w:p>
+    <w:p>
+      <w:pPr>
+        <w:rPr>
+          <w:lang w:val="en-GB"/>
+        </w:rPr>
+      </w:pPr>
+      <w:r>
+        <w:rPr>
+          <w:sz w:val="40"/>
+          <w:szCs w:val="40"/>
+          <w:highlight w:val="yellow"/>
+          <w:lang w:val="en-GB"/>
+        </w:rPr>
+        <w:t>Trace Viewer</w:t>
+      </w:r>
+      <w:r>
+        <w:rPr>
+          <w:lang w:val="en-GB"/>
+        </w:rPr>
+        <w:t>:</w:t>
+      </w:r>
+    </w:p>
+    <w:p>
+      <w:pPr>
+        <w:rPr>
+          <w:lang w:val="en-GB"/>
+        </w:rPr>
+      </w:pPr>
+      <w:r>
+        <w:rPr>
+          <w:lang w:val="en-GB"/>
+        </w:rPr>
+        <w:t xml:space="preserve">We see a trace.zip file is created if we keep trace as on in </w:t>
+      </w:r>
+      <w:proofErr w:type="spellStart"/>
+      <w:r>
+        <w:rPr>
+          <w:lang w:val="en-GB"/>
+        </w:rPr>
+        <w:t>config</w:t>
+      </w:r>
+      <w:proofErr w:type="spellEnd"/>
+      <w:r>
+        <w:rPr>
+          <w:lang w:val="en-GB"/>
+        </w:rPr>
+        <w:t xml:space="preserve"> </w:t>
+      </w:r>
+      <w:proofErr w:type="spellStart"/>
+      <w:r>
+        <w:rPr>
+          <w:lang w:val="en-GB"/>
+        </w:rPr>
+        <w:t>json</w:t>
+      </w:r>
+      <w:proofErr w:type="spellEnd"/>
+      <w:r>
+        <w:rPr>
+          <w:lang w:val="en-GB"/>
+        </w:rPr>
+        <w:t xml:space="preserve"> file:</w:t>
+      </w:r>
+    </w:p>
+    <w:p>
+      <w:pPr>
+        <w:rPr>
+          <w:lang w:val="en-GB"/>
+        </w:rPr>
+      </w:pPr>
+      <w:proofErr w:type="spellStart"/>
+      <w:proofErr w:type="gramStart"/>
+      <w:r>
+        <w:rPr>
+          <w:lang w:val="en-GB"/>
+        </w:rPr>
+        <w:t>npx</w:t>
+      </w:r>
+      <w:proofErr w:type="spellEnd"/>
+      <w:proofErr w:type="gramEnd"/>
+      <w:r>
+        <w:rPr>
+          <w:lang w:val="en-GB"/>
+        </w:rPr>
+        <w:t xml:space="preserve"> playwright show-trace ./test-results/sample-Http-Authentication-chromium/trace.zip</w:t>
+      </w:r>
+    </w:p>
+    <w:p>
+      <w:pPr>
+        <w:rPr>
+          <w:lang w:val="en-GB"/>
+        </w:rPr>
+      </w:pPr>
+      <w:r>
+        <w:rPr>
+          <w:lang w:val="en-GB"/>
+        </w:rPr>
+        <w:t xml:space="preserve">Using </w:t>
+      </w:r>
+      <w:r>
+        <w:rPr>
+          <w:lang w:val="en-GB"/>
+        </w:rPr>
+        <w:t>this</w:t>
+      </w:r>
+      <w:r>
+        <w:rPr>
+          <w:lang w:val="en-GB"/>
+        </w:rPr>
+        <w:t>,</w:t>
+      </w:r>
+      <w:r>
+        <w:rPr>
+          <w:lang w:val="en-GB"/>
+        </w:rPr>
+        <w:t xml:space="preserve"> </w:t>
+      </w:r>
+      <w:r>
+        <w:rPr>
+          <w:lang w:val="en-GB"/>
+        </w:rPr>
+        <w:t>whatever</w:t>
+      </w:r>
+      <w:r>
+        <w:rPr>
+          <w:lang w:val="en-GB"/>
+        </w:rPr>
+        <w:t xml:space="preserve"> we have executed step by step it will capture everything.</w:t>
+      </w:r>
+      <w:r>
+        <w:rPr>
+          <w:lang w:val="en-GB"/>
+        </w:rPr>
+        <w:t xml:space="preserve"> It will help us to debug the code.</w:t>
+      </w:r>
+      <w:r>
+        <w:rPr>
+          <w:lang w:val="en-GB"/>
+        </w:rPr>
+        <w:t xml:space="preserve"> Also we need to make sure trace is tur</w:t>
+      </w:r>
+      <w:r>
+        <w:rPr>
+          <w:lang w:val="en-GB"/>
+        </w:rPr>
+        <w:t>n</w:t>
+      </w:r>
+      <w:bookmarkStart w:id="0" w:name="_GoBack"/>
+      <w:bookmarkEnd w:id="0"/>
+      <w:r>
+        <w:rPr>
+          <w:lang w:val="en-GB"/>
+        </w:rPr>
+        <w:t>ed on.</w:t>
+      </w:r>
+    </w:p>
+    <w:p>
+      <w:pPr>
+        <w:rPr>
+          <w:lang w:val="en-GB"/>
+        </w:rPr>
+      </w:pPr>
+      <w:r>
+        <w:rPr>
+          <w:noProof/>
+        </w:rPr>
+        <w:drawing>
+          <wp:inline distT="0" distB="0" distL="0" distR="0" wp14:anchorId="3545317B" wp14:editId="1149EBE2">
+            <wp:extent cx="6035040" cy="248717"/>
+            <wp:effectExtent l="76200" t="76200" r="99060" b="113665"/>
+            <wp:docPr id="49" name="Picture 49"/>
+            <wp:cNvGraphicFramePr>
+              <a:graphicFrameLocks xmlns:a="http://schemas.openxmlformats.org/drawingml/2006/main" noChangeAspect="1"/>
+            </wp:cNvGraphicFramePr>
+            <a:graphic xmlns:a="http://schemas.openxmlformats.org/drawingml/2006/main">
+              <a:graphicData uri="http://schemas.openxmlformats.org/drawingml/2006/picture">
+                <pic:pic xmlns:pic="http://schemas.openxmlformats.org/drawingml/2006/picture">
+                  <pic:nvPicPr>
+                    <pic:cNvPr id="0" name=""/>
+                    <pic:cNvPicPr/>
+                  </pic:nvPicPr>
+                  <pic:blipFill rotWithShape="1">
+                    <a:blip r:embed="rId55"/>
+                    <a:srcRect r="-1227" b="28614"/>
+                    <a:stretch/>
+                  </pic:blipFill>
+                  <pic:spPr bwMode="auto">
+                    <a:xfrm>
+                      <a:off x="0" y="0"/>
+                      <a:ext cx="6016528" cy="247954"/>
+                    </a:xfrm>
+                    <a:prstGeom prst="rect">
+                      <a:avLst/>
+                    </a:prstGeom>
+                    <a:ln w="38100" cap="sq" cmpd="sng" algn="ctr">
+                      <a:solidFill>
+                        <a:srgbClr val="000000"/>
+                      </a:solidFill>
+                      <a:prstDash val="solid"/>
+                      <a:miter lim="800000"/>
+                      <a:headEnd type="none" w="med" len="med"/>
+                      <a:tailEnd type="none" w="med" len="med"/>
+                    </a:ln>
+                    <a:effectLst>
+                      <a:outerShdw blurRad="50800" dist="38100" dir="2700000" algn="tl" rotWithShape="0">
+                        <a:srgbClr val="000000">
+                          <a:alpha val="43000"/>
+                        </a:srgbClr>
+                      </a:outerShdw>
+                    </a:effectLst>
+                    <a:extLst>
+                      <a:ext uri="{53640926-AAD7-44D8-BBD7-CCE9431645EC}">
+                        <a14:shadowObscured xmlns:a14="http://schemas.microsoft.com/office/drawing/2010/main"/>
+                      </a:ext>
+                    </a:extLst>
+                  </pic:spPr>
+                </pic:pic>
+              </a:graphicData>
+            </a:graphic>
+          </wp:inline>
+        </w:drawing>
+      </w:r>
+    </w:p>
+    <w:p>
+      <w:pPr>
+        <w:rPr>
+          <w:lang w:val="en-GB"/>
+        </w:rPr>
+      </w:pPr>
+      <w:r>
+        <w:rPr>
+          <w:noProof/>
+        </w:rPr>
+        <w:drawing>
+          <wp:inline distT="0" distB="0" distL="0" distR="0" wp14:anchorId="3E3F2456" wp14:editId="70ABF2C5">
+            <wp:extent cx="5947258" cy="1375258"/>
+            <wp:effectExtent l="76200" t="76200" r="111125" b="111125"/>
+            <wp:docPr id="50" name="Picture 50"/>
+            <wp:cNvGraphicFramePr>
+              <a:graphicFrameLocks xmlns:a="http://schemas.openxmlformats.org/drawingml/2006/main" noChangeAspect="1"/>
+            </wp:cNvGraphicFramePr>
+            <a:graphic xmlns:a="http://schemas.openxmlformats.org/drawingml/2006/main">
+              <a:graphicData uri="http://schemas.openxmlformats.org/drawingml/2006/picture">
+                <pic:pic xmlns:pic="http://schemas.openxmlformats.org/drawingml/2006/picture">
+                  <pic:nvPicPr>
+                    <pic:cNvPr id="0" name=""/>
+                    <pic:cNvPicPr/>
+                  </pic:nvPicPr>
+                  <pic:blipFill rotWithShape="1">
+                    <a:blip r:embed="rId56"/>
+                    <a:srcRect b="13630"/>
+                    <a:stretch/>
+                  </pic:blipFill>
+                  <pic:spPr bwMode="auto">
+                    <a:xfrm>
+                      <a:off x="0" y="0"/>
+                      <a:ext cx="5947258" cy="1375258"/>
+                    </a:xfrm>
+                    <a:prstGeom prst="rect">
+                      <a:avLst/>
+                    </a:prstGeom>
+                    <a:ln w="38100" cap="sq" cmpd="sng" algn="ctr">
+                      <a:solidFill>
+                        <a:srgbClr val="000000"/>
+                      </a:solidFill>
+                      <a:prstDash val="solid"/>
+                      <a:miter lim="800000"/>
+                      <a:headEnd type="none" w="med" len="med"/>
+                      <a:tailEnd type="none" w="med" len="med"/>
+                    </a:ln>
+                    <a:effectLst>
+                      <a:outerShdw blurRad="50800" dist="38100" dir="2700000" algn="tl" rotWithShape="0">
+                        <a:srgbClr val="000000">
+                          <a:alpha val="43000"/>
+                        </a:srgbClr>
+                      </a:outerShdw>
+                    </a:effectLst>
+                    <a:extLst>
+                      <a:ext uri="{53640926-AAD7-44D8-BBD7-CCE9431645EC}">
+                        <a14:shadowObscured xmlns:a14="http://schemas.microsoft.com/office/drawing/2010/main"/>
+                      </a:ext>
+                    </a:extLst>
+                  </pic:spPr>
+                </pic:pic>
+              </a:graphicData>
+            </a:graphic>
+          </wp:inline>
+        </w:drawing>
+      </w:r>
+    </w:p>
+    <w:p>
+      <w:pPr>
+        <w:rPr>
+          <w:lang w:val="en-GB"/>
+        </w:rPr>
+      </w:pPr>
+      <w:r>
+        <w:rPr>
+          <w:noProof/>
+        </w:rPr>
+        <w:drawing>
+          <wp:inline distT="0" distB="0" distL="0" distR="0" wp14:anchorId="347C19A3" wp14:editId="76AD08EF">
+            <wp:extent cx="5106010" cy="887551"/>
+            <wp:effectExtent l="76200" t="76200" r="114300" b="122555"/>
+            <wp:docPr id="51" name="Picture 51"/>
+            <wp:cNvGraphicFramePr>
+              <a:graphicFrameLocks xmlns:a="http://schemas.openxmlformats.org/drawingml/2006/main" noChangeAspect="1"/>
+            </wp:cNvGraphicFramePr>
+            <a:graphic xmlns:a="http://schemas.openxmlformats.org/drawingml/2006/main">
+              <a:graphicData uri="http://schemas.openxmlformats.org/drawingml/2006/picture">
+                <pic:pic xmlns:pic="http://schemas.openxmlformats.org/drawingml/2006/picture">
+                  <pic:nvPicPr>
+                    <pic:cNvPr id="0" name=""/>
+                    <pic:cNvPicPr/>
+                  </pic:nvPicPr>
+                  <pic:blipFill>
+                    <a:blip r:embed="rId57"/>
+                    <a:stretch>
+                      <a:fillRect/>
+                    </a:stretch>
+                  </pic:blipFill>
+                  <pic:spPr>
+                    <a:xfrm>
+                      <a:off x="0" y="0"/>
+                      <a:ext cx="5102869" cy="887005"/>
+                    </a:xfrm>
+                    <a:prstGeom prst="rect">
+                      <a:avLst/>
+                    </a:prstGeom>
+                    <a:ln w="38100" cap="sq">
+                      <a:solidFill>
+                        <a:srgbClr val="000000"/>
+                      </a:solidFill>
+                      <a:prstDash val="solid"/>
+                      <a:miter lim="800000"/>
+                    </a:ln>
+                    <a:effectLst>
+                      <a:outerShdw blurRad="50800" dist="38100" dir="2700000" algn="tl" rotWithShape="0">
+                        <a:srgbClr val="000000">
+                          <a:alpha val="43000"/>
+                        </a:srgbClr>
+                      </a:outerShdw>
+                    </a:effectLst>
+                  </pic:spPr>
+                </pic:pic>
+              </a:graphicData>
+            </a:graphic>
+          </wp:inline>
+        </w:drawing>
+      </w:r>
+    </w:p>
+    <w:p>
+      <w:pPr>
+        <w:rPr>
+          <w:lang w:val="en-GB"/>
+        </w:rPr>
+      </w:pPr>
     </w:p>
     <w:p>
       <w:pPr>

--- a/typeScriptPlaywright/docs/2. Playwright Basics.docx
+++ b/typeScriptPlaywright/docs/2. Playwright Basics.docx
@@ -5472,8 +5472,6 @@
         </w:rPr>
         <w:t>n</w:t>
       </w:r>
-      <w:bookmarkStart w:id="0" w:name="_GoBack"/>
-      <w:bookmarkEnd w:id="0"/>
       <w:r>
         <w:rPr>
           <w:lang w:val="en-GB"/>
@@ -5675,6 +5673,105 @@
           </wp:inline>
         </w:drawing>
       </w:r>
+    </w:p>
+    <w:p>
+      <w:pPr>
+        <w:rPr>
+          <w:lang w:val="en-GB"/>
+        </w:rPr>
+      </w:pPr>
+      <w:r>
+        <w:rPr>
+          <w:sz w:val="40"/>
+          <w:szCs w:val="40"/>
+          <w:highlight w:val="yellow"/>
+          <w:lang w:val="en-GB"/>
+        </w:rPr>
+        <w:lastRenderedPageBreak/>
+        <w:t>Playwright code generator</w:t>
+      </w:r>
+      <w:r>
+        <w:rPr>
+          <w:lang w:val="en-GB"/>
+        </w:rPr>
+        <w:t>:</w:t>
+      </w:r>
+    </w:p>
+    <w:p>
+      <w:pPr>
+        <w:rPr>
+          <w:lang w:val="en-GB"/>
+        </w:rPr>
+      </w:pPr>
+      <w:r>
+        <w:rPr>
+          <w:lang w:val="en-GB"/>
+        </w:rPr>
+        <w:t>Click on the Testing lab and click on record new button.</w:t>
+      </w:r>
+    </w:p>
+    <w:p>
+      <w:pPr>
+        <w:rPr>
+          <w:lang w:val="en-GB"/>
+        </w:rPr>
+      </w:pPr>
+      <w:r>
+        <w:rPr>
+          <w:noProof/>
+        </w:rPr>
+        <w:drawing>
+          <wp:inline distT="0" distB="0" distL="0" distR="0" wp14:anchorId="560A66D8" wp14:editId="0698D303">
+            <wp:extent cx="2828925" cy="6858000"/>
+            <wp:effectExtent l="0" t="0" r="9525" b="0"/>
+            <wp:docPr id="52" name="Picture 52"/>
+            <wp:cNvGraphicFramePr>
+              <a:graphicFrameLocks xmlns:a="http://schemas.openxmlformats.org/drawingml/2006/main" noChangeAspect="1"/>
+            </wp:cNvGraphicFramePr>
+            <a:graphic xmlns:a="http://schemas.openxmlformats.org/drawingml/2006/main">
+              <a:graphicData uri="http://schemas.openxmlformats.org/drawingml/2006/picture">
+                <pic:pic xmlns:pic="http://schemas.openxmlformats.org/drawingml/2006/picture">
+                  <pic:nvPicPr>
+                    <pic:cNvPr id="0" name=""/>
+                    <pic:cNvPicPr/>
+                  </pic:nvPicPr>
+                  <pic:blipFill>
+                    <a:blip r:embed="rId58"/>
+                    <a:stretch>
+                      <a:fillRect/>
+                    </a:stretch>
+                  </pic:blipFill>
+                  <pic:spPr>
+                    <a:xfrm>
+                      <a:off x="0" y="0"/>
+                      <a:ext cx="2828925" cy="6858000"/>
+                    </a:xfrm>
+                    <a:prstGeom prst="rect">
+                      <a:avLst/>
+                    </a:prstGeom>
+                  </pic:spPr>
+                </pic:pic>
+              </a:graphicData>
+            </a:graphic>
+          </wp:inline>
+        </w:drawing>
+      </w:r>
+    </w:p>
+    <w:p>
+      <w:pPr>
+        <w:rPr>
+          <w:lang w:val="en-GB"/>
+        </w:rPr>
+      </w:pPr>
+    </w:p>
+    <w:p>
+      <w:pPr>
+        <w:rPr>
+          <w:lang w:val="en-GB"/>
+        </w:rPr>
+      </w:pPr>
+      <w:bookmarkStart w:id="0" w:name="_GoBack"/>
+      <w:bookmarkEnd w:id="0"/>
     </w:p>
     <w:p>
       <w:pPr>

--- a/typeScriptPlaywright/docs/2. Playwright Basics.docx
+++ b/typeScriptPlaywright/docs/2. Playwright Basics.docx
@@ -5688,10 +5688,29 @@
           <w:lang w:val="en-GB"/>
         </w:rPr>
         <w:lastRenderedPageBreak/>
-        <w:t>Playwright code generator</w:t>
-      </w:r>
-      <w:r>
-        <w:rPr>
+        <w:t xml:space="preserve">Playwright code </w:t>
+      </w:r>
+      <w:r>
+        <w:rPr>
+          <w:sz w:val="40"/>
+          <w:szCs w:val="40"/>
+          <w:highlight w:val="yellow"/>
+          <w:lang w:val="en-GB"/>
+        </w:rPr>
+        <w:t>generator</w:t>
+      </w:r>
+      <w:r>
+        <w:rPr>
+          <w:sz w:val="40"/>
+          <w:szCs w:val="40"/>
+          <w:highlight w:val="yellow"/>
+          <w:lang w:val="en-GB"/>
+        </w:rPr>
+        <w:t xml:space="preserve"> [Record and playback]</w:t>
+      </w:r>
+      <w:r>
+        <w:rPr>
+          <w:highlight w:val="yellow"/>
           <w:lang w:val="en-GB"/>
         </w:rPr>
         <w:t>:</w:t>
@@ -5722,8 +5741,8 @@
         </w:rPr>
         <w:drawing>
           <wp:inline distT="0" distB="0" distL="0" distR="0" wp14:anchorId="560A66D8" wp14:editId="0698D303">
-            <wp:extent cx="2828925" cy="6858000"/>
-            <wp:effectExtent l="0" t="0" r="9525" b="0"/>
+            <wp:extent cx="2691994" cy="6526046"/>
+            <wp:effectExtent l="0" t="0" r="0" b="0"/>
             <wp:docPr id="52" name="Picture 52"/>
             <wp:cNvGraphicFramePr>
               <a:graphicFrameLocks xmlns:a="http://schemas.openxmlformats.org/drawingml/2006/main" noChangeAspect="1"/>
@@ -5744,7 +5763,7 @@
                   <pic:spPr>
                     <a:xfrm>
                       <a:off x="0" y="0"/>
-                      <a:ext cx="2828925" cy="6858000"/>
+                      <a:ext cx="2690559" cy="6522567"/>
                     </a:xfrm>
                     <a:prstGeom prst="rect">
                       <a:avLst/>
@@ -5763,6 +5782,579 @@
           <w:lang w:val="en-GB"/>
         </w:rPr>
       </w:pPr>
+      <w:r>
+        <w:rPr>
+          <w:noProof/>
+        </w:rPr>
+        <w:lastRenderedPageBreak/>
+        <w:drawing>
+          <wp:inline distT="0" distB="0" distL="0" distR="0" wp14:anchorId="38A42873" wp14:editId="113E0B3D">
+            <wp:extent cx="5943600" cy="3597910"/>
+            <wp:effectExtent l="76200" t="76200" r="114300" b="116840"/>
+            <wp:docPr id="53" name="Picture 53"/>
+            <wp:cNvGraphicFramePr>
+              <a:graphicFrameLocks xmlns:a="http://schemas.openxmlformats.org/drawingml/2006/main" noChangeAspect="1"/>
+            </wp:cNvGraphicFramePr>
+            <a:graphic xmlns:a="http://schemas.openxmlformats.org/drawingml/2006/main">
+              <a:graphicData uri="http://schemas.openxmlformats.org/drawingml/2006/picture">
+                <pic:pic xmlns:pic="http://schemas.openxmlformats.org/drawingml/2006/picture">
+                  <pic:nvPicPr>
+                    <pic:cNvPr id="0" name=""/>
+                    <pic:cNvPicPr/>
+                  </pic:nvPicPr>
+                  <pic:blipFill>
+                    <a:blip r:embed="rId59"/>
+                    <a:stretch>
+                      <a:fillRect/>
+                    </a:stretch>
+                  </pic:blipFill>
+                  <pic:spPr>
+                    <a:xfrm>
+                      <a:off x="0" y="0"/>
+                      <a:ext cx="5943600" cy="3597910"/>
+                    </a:xfrm>
+                    <a:prstGeom prst="rect">
+                      <a:avLst/>
+                    </a:prstGeom>
+                    <a:ln w="38100" cap="sq">
+                      <a:solidFill>
+                        <a:srgbClr val="000000"/>
+                      </a:solidFill>
+                      <a:prstDash val="solid"/>
+                      <a:miter lim="800000"/>
+                    </a:ln>
+                    <a:effectLst>
+                      <a:outerShdw blurRad="50800" dist="38100" dir="2700000" algn="tl" rotWithShape="0">
+                        <a:srgbClr val="000000">
+                          <a:alpha val="43000"/>
+                        </a:srgbClr>
+                      </a:outerShdw>
+                    </a:effectLst>
+                  </pic:spPr>
+                </pic:pic>
+              </a:graphicData>
+            </a:graphic>
+          </wp:inline>
+        </w:drawing>
+      </w:r>
+    </w:p>
+    <w:p>
+      <w:pPr>
+        <w:rPr>
+          <w:sz w:val="40"/>
+          <w:szCs w:val="40"/>
+          <w:highlight w:val="yellow"/>
+          <w:lang w:val="en-GB"/>
+        </w:rPr>
+      </w:pPr>
+    </w:p>
+    <w:p>
+      <w:pPr>
+        <w:rPr>
+          <w:sz w:val="40"/>
+          <w:szCs w:val="40"/>
+          <w:highlight w:val="yellow"/>
+          <w:lang w:val="en-GB"/>
+        </w:rPr>
+      </w:pPr>
+    </w:p>
+    <w:p>
+      <w:pPr>
+        <w:rPr>
+          <w:sz w:val="40"/>
+          <w:szCs w:val="40"/>
+          <w:highlight w:val="yellow"/>
+          <w:lang w:val="en-GB"/>
+        </w:rPr>
+      </w:pPr>
+    </w:p>
+    <w:p>
+      <w:pPr>
+        <w:rPr>
+          <w:sz w:val="40"/>
+          <w:szCs w:val="40"/>
+          <w:highlight w:val="yellow"/>
+          <w:lang w:val="en-GB"/>
+        </w:rPr>
+      </w:pPr>
+    </w:p>
+    <w:p>
+      <w:pPr>
+        <w:rPr>
+          <w:sz w:val="40"/>
+          <w:szCs w:val="40"/>
+          <w:highlight w:val="yellow"/>
+          <w:lang w:val="en-GB"/>
+        </w:rPr>
+      </w:pPr>
+    </w:p>
+    <w:p>
+      <w:pPr>
+        <w:rPr>
+          <w:sz w:val="40"/>
+          <w:szCs w:val="40"/>
+          <w:highlight w:val="yellow"/>
+          <w:lang w:val="en-GB"/>
+        </w:rPr>
+      </w:pPr>
+    </w:p>
+    <w:p>
+      <w:pPr>
+        <w:rPr>
+          <w:sz w:val="40"/>
+          <w:szCs w:val="40"/>
+          <w:highlight w:val="yellow"/>
+          <w:lang w:val="en-GB"/>
+        </w:rPr>
+      </w:pPr>
+    </w:p>
+    <w:p>
+      <w:pPr>
+        <w:rPr>
+          <w:sz w:val="40"/>
+          <w:szCs w:val="40"/>
+          <w:highlight w:val="yellow"/>
+          <w:lang w:val="en-GB"/>
+        </w:rPr>
+      </w:pPr>
+    </w:p>
+    <w:p>
+      <w:pPr>
+        <w:rPr>
+          <w:sz w:val="40"/>
+          <w:szCs w:val="40"/>
+          <w:highlight w:val="yellow"/>
+          <w:lang w:val="en-GB"/>
+        </w:rPr>
+      </w:pPr>
+    </w:p>
+    <w:p>
+      <w:pPr>
+        <w:rPr>
+          <w:lang w:val="en-GB"/>
+        </w:rPr>
+      </w:pPr>
+      <w:r>
+        <w:rPr>
+          <w:sz w:val="40"/>
+          <w:szCs w:val="40"/>
+          <w:highlight w:val="yellow"/>
+          <w:lang w:val="en-GB"/>
+        </w:rPr>
+        <w:lastRenderedPageBreak/>
+        <w:t>Playwright inspector</w:t>
+      </w:r>
+      <w:r>
+        <w:rPr>
+          <w:lang w:val="en-GB"/>
+        </w:rPr>
+        <w:t>:</w:t>
+      </w:r>
+    </w:p>
+    <w:p>
+      <w:pPr>
+        <w:rPr>
+          <w:lang w:val="en-GB"/>
+        </w:rPr>
+      </w:pPr>
+      <w:r>
+        <w:rPr>
+          <w:lang w:val="en-GB"/>
+        </w:rPr>
+        <w:t xml:space="preserve">We can pause the execution using the statement “await </w:t>
+      </w:r>
+      <w:proofErr w:type="spellStart"/>
+      <w:proofErr w:type="gramStart"/>
+      <w:r>
+        <w:rPr>
+          <w:lang w:val="en-GB"/>
+        </w:rPr>
+        <w:t>page.pause</w:t>
+      </w:r>
+      <w:proofErr w:type="spellEnd"/>
+      <w:r>
+        <w:rPr>
+          <w:lang w:val="en-GB"/>
+        </w:rPr>
+        <w:t>(</w:t>
+      </w:r>
+      <w:proofErr w:type="gramEnd"/>
+      <w:r>
+        <w:rPr>
+          <w:lang w:val="en-GB"/>
+        </w:rPr>
+        <w:t>)”.</w:t>
+      </w:r>
+    </w:p>
+    <w:p>
+      <w:pPr>
+        <w:rPr>
+          <w:lang w:val="en-GB"/>
+        </w:rPr>
+      </w:pPr>
+      <w:r>
+        <w:rPr>
+          <w:noProof/>
+        </w:rPr>
+        <w:drawing>
+          <wp:inline distT="0" distB="0" distL="0" distR="0" wp14:anchorId="10576AC2" wp14:editId="04A76015">
+            <wp:extent cx="5943600" cy="4123055"/>
+            <wp:effectExtent l="76200" t="76200" r="114300" b="106045"/>
+            <wp:docPr id="55" name="Picture 55"/>
+            <wp:cNvGraphicFramePr>
+              <a:graphicFrameLocks xmlns:a="http://schemas.openxmlformats.org/drawingml/2006/main" noChangeAspect="1"/>
+            </wp:cNvGraphicFramePr>
+            <a:graphic xmlns:a="http://schemas.openxmlformats.org/drawingml/2006/main">
+              <a:graphicData uri="http://schemas.openxmlformats.org/drawingml/2006/picture">
+                <pic:pic xmlns:pic="http://schemas.openxmlformats.org/drawingml/2006/picture">
+                  <pic:nvPicPr>
+                    <pic:cNvPr id="0" name=""/>
+                    <pic:cNvPicPr/>
+                  </pic:nvPicPr>
+                  <pic:blipFill>
+                    <a:blip r:embed="rId60"/>
+                    <a:stretch>
+                      <a:fillRect/>
+                    </a:stretch>
+                  </pic:blipFill>
+                  <pic:spPr>
+                    <a:xfrm>
+                      <a:off x="0" y="0"/>
+                      <a:ext cx="5943600" cy="4123055"/>
+                    </a:xfrm>
+                    <a:prstGeom prst="rect">
+                      <a:avLst/>
+                    </a:prstGeom>
+                    <a:ln w="38100" cap="sq">
+                      <a:solidFill>
+                        <a:srgbClr val="000000"/>
+                      </a:solidFill>
+                      <a:prstDash val="solid"/>
+                      <a:miter lim="800000"/>
+                    </a:ln>
+                    <a:effectLst>
+                      <a:outerShdw blurRad="50800" dist="38100" dir="2700000" algn="tl" rotWithShape="0">
+                        <a:srgbClr val="000000">
+                          <a:alpha val="43000"/>
+                        </a:srgbClr>
+                      </a:outerShdw>
+                    </a:effectLst>
+                  </pic:spPr>
+                </pic:pic>
+              </a:graphicData>
+            </a:graphic>
+          </wp:inline>
+        </w:drawing>
+      </w:r>
+    </w:p>
+    <w:p>
+      <w:pPr>
+        <w:rPr>
+          <w:lang w:val="en-GB"/>
+        </w:rPr>
+      </w:pPr>
+      <w:r>
+        <w:rPr>
+          <w:noProof/>
+        </w:rPr>
+        <w:drawing>
+          <wp:inline distT="0" distB="0" distL="0" distR="0" wp14:anchorId="163DA7C2" wp14:editId="4451127F">
+            <wp:extent cx="5947258" cy="2304288"/>
+            <wp:effectExtent l="76200" t="76200" r="111125" b="115570"/>
+            <wp:docPr id="54" name="Picture 54"/>
+            <wp:cNvGraphicFramePr>
+              <a:graphicFrameLocks xmlns:a="http://schemas.openxmlformats.org/drawingml/2006/main" noChangeAspect="1"/>
+            </wp:cNvGraphicFramePr>
+            <a:graphic xmlns:a="http://schemas.openxmlformats.org/drawingml/2006/main">
+              <a:graphicData uri="http://schemas.openxmlformats.org/drawingml/2006/picture">
+                <pic:pic xmlns:pic="http://schemas.openxmlformats.org/drawingml/2006/picture">
+                  <pic:nvPicPr>
+                    <pic:cNvPr id="0" name=""/>
+                    <pic:cNvPicPr/>
+                  </pic:nvPicPr>
+                  <pic:blipFill rotWithShape="1">
+                    <a:blip r:embed="rId61"/>
+                    <a:srcRect b="23377"/>
+                    <a:stretch/>
+                  </pic:blipFill>
+                  <pic:spPr bwMode="auto">
+                    <a:xfrm>
+                      <a:off x="0" y="0"/>
+                      <a:ext cx="5943600" cy="2302871"/>
+                    </a:xfrm>
+                    <a:prstGeom prst="rect">
+                      <a:avLst/>
+                    </a:prstGeom>
+                    <a:ln w="38100" cap="sq" cmpd="sng" algn="ctr">
+                      <a:solidFill>
+                        <a:srgbClr val="000000"/>
+                      </a:solidFill>
+                      <a:prstDash val="solid"/>
+                      <a:miter lim="800000"/>
+                      <a:headEnd type="none" w="med" len="med"/>
+                      <a:tailEnd type="none" w="med" len="med"/>
+                    </a:ln>
+                    <a:effectLst>
+                      <a:outerShdw blurRad="50800" dist="38100" dir="2700000" algn="tl" rotWithShape="0">
+                        <a:srgbClr val="000000">
+                          <a:alpha val="43000"/>
+                        </a:srgbClr>
+                      </a:outerShdw>
+                    </a:effectLst>
+                    <a:extLst>
+                      <a:ext uri="{53640926-AAD7-44D8-BBD7-CCE9431645EC}">
+                        <a14:shadowObscured xmlns:a14="http://schemas.microsoft.com/office/drawing/2010/main"/>
+                      </a:ext>
+                    </a:extLst>
+                  </pic:spPr>
+                </pic:pic>
+              </a:graphicData>
+            </a:graphic>
+          </wp:inline>
+        </w:drawing>
+      </w:r>
+    </w:p>
+    <w:p>
+      <w:pPr>
+        <w:rPr>
+          <w:lang w:val="en-GB"/>
+        </w:rPr>
+      </w:pPr>
+    </w:p>
+    <w:p>
+      <w:pPr>
+        <w:rPr>
+          <w:lang w:val="en-GB"/>
+        </w:rPr>
+      </w:pPr>
+      <w:r>
+        <w:rPr>
+          <w:sz w:val="40"/>
+          <w:szCs w:val="40"/>
+          <w:highlight w:val="yellow"/>
+          <w:lang w:val="en-GB"/>
+        </w:rPr>
+        <w:lastRenderedPageBreak/>
+        <w:t>GET and POST request</w:t>
+      </w:r>
+      <w:r>
+        <w:rPr>
+          <w:lang w:val="en-GB"/>
+        </w:rPr>
+        <w:t>:</w:t>
+      </w:r>
+    </w:p>
+    <w:p>
+      <w:pPr>
+        <w:rPr>
+          <w:lang w:val="en-GB"/>
+        </w:rPr>
+      </w:pPr>
+      <w:r>
+        <w:rPr>
+          <w:lang w:val="en-GB"/>
+        </w:rPr>
+        <w:t>Using the following command we can trigger the spring boot service.</w:t>
+      </w:r>
+    </w:p>
+    <w:p>
+      <w:pPr>
+        <w:rPr>
+          <w:lang w:val="en-GB"/>
+        </w:rPr>
+      </w:pPr>
+      <w:r>
+        <w:rPr>
+          <w:noProof/>
+        </w:rPr>
+        <w:drawing>
+          <wp:inline distT="0" distB="0" distL="0" distR="0" wp14:anchorId="66998AB3" wp14:editId="3C219CBA">
+            <wp:extent cx="5943600" cy="789305"/>
+            <wp:effectExtent l="0" t="0" r="0" b="0"/>
+            <wp:docPr id="56" name="Picture 56"/>
+            <wp:cNvGraphicFramePr>
+              <a:graphicFrameLocks xmlns:a="http://schemas.openxmlformats.org/drawingml/2006/main" noChangeAspect="1"/>
+            </wp:cNvGraphicFramePr>
+            <a:graphic xmlns:a="http://schemas.openxmlformats.org/drawingml/2006/main">
+              <a:graphicData uri="http://schemas.openxmlformats.org/drawingml/2006/picture">
+                <pic:pic xmlns:pic="http://schemas.openxmlformats.org/drawingml/2006/picture">
+                  <pic:nvPicPr>
+                    <pic:cNvPr id="0" name=""/>
+                    <pic:cNvPicPr/>
+                  </pic:nvPicPr>
+                  <pic:blipFill>
+                    <a:blip r:embed="rId62"/>
+                    <a:stretch>
+                      <a:fillRect/>
+                    </a:stretch>
+                  </pic:blipFill>
+                  <pic:spPr>
+                    <a:xfrm>
+                      <a:off x="0" y="0"/>
+                      <a:ext cx="5943600" cy="789305"/>
+                    </a:xfrm>
+                    <a:prstGeom prst="rect">
+                      <a:avLst/>
+                    </a:prstGeom>
+                  </pic:spPr>
+                </pic:pic>
+              </a:graphicData>
+            </a:graphic>
+          </wp:inline>
+        </w:drawing>
+      </w:r>
+    </w:p>
+    <w:p>
+      <w:pPr>
+        <w:rPr>
+          <w:lang w:val="en-GB"/>
+        </w:rPr>
+      </w:pPr>
+      <w:r>
+        <w:rPr>
+          <w:lang w:val="en-GB"/>
+        </w:rPr>
+        <w:t xml:space="preserve">We can trigger swagger UI by invoking the URL: </w:t>
+      </w:r>
+    </w:p>
+    <w:p>
+      <w:pPr>
+        <w:rPr>
+          <w:lang w:val="en-GB"/>
+        </w:rPr>
+      </w:pPr>
+      <w:hyperlink r:id="rId63" w:history="1">
+        <w:r>
+          <w:rPr>
+            <w:rStyle w:val="Hyperlink"/>
+            <w:lang w:val="en-GB"/>
+          </w:rPr>
+          <w:t>http://localhost:8080/swagger-ui.html#/user-controller</w:t>
+        </w:r>
+      </w:hyperlink>
+    </w:p>
+    <w:p>
+      <w:pPr>
+        <w:rPr>
+          <w:lang w:val="en-GB"/>
+        </w:rPr>
+      </w:pPr>
+      <w:r>
+        <w:rPr>
+          <w:noProof/>
+        </w:rPr>
+        <w:drawing>
+          <wp:inline distT="0" distB="0" distL="0" distR="0" wp14:anchorId="657C38CB" wp14:editId="15D628AE">
+            <wp:extent cx="5943600" cy="2922270"/>
+            <wp:effectExtent l="76200" t="76200" r="114300" b="106680"/>
+            <wp:docPr id="57" name="Picture 57"/>
+            <wp:cNvGraphicFramePr>
+              <a:graphicFrameLocks xmlns:a="http://schemas.openxmlformats.org/drawingml/2006/main" noChangeAspect="1"/>
+            </wp:cNvGraphicFramePr>
+            <a:graphic xmlns:a="http://schemas.openxmlformats.org/drawingml/2006/main">
+              <a:graphicData uri="http://schemas.openxmlformats.org/drawingml/2006/picture">
+                <pic:pic xmlns:pic="http://schemas.openxmlformats.org/drawingml/2006/picture">
+                  <pic:nvPicPr>
+                    <pic:cNvPr id="0" name=""/>
+                    <pic:cNvPicPr/>
+                  </pic:nvPicPr>
+                  <pic:blipFill>
+                    <a:blip r:embed="rId64"/>
+                    <a:stretch>
+                      <a:fillRect/>
+                    </a:stretch>
+                  </pic:blipFill>
+                  <pic:spPr>
+                    <a:xfrm>
+                      <a:off x="0" y="0"/>
+                      <a:ext cx="5943600" cy="2922270"/>
+                    </a:xfrm>
+                    <a:prstGeom prst="rect">
+                      <a:avLst/>
+                    </a:prstGeom>
+                    <a:ln w="38100" cap="sq">
+                      <a:solidFill>
+                        <a:srgbClr val="000000"/>
+                      </a:solidFill>
+                      <a:prstDash val="solid"/>
+                      <a:miter lim="800000"/>
+                    </a:ln>
+                    <a:effectLst>
+                      <a:outerShdw blurRad="50800" dist="38100" dir="2700000" algn="tl" rotWithShape="0">
+                        <a:srgbClr val="000000">
+                          <a:alpha val="43000"/>
+                        </a:srgbClr>
+                      </a:outerShdw>
+                    </a:effectLst>
+                  </pic:spPr>
+                </pic:pic>
+              </a:graphicData>
+            </a:graphic>
+          </wp:inline>
+        </w:drawing>
+      </w:r>
+    </w:p>
+    <w:p>
+      <w:pPr>
+        <w:rPr>
+          <w:lang w:val="en-GB"/>
+        </w:rPr>
+      </w:pPr>
+      <w:r>
+        <w:rPr>
+          <w:noProof/>
+        </w:rPr>
+        <w:lastRenderedPageBreak/>
+        <w:drawing>
+          <wp:inline distT="0" distB="0" distL="0" distR="0" wp14:anchorId="55DA3A36" wp14:editId="35D8A12C">
+            <wp:extent cx="5943600" cy="3235960"/>
+            <wp:effectExtent l="76200" t="76200" r="114300" b="116840"/>
+            <wp:docPr id="58" name="Picture 58"/>
+            <wp:cNvGraphicFramePr>
+              <a:graphicFrameLocks xmlns:a="http://schemas.openxmlformats.org/drawingml/2006/main" noChangeAspect="1"/>
+            </wp:cNvGraphicFramePr>
+            <a:graphic xmlns:a="http://schemas.openxmlformats.org/drawingml/2006/main">
+              <a:graphicData uri="http://schemas.openxmlformats.org/drawingml/2006/picture">
+                <pic:pic xmlns:pic="http://schemas.openxmlformats.org/drawingml/2006/picture">
+                  <pic:nvPicPr>
+                    <pic:cNvPr id="0" name=""/>
+                    <pic:cNvPicPr/>
+                  </pic:nvPicPr>
+                  <pic:blipFill>
+                    <a:blip r:embed="rId65"/>
+                    <a:stretch>
+                      <a:fillRect/>
+                    </a:stretch>
+                  </pic:blipFill>
+                  <pic:spPr>
+                    <a:xfrm>
+                      <a:off x="0" y="0"/>
+                      <a:ext cx="5943600" cy="3235960"/>
+                    </a:xfrm>
+                    <a:prstGeom prst="rect">
+                      <a:avLst/>
+                    </a:prstGeom>
+                    <a:ln w="38100" cap="sq">
+                      <a:solidFill>
+                        <a:srgbClr val="000000"/>
+                      </a:solidFill>
+                      <a:prstDash val="solid"/>
+                      <a:miter lim="800000"/>
+                    </a:ln>
+                    <a:effectLst>
+                      <a:outerShdw blurRad="50800" dist="38100" dir="2700000" algn="tl" rotWithShape="0">
+                        <a:srgbClr val="000000">
+                          <a:alpha val="43000"/>
+                        </a:srgbClr>
+                      </a:outerShdw>
+                    </a:effectLst>
+                  </pic:spPr>
+                </pic:pic>
+              </a:graphicData>
+            </a:graphic>
+          </wp:inline>
+        </w:drawing>
+      </w:r>
     </w:p>
     <w:p>
       <w:pPr>
@@ -5771,7 +6363,75 @@
         </w:rPr>
       </w:pPr>
       <w:bookmarkStart w:id="0" w:name="_GoBack"/>
+      <w:r>
+        <w:rPr>
+          <w:noProof/>
+        </w:rPr>
+        <w:drawing>
+          <wp:inline distT="0" distB="0" distL="0" distR="0" wp14:anchorId="27A592A1" wp14:editId="3CBF069B">
+            <wp:extent cx="5943600" cy="3105150"/>
+            <wp:effectExtent l="76200" t="76200" r="114300" b="114300"/>
+            <wp:docPr id="59" name="Picture 59"/>
+            <wp:cNvGraphicFramePr>
+              <a:graphicFrameLocks xmlns:a="http://schemas.openxmlformats.org/drawingml/2006/main" noChangeAspect="1"/>
+            </wp:cNvGraphicFramePr>
+            <a:graphic xmlns:a="http://schemas.openxmlformats.org/drawingml/2006/main">
+              <a:graphicData uri="http://schemas.openxmlformats.org/drawingml/2006/picture">
+                <pic:pic xmlns:pic="http://schemas.openxmlformats.org/drawingml/2006/picture">
+                  <pic:nvPicPr>
+                    <pic:cNvPr id="0" name=""/>
+                    <pic:cNvPicPr/>
+                  </pic:nvPicPr>
+                  <pic:blipFill>
+                    <a:blip r:embed="rId66"/>
+                    <a:stretch>
+                      <a:fillRect/>
+                    </a:stretch>
+                  </pic:blipFill>
+                  <pic:spPr>
+                    <a:xfrm>
+                      <a:off x="0" y="0"/>
+                      <a:ext cx="5943600" cy="3105150"/>
+                    </a:xfrm>
+                    <a:prstGeom prst="rect">
+                      <a:avLst/>
+                    </a:prstGeom>
+                    <a:ln w="38100" cap="sq">
+                      <a:solidFill>
+                        <a:srgbClr val="000000"/>
+                      </a:solidFill>
+                      <a:prstDash val="solid"/>
+                      <a:miter lim="800000"/>
+                    </a:ln>
+                    <a:effectLst>
+                      <a:outerShdw blurRad="50800" dist="38100" dir="2700000" algn="tl" rotWithShape="0">
+                        <a:srgbClr val="000000">
+                          <a:alpha val="43000"/>
+                        </a:srgbClr>
+                      </a:outerShdw>
+                    </a:effectLst>
+                  </pic:spPr>
+                </pic:pic>
+              </a:graphicData>
+            </a:graphic>
+          </wp:inline>
+        </w:drawing>
+      </w:r>
       <w:bookmarkEnd w:id="0"/>
+    </w:p>
+    <w:p>
+      <w:pPr>
+        <w:rPr>
+          <w:lang w:val="en-GB"/>
+        </w:rPr>
+      </w:pPr>
+    </w:p>
+    <w:p>
+      <w:pPr>
+        <w:rPr>
+          <w:lang w:val="en-GB"/>
+        </w:rPr>
+      </w:pPr>
     </w:p>
     <w:p>
       <w:pPr>
